--- a/Clients/AXRT/AXRT-AI-Growth-Blueprint.docx
+++ b/Clients/AXRT/AXRT-AI-Growth-Blueprint.docx
@@ -358,7 +358,8 @@
       <w:pPr>
         <w:pStyle w:val="Heading1"/>
         <w:keepNext/>
-        <w:spacing w:after="120" w:before="480" w:line="240"/>
+        <w:pageBreakBefore/>
+        <w:spacing w:after="120" w:before="0" w:line="240"/>
       </w:pPr>
       <w:r>
         <w:rPr>
@@ -497,7 +498,7 @@
                 <w:sz w:val="44"/>
                 <w:szCs w:val="44"/>
               </w:rPr>
-              <w:t xml:space="preserve">$26B</w:t>
+              <w:t xml:space="preserve">$7.2B</w:t>
             </w:r>
           </w:p>
           <w:p>
@@ -512,7 +513,7 @@
                 <w:sz w:val="17"/>
                 <w:szCs w:val="17"/>
               </w:rPr>
-              <w:t xml:space="preserve">Medical Device Training Market</w:t>
+              <w:t xml:space="preserve">Device Training Market by 2030</w:t>
             </w:r>
           </w:p>
         </w:tc>
@@ -563,7 +564,7 @@
                 <w:sz w:val="17"/>
                 <w:szCs w:val="17"/>
               </w:rPr>
-              <w:t xml:space="preserve">National Locations</w:t>
+              <w:t xml:space="preserve">National Bioskills Labs</w:t>
             </w:r>
           </w:p>
         </w:tc>
@@ -650,7 +651,7 @@
                 <w:sz w:val="44"/>
                 <w:szCs w:val="44"/>
               </w:rPr>
-              <w:t xml:space="preserve">70%+</w:t>
+              <w:t xml:space="preserve">~16%</w:t>
             </w:r>
           </w:p>
           <w:p>
@@ -665,7 +666,7 @@
                 <w:sz w:val="17"/>
                 <w:szCs w:val="17"/>
               </w:rPr>
-              <w:t xml:space="preserve">Device Cos. Require Lab Training</w:t>
+              <w:t xml:space="preserve">Medical Simulation Market CAGR</w:t>
             </w:r>
           </w:p>
         </w:tc>
@@ -701,7 +702,7 @@
                 <w:sz w:val="44"/>
                 <w:szCs w:val="44"/>
               </w:rPr>
-              <w:t xml:space="preserve">22%</w:t>
+              <w:t xml:space="preserve">10+ yrs</w:t>
             </w:r>
           </w:p>
           <w:p>
@@ -716,7 +717,7 @@
                 <w:sz w:val="17"/>
                 <w:szCs w:val="17"/>
               </w:rPr>
-              <w:t xml:space="preserve">AI in Medical Simulation CAGR</w:t>
+              <w:t xml:space="preserve">Serving the Medtech Industry</w:t>
             </w:r>
           </w:p>
         </w:tc>
@@ -746,7 +747,7 @@
           <w:sz w:val="22"/>
           <w:szCs w:val="22"/>
         </w:rPr>
-        <w:t xml:space="preserve">Axis Research &amp; Technologies holds a position in the medical device training industry that no competitor can replicate. Four nationally distributed bioskills facilities, a proprietary AI telemetry platform (OMNIMED SmartOR), a landmark partnership with the University of Maryland School of Medicine, and a decade of credibility serving the medical device industry's most demanding training requirements — these are not capabilities a competitor can spin up in a quarter.</w:t>
+        <w:t xml:space="preserve">Axis Research &amp; Technologies holds a position in the medical device training industry that no competitor can replicate. Four nationally distributed bioskills facilities, a proprietary AI telemetry platform (OMNIMED SmartOR), a landmark partnership with the University of Maryland, Baltimore, and a decade of credibility serving the medical device industry's most demanding training requirements — these are not capabilities a competitor can spin up in a quarter.</w:t>
       </w:r>
     </w:p>
     <w:p>
@@ -765,7 +766,7 @@
           <w:sz w:val="22"/>
           <w:szCs w:val="22"/>
         </w:rPr>
-        <w:t xml:space="preserve">Yet Axis is virtually invisible digitally. A company building the nation's first AI-powered Smart Surgical Performance Center has fewer than 50 LinkedIn followers. Its facilities — which serve FDA-regulated training for some of America's largest medical device manufacturers — cannot be found through the search queries its clients use daily. The OMNIMED SmartOR platform, a genuine AI innovation in surgical performance analytics, has no dedicated product presence online.</w:t>
+        <w:t xml:space="preserve">Axis has built a solid digital foundation — 2,027 LinkedIn followers, active Google Business Profiles across all four locations, 57 five-star Google reviews at the Irvine facility alone, and consistent content supported by a 10-year marketing partner. What has not yet been built is the AI search layer. The OMNIMED SmartOR platform has no dedicated product presence online, and traditional SEO does not translate into visibility on the AI-powered discovery tools — Perplexity, ChatGPT, Microsoft Copilot — that medical device buyers increasingly use to identify and vet vendors.</w:t>
       </w:r>
     </w:p>
     <w:p>
@@ -784,7 +785,7 @@
           <w:sz w:val="22"/>
           <w:szCs w:val="22"/>
         </w:rPr>
-        <w:t xml:space="preserve">This blueprint identifies three moves that close the gap between Axis's operational excellence and its commercial reach: getting discovered by the right medical device buyers, winning named-account relationships through AI-assisted intelligence and outreach, and scaling the technology platform alongside the physical facilities. The goal is not to rebuild Axis — it is to ensure that the world finds what Axis has already built.</w:t>
+        <w:t xml:space="preserve">This blueprint works on two fronts at once. The growth front (Section 11) closes the gap between Axis's operational excellence and its commercial reach: getting discovered by the right medical device buyers, winning named-account relationships through AI-assisted intelligence, and scaling the technology platform alongside the physical facilities. The efficiency front (Section 12) turns inward — using AI to make the daily work of running four labs faster, cheaper, and less dependent on a handful of key people, so the excellence in today's reviews scales to the UMD center and OMNIMED SmartOR without multiplying overhead.</w:t>
       </w:r>
     </w:p>
     <w:p>
@@ -803,17 +804,15 @@
           <w:sz w:val="22"/>
           <w:szCs w:val="22"/>
         </w:rPr>
-        <w:t xml:space="preserve">Ravi Jain and the Technijian team prepared this analysis after learning about Axis's work and recognizing an immediate alignment: Technijian specializes in helping healthcare technology organizations deploy AI that drives growth, not just efficiency. We look forward to a conversation with Nick Moran and Jill Goodwin about where to begin.</w:t>
-      </w:r>
-      <w:r>
-        <w:br w:type="page"/>
+        <w:t xml:space="preserve">The goal is not to rebuild Axis — it is to ensure the world finds what Axis has already built, and that Axis can deliver it at scale without losing the flawless experience its clients describe. Ravi Jain and the Technijian team prepared this analysis after learning about Axis's work and recognizing an immediate alignment: Technijian helps healthcare technology organizations deploy AI that drives growth and operational efficiency together. We look forward to a conversation with Nick Moran and Jill Goodwin about where to begin.</w:t>
       </w:r>
     </w:p>
     <w:p>
       <w:pPr>
         <w:pStyle w:val="Heading1"/>
         <w:keepNext/>
-        <w:spacing w:after="120" w:before="480" w:line="240"/>
+        <w:pageBreakBefore/>
+        <w:spacing w:after="120" w:before="0" w:line="240"/>
       </w:pPr>
       <w:r>
         <w:rPr>
@@ -1874,7 +1873,7 @@
                 <w:sz w:val="20"/>
                 <w:szCs w:val="20"/>
               </w:rPr>
-              <w:t xml:space="preserve">In October 2025, Axis announced a joint venture with the University of Maryland School of Medicine to build the nation's first AI-powered Smart Surgical Performance Center — 36,000 sq ft integrating cadaveric training, high-fidelity simulation suites, and the OMNIMED SmartOR platform.</w:t>
+              <w:t xml:space="preserve">In October 2025, Axis announced a joint venture with the University of Maryland, Baltimore (UMB) to build the nation's first AI-powered Smart Surgical Performance Center — 36,000 sq ft integrating cadaveric training, high-fidelity simulation suites, and the OMNIMED SmartOR platform.</w:t>
             </w:r>
           </w:p>
           <w:p>
@@ -1897,15 +1896,11 @@
       </w:tr>
     </w:tbl>
     <w:p>
-      <w:r>
-        <w:br w:type="page"/>
-      </w:r>
-    </w:p>
-    <w:p>
       <w:pPr>
         <w:pStyle w:val="Heading1"/>
         <w:keepNext/>
-        <w:spacing w:after="120" w:before="480" w:line="240"/>
+        <w:pageBreakBefore/>
+        <w:spacing w:after="120" w:before="0" w:line="240"/>
       </w:pPr>
       <w:r>
         <w:rPr>
@@ -2027,7 +2022,7 @@
           <w:sz w:val="22"/>
           <w:szCs w:val="22"/>
         </w:rPr>
-        <w:t xml:space="preserve">This is the market Axis serves. It is not discretionary. Medical device companies do not cut training budgets because they cannot commercialize devices without them. The $26 billion global medical device education and training market reflects this structural demand, growing at a sustained rate driven by device innovation, surgical specialization, and post-pandemic backlog recovery.</w:t>
+        <w:t xml:space="preserve">This is the market Axis serves. It is not discretionary. Medical device companies do not cut training budgets because they cannot commercialize devices without them. The global medical device training market — estimated in the several-billion-dollar range and projected to roughly double to about $7 billion by 2030 — reflects this structural demand, growing at a sustained rate driven by device innovation, surgical specialization, and post-pandemic backlog recovery.</w:t>
       </w:r>
     </w:p>
     <w:p>
@@ -2467,7 +2462,7 @@
                 <w:sz w:val="20"/>
                 <w:szCs w:val="20"/>
               </w:rPr>
-              <w:t xml:space="preserve">$3.2B market by 2028; 22% CAGR</w:t>
+              <w:t xml:space="preserve">Multi-billion-dollar market growing ~16% annually</w:t>
             </w:r>
           </w:p>
         </w:tc>
@@ -2992,15 +2987,11 @@
       </w:tr>
     </w:tbl>
     <w:p>
-      <w:r>
-        <w:br w:type="page"/>
-      </w:r>
-    </w:p>
-    <w:p>
       <w:pPr>
         <w:pStyle w:val="Heading1"/>
         <w:keepNext/>
-        <w:spacing w:after="120" w:before="480" w:line="240"/>
+        <w:pageBreakBefore/>
+        <w:spacing w:after="120" w:before="0" w:line="240"/>
       </w:pPr>
       <w:r>
         <w:rPr>
@@ -4057,15 +4048,11 @@
       </w:tr>
     </w:tbl>
     <w:p>
-      <w:r>
-        <w:br w:type="page"/>
-      </w:r>
-    </w:p>
-    <w:p>
       <w:pPr>
         <w:pStyle w:val="Heading1"/>
         <w:keepNext/>
-        <w:spacing w:after="120" w:before="480" w:line="240"/>
+        <w:pageBreakBefore/>
+        <w:spacing w:after="120" w:before="0" w:line="240"/>
       </w:pPr>
       <w:r>
         <w:rPr>
@@ -4469,15 +4456,11 @@
       </w:tr>
     </w:tbl>
     <w:p>
-      <w:r>
-        <w:br w:type="page"/>
-      </w:r>
-    </w:p>
-    <w:p>
       <w:pPr>
         <w:pStyle w:val="Heading1"/>
         <w:keepNext/>
-        <w:spacing w:after="120" w:before="480" w:line="240"/>
+        <w:pageBreakBefore/>
+        <w:spacing w:after="120" w:before="0" w:line="240"/>
       </w:pPr>
       <w:r>
         <w:rPr>
@@ -6925,15 +6908,11 @@
       </w:tr>
     </w:tbl>
     <w:p>
-      <w:r>
-        <w:br w:type="page"/>
-      </w:r>
-    </w:p>
-    <w:p>
       <w:pPr>
         <w:pStyle w:val="Heading1"/>
         <w:keepNext/>
-        <w:spacing w:after="120" w:before="480" w:line="240"/>
+        <w:pageBreakBefore/>
+        <w:spacing w:after="120" w:before="0" w:line="240"/>
       </w:pPr>
       <w:r>
         <w:rPr>
@@ -8269,15 +8248,11 @@
       </w:tr>
     </w:tbl>
     <w:p>
-      <w:r>
-        <w:br w:type="page"/>
-      </w:r>
-    </w:p>
-    <w:p>
       <w:pPr>
         <w:pStyle w:val="Heading1"/>
         <w:keepNext/>
-        <w:spacing w:after="120" w:before="480" w:line="240"/>
+        <w:pageBreakBefore/>
+        <w:spacing w:after="120" w:before="0" w:line="240"/>
       </w:pPr>
       <w:r>
         <w:rPr>
@@ -8380,7 +8355,7 @@
           <w:sz w:val="22"/>
           <w:szCs w:val="22"/>
         </w:rPr>
-        <w:t xml:space="preserve">Axis's brand credibility — built through 10 years of serving the medical device industry, a landmark UMD partnership, and the development of OMNIMED SmartOR — is not matched by its digital presence. The gap between operational excellence and online visibility represents the fastest recoverable growth opportunity available.</w:t>
+        <w:t xml:space="preserve">Axis has a stronger digital foundation than most cold-call prospects: 2,027 LinkedIn followers, active Google Business Profiles at all four locations (57 five-star Google reviews in Irvine alone), a consistent content program, and a 10-year marketing partner managing SEO. The gap is not traditional digital presence — it is AI search presence. The generation of buyers who use Perplexity, ChatGPT, and Microsoft Copilot to discover and vet vendors is growing fast, and those tools do not yet know Axis exists.</w:t>
       </w:r>
     </w:p>
     <w:p>
@@ -8589,7 +8564,7 @@
                 <w:sz w:val="20"/>
                 <w:szCs w:val="20"/>
               </w:rPr>
-              <w:t xml:space="preserve">Functional but minimal; no blog, no case studies, no SEO content strategy</w:t>
+              <w:t xml:space="preserve">Active blog and SEO-optimized content managed by a 10-year marketing partner; no dedicated OMNIMED SmartOR product page</w:t>
             </w:r>
           </w:p>
         </w:tc>
@@ -8624,7 +8599,7 @@
                 <w:sz w:val="20"/>
                 <w:szCs w:val="20"/>
               </w:rPr>
-              <w:t xml:space="preserve">Invisible for high-intent search queries from Training Directors</w:t>
+              <w:t xml:space="preserve">GEO/AEO layer missing — AI search tools cannot cite Axis for surgical training queries; OMNIMED needs its own landing page</w:t>
             </w:r>
           </w:p>
         </w:tc>
@@ -8699,7 +8674,7 @@
                 <w:sz w:val="20"/>
                 <w:szCs w:val="20"/>
               </w:rPr>
-              <w:t xml:space="preserve">43 followers — critically low for a $11M medtech brand</w:t>
+              <w:t xml:space="preserve">2,027 followers — solid foundation for a bioskills brand; content is present</w:t>
             </w:r>
           </w:p>
         </w:tc>
@@ -8734,7 +8709,7 @@
                 <w:sz w:val="20"/>
                 <w:szCs w:val="20"/>
               </w:rPr>
-              <w:t xml:space="preserve">Peers in this space have 1,000-10,000 followers; thought leadership is table stakes</w:t>
+              <w:t xml:space="preserve">Peers in adjacent medtech categories hold 5,000–15,000 followers; AI-assisted thought leadership can accelerate organic reach around OMNIMED and UMD</w:t>
             </w:r>
           </w:p>
         </w:tc>
@@ -8809,7 +8784,7 @@
                 <w:sz w:val="20"/>
                 <w:szCs w:val="20"/>
               </w:rPr>
-              <w:t xml:space="preserve">Not found for Irvine or other locations</w:t>
+              <w:t xml:space="preserve">GBP active for all 4 locations; 57 five-star Google reviews at Irvine alone</w:t>
             </w:r>
           </w:p>
         </w:tc>
@@ -8844,7 +8819,7 @@
                 <w:sz w:val="20"/>
                 <w:szCs w:val="20"/>
               </w:rPr>
-              <w:t xml:space="preserve">Device company buyers search "bioskills lab near me" and find competitors</w:t>
+              <w:t xml:space="preserve">Systematic AI-powered review generation can extend this strength to Columbia, Nashville, and Houston — and activate reviews as a search-ranking signal</w:t>
             </w:r>
           </w:p>
         </w:tc>
@@ -8954,7 +8929,7 @@
                 <w:sz w:val="20"/>
                 <w:szCs w:val="20"/>
               </w:rPr>
-              <w:t xml:space="preserve">A genuine AI product with no digital home — invisible to buyers searching for AI surgical tools</w:t>
+              <w:t xml:space="preserve">A genuine AI product with no digital home — invisible to buyers searching for AI surgical analytics or performance telemetry tools</w:t>
             </w:r>
           </w:p>
         </w:tc>
@@ -9029,7 +9004,7 @@
                 <w:sz w:val="20"/>
                 <w:szCs w:val="20"/>
               </w:rPr>
-              <w:t xml:space="preserve">UMD partnership press release exists on PR Newswire; no owned follow-up content</w:t>
+              <w:t xml:space="preserve">Consistent blog and SEO content in place via marketing partner; UMD press release on PR Newswire</w:t>
             </w:r>
           </w:p>
         </w:tc>
@@ -9064,7 +9039,7 @@
                 <w:sz w:val="20"/>
                 <w:szCs w:val="20"/>
               </w:rPr>
-              <w:t xml:space="preserve">One press release is not enough; Axis needs ongoing content to own the "AI surgical training" search category</w:t>
+              <w:t xml:space="preserve">Content strategy is not yet optimized for AI-powered search citations (Perplexity, ChatGPT, Copilot) — GEO is a distinct discipline from traditional SEO</w:t>
             </w:r>
           </w:p>
         </w:tc>
@@ -9139,7 +9114,7 @@
                 <w:sz w:val="20"/>
                 <w:szCs w:val="20"/>
               </w:rPr>
-              <w:t xml:space="preserve">No visible Google reviews, Trustpilot, or testimonials</w:t>
+              <w:t xml:space="preserve">57 five-star reviews in Irvine; all-location GBP active</w:t>
             </w:r>
           </w:p>
         </w:tc>
@@ -9174,7 +9149,7 @@
                 <w:sz w:val="20"/>
                 <w:szCs w:val="20"/>
               </w:rPr>
-              <w:t xml:space="preserve">Surgeon faculty recommendations carry enormous weight; they need to be captured and published</w:t>
+              <w:t xml:space="preserve">Systematic review solicitation across all 4 locations and video testimonial capture from surgeon faculty would amplify social proof significantly</w:t>
             </w:r>
           </w:p>
         </w:tc>
@@ -9223,7 +9198,7 @@
           <w:sz w:val="22"/>
           <w:szCs w:val="22"/>
         </w:rPr>
-        <w:t xml:space="preserve">A Training Director at a major medical device company evaluating bioskills labs for their next product launch will typically spend 20-30 minutes on Google before making a single phone call. If Axis does not appear in that search journey — across organic search, Google Maps, LinkedIn, and AI-powered discovery tools — the call never happens, and the booking goes to a competitor who has invested in digital visibility.</w:t>
+        <w:t xml:space="preserve">A Training Director at a major medical device company evaluating bioskills labs will increasingly ask ChatGPT or Perplexity "what are the best surgical simulation facilities for orthopedic device training?" before they ever open Google Maps. Axis's traditional SEO strategy — which is working well in conventional search — does not yet translate into citations in those AI-generated answers. That is the gap Technijian closes: Generative Engine Optimization (GEO) ensures that when AI tools summarize the competitive landscape, Axis and OMNIMED SmartOR are cited.</w:t>
       </w:r>
     </w:p>
     <w:p>
@@ -9242,103 +9217,34 @@
           <w:sz w:val="22"/>
           <w:szCs w:val="22"/>
         </w:rPr>
-        <w:t xml:space="preserve">This is not a branding problem. It is an infrastructure problem — one that Technijian is specifically designed to solve for healthcare technology companies at Axis's stage.</w:t>
-      </w:r>
-    </w:p>
-    <w:p>
-      <w:r>
-        <w:br w:type="page"/>
-      </w:r>
-    </w:p>
-    <w:p>
-      <w:pPr>
-        <w:pStyle w:val="Heading1"/>
+        <w:t xml:space="preserve">This is not a critique of the existing marketing partnership — it is a next frontier that most specialized agencies have not yet built capability in. Technijian's AI-native approach sits alongside the existing strategy, not in competition with it.</w:t>
+      </w:r>
+    </w:p>
+    <w:p>
+      <w:pPr>
+        <w:spacing w:after="0" w:before="160"/>
+      </w:pPr>
+      <w:r>
+        <w:t xml:space="preserve"/>
+      </w:r>
+    </w:p>
+    <w:p>
+      <w:pPr>
+        <w:pStyle w:val="Heading2"/>
         <w:keepNext/>
-        <w:spacing w:after="120" w:before="480" w:line="240"/>
+        <w:keepLines/>
+        <w:spacing w:after="120" w:before="280"/>
       </w:pPr>
       <w:r>
         <w:rPr>
           <w:rFonts w:ascii="Open Sans" w:cs="Open Sans" w:eastAsia="Open Sans" w:hAnsi="Open Sans"/>
-          <w:color w:val="FFFFFF"/>
-          <w:sz w:val="2"/>
-          <w:szCs w:val="2"/>
+          <w:b/>
+          <w:bCs/>
+          <w:color w:val="F67D4B"/>
+          <w:sz w:val="26"/>
+          <w:szCs w:val="26"/>
         </w:rPr>
-        <w:t xml:space="preserve">09  Technijian Capability Proof</w:t>
-      </w:r>
-    </w:p>
-    <w:tbl>
-      <w:tblPr>
-        <w:tblW w:type="dxa" w:w="9360"/>
-        <w:tblBorders>
-          <w:top w:val="none" w:color="FFFFFF" w:sz="0"/>
-          <w:left w:val="none" w:color="FFFFFF" w:sz="0"/>
-          <w:bottom w:val="none" w:color="FFFFFF" w:sz="0"/>
-          <w:right w:val="none" w:color="FFFFFF" w:sz="0"/>
-          <w:insideH w:val="single" w:color="auto" w:sz="4"/>
-          <w:insideV w:val="single" w:color="auto" w:sz="4"/>
-        </w:tblBorders>
-      </w:tblPr>
-      <w:tblGrid>
-        <w:gridCol w:w="120"/>
-        <w:gridCol w:w="9240"/>
-      </w:tblGrid>
-      <w:tr>
-        <w:tc>
-          <w:tcPr>
-            <w:tcW w:type="dxa" w:w="120"/>
-            <w:tcBorders>
-              <w:top w:val="none" w:color="FFFFFF" w:sz="0"/>
-              <w:left w:val="none" w:color="FFFFFF" w:sz="0"/>
-              <w:bottom w:val="none" w:color="FFFFFF" w:sz="0"/>
-              <w:right w:val="none" w:color="FFFFFF" w:sz="0"/>
-            </w:tcBorders>
-            <w:shd w:fill="006DB6" w:val="clear"/>
-          </w:tcPr>
-          <w:p>
-            <w:r>
-              <w:t xml:space="preserve"/>
-            </w:r>
-          </w:p>
-        </w:tc>
-        <w:tc>
-          <w:tcPr>
-            <w:tcW w:type="dxa" w:w="9240"/>
-            <w:tcBorders>
-              <w:top w:val="none" w:color="FFFFFF" w:sz="0"/>
-              <w:left w:val="none" w:color="FFFFFF" w:sz="0"/>
-              <w:bottom w:val="none" w:color="FFFFFF" w:sz="0"/>
-              <w:right w:val="none" w:color="FFFFFF" w:sz="0"/>
-            </w:tcBorders>
-            <w:tcMar>
-              <w:top w:type="dxa" w:w="100"/>
-              <w:left w:type="dxa" w:w="200"/>
-              <w:bottom w:type="dxa" w:w="100"/>
-              <w:right w:type="dxa" w:w="0"/>
-            </w:tcMar>
-            <w:vAlign w:val="center"/>
-          </w:tcPr>
-          <w:p>
-            <w:r>
-              <w:rPr>
-                <w:rFonts w:ascii="Open Sans" w:cs="Open Sans" w:eastAsia="Open Sans" w:hAnsi="Open Sans"/>
-                <w:b/>
-                <w:bCs/>
-                <w:color w:val="006DB6"/>
-                <w:sz w:val="34"/>
-                <w:szCs w:val="34"/>
-              </w:rPr>
-              <w:t xml:space="preserve">09  Technijian Capability Proof</w:t>
-            </w:r>
-          </w:p>
-        </w:tc>
-      </w:tr>
-    </w:tbl>
-    <w:p>
-      <w:pPr>
-        <w:spacing w:after="0" w:before="160"/>
-      </w:pPr>
-      <w:r>
-        <w:t xml:space="preserve"/>
+        <w:t xml:space="preserve">AI Search Reality Check</w:t>
       </w:r>
     </w:p>
     <w:p>
@@ -9357,15 +9263,7 @@
           <w:sz w:val="22"/>
           <w:szCs w:val="22"/>
         </w:rPr>
-        <w:t xml:space="preserve">Technijian brings direct experience helping healthcare and technology organizations bridge the gap between operational excellence and commercial growth. The following five engagements are directly relevant to the challenges Axis faces today.</w:t>
-      </w:r>
-    </w:p>
-    <w:p>
-      <w:pPr>
-        <w:spacing w:after="0" w:before="160"/>
-      </w:pPr>
-      <w:r>
-        <w:t xml:space="preserve"/>
+        <w:t xml:space="preserve">Here is the gap made concrete. When a buyer asks an AI assistant the question below today, this is the shape of the answer they get — illustrative of how AI search resolves this query right now:</w:t>
       </w:r>
     </w:p>
     <w:tbl>
@@ -9397,7 +9295,7 @@
               <w:bottom w:val="none" w:color="FFFFFF" w:sz="0"/>
               <w:right w:val="none" w:color="FFFFFF" w:sz="0"/>
             </w:tcBorders>
-            <w:shd w:fill="006DB6" w:val="clear"/>
+            <w:shd w:fill="F67D4B" w:val="clear"/>
           </w:tcPr>
           <w:p>
             <w:r>
@@ -9425,74 +9323,232 @@
           <w:p>
             <w:pPr>
               <w:keepNext/>
-              <w:spacing w:after="80"/>
+              <w:keepLines/>
+              <w:spacing w:after="80" w:before="80"/>
             </w:pPr>
             <w:r>
               <w:rPr>
                 <w:rFonts w:ascii="Open Sans" w:cs="Open Sans" w:eastAsia="Open Sans" w:hAnsi="Open Sans"/>
                 <w:b/>
                 <w:bCs/>
-                <w:color w:val="1A1A2E"/>
+                <w:color w:val="F67D4B"/>
                 <w:sz w:val="22"/>
                 <w:szCs w:val="22"/>
               </w:rPr>
-              <w:t xml:space="preserve">Build 1: AI Lead Generation for a Healthcare Services Firm</w:t>
+              <w:t xml:space="preserve">Prompt: "Best bioskills lab for a national orthopedic device training program?"</w:t>
             </w:r>
           </w:p>
           <w:p>
             <w:pPr>
               <w:keepNext/>
-              <w:spacing w:after="60"/>
-            </w:pPr>
+              <w:keepLines/>
+              <w:spacing w:after="60" w:before="40" w:line="300"/>
+            </w:pPr>
+            <w:r>
+              <w:rPr>
+                <w:rFonts w:ascii="Open Sans" w:cs="Open Sans" w:eastAsia="Open Sans" w:hAnsi="Open Sans"/>
+                <w:color w:val="59595B"/>
+                <w:sz w:val="20"/>
+                <w:szCs w:val="20"/>
+              </w:rPr>
+              <w:t xml:space="preserve">TODAY — the AI assistant answers with whichever facilities have the strongest content and third-party signals it can read: it names university simulation centers and a couple of national competitors, and does NOT mention Axis or OMNIMED SmartOR — even though Axis has the superior physical footprint and the only AI telemetry platform in the category. Axis is invisible at the exact moment the buyer is forming a shortlist.</w:t>
+            </w:r>
+          </w:p>
+          <w:p>
+            <w:pPr>
+              <w:keepNext w:val="false"/>
+              <w:keepLines/>
+              <w:spacing w:after="60" w:before="40" w:line="300"/>
+            </w:pPr>
+            <w:r>
+              <w:rPr>
+                <w:rFonts w:ascii="Open Sans" w:cs="Open Sans" w:eastAsia="Open Sans" w:hAnsi="Open Sans"/>
+                <w:color w:val="59595B"/>
+                <w:sz w:val="20"/>
+                <w:szCs w:val="20"/>
+              </w:rPr>
+              <w:t xml:space="preserve">AFTER GEO — the same query returns Axis as a cited option ("Axis Research &amp; Technologies operates four national bioskills labs with an AI surgical-performance platform, OMNIMED SmartOR…"), with the product page and reviews as the supporting evidence the assistant points to.</w:t>
+            </w:r>
+          </w:p>
+        </w:tc>
+      </w:tr>
+    </w:tbl>
+    <w:p>
+      <w:pPr>
+        <w:spacing w:after="140" w:before="0" w:line="320"/>
+        <w:jc w:val="both"/>
+      </w:pPr>
+      <w:r>
+        <w:rPr>
+          <w:rFonts w:ascii="Open Sans" w:cs="Open Sans" w:eastAsia="Open Sans" w:hAnsi="Open Sans"/>
+          <w:b w:val="false"/>
+          <w:bCs w:val="false"/>
+          <w:i/>
+          <w:iCs/>
+          <w:color w:val="59595B"/>
+          <w:sz w:val="18"/>
+          <w:szCs w:val="18"/>
+        </w:rPr>
+        <w:t xml:space="preserve">(Illustrative of current AI-search behavior for this query class; the live result is part of the Nexus Assess baseline.)</w:t>
+      </w:r>
+    </w:p>
+    <w:p>
+      <w:pPr>
+        <w:spacing w:after="0" w:before="160"/>
+      </w:pPr>
+      <w:r>
+        <w:t xml:space="preserve"/>
+      </w:r>
+    </w:p>
+    <w:p>
+      <w:pPr>
+        <w:pStyle w:val="Heading2"/>
+        <w:keepNext/>
+        <w:keepLines/>
+        <w:spacing w:after="120" w:before="280"/>
+      </w:pPr>
+      <w:r>
+        <w:rPr>
+          <w:rFonts w:ascii="Open Sans" w:cs="Open Sans" w:eastAsia="Open Sans" w:hAnsi="Open Sans"/>
+          <w:b/>
+          <w:bCs/>
+          <w:color w:val="CC0000"/>
+          <w:sz w:val="26"/>
+          <w:szCs w:val="26"/>
+        </w:rPr>
+        <w:t xml:space="preserve">The Cost of Waiting</w:t>
+      </w:r>
+    </w:p>
+    <w:p>
+      <w:pPr>
+        <w:spacing w:after="140" w:before="0" w:line="320"/>
+        <w:jc w:val="both"/>
+      </w:pPr>
+      <w:r>
+        <w:rPr>
+          <w:rFonts w:ascii="Open Sans" w:cs="Open Sans" w:eastAsia="Open Sans" w:hAnsi="Open Sans"/>
+          <w:b w:val="false"/>
+          <w:bCs w:val="false"/>
+          <w:i w:val="false"/>
+          <w:iCs w:val="false"/>
+          <w:color w:val="59595B"/>
+          <w:sz w:val="22"/>
+          <w:szCs w:val="22"/>
+        </w:rPr>
+        <w:t xml:space="preserve">AI-search visibility compounds, and it rewards whoever optimizes first. Every quarter Axis is not cited, the assistants learn to answer "best bioskills lab" with someone else — and that default, once set in the training and retrieval data, is far harder and more expensive to dislodge than to claim now. The UMD Smart Surgical Performance Center gives Axis a genuine "nation's first" story to own the category narrative; that window is widest before competitors build their own AI presence. The cost of waiting is not zero — it is a competitor becoming the default answer.</w:t>
+      </w:r>
+    </w:p>
+    <w:p>
+      <w:pPr>
+        <w:pStyle w:val="Heading1"/>
+        <w:keepNext/>
+        <w:pageBreakBefore/>
+        <w:spacing w:after="120" w:before="0" w:line="240"/>
+      </w:pPr>
+      <w:r>
+        <w:rPr>
+          <w:rFonts w:ascii="Open Sans" w:cs="Open Sans" w:eastAsia="Open Sans" w:hAnsi="Open Sans"/>
+          <w:color w:val="FFFFFF"/>
+          <w:sz w:val="2"/>
+          <w:szCs w:val="2"/>
+        </w:rPr>
+        <w:t xml:space="preserve">09  Technijian Capability Proof</w:t>
+      </w:r>
+    </w:p>
+    <w:tbl>
+      <w:tblPr>
+        <w:tblW w:type="dxa" w:w="9360"/>
+        <w:tblBorders>
+          <w:top w:val="none" w:color="FFFFFF" w:sz="0"/>
+          <w:left w:val="none" w:color="FFFFFF" w:sz="0"/>
+          <w:bottom w:val="none" w:color="FFFFFF" w:sz="0"/>
+          <w:right w:val="none" w:color="FFFFFF" w:sz="0"/>
+          <w:insideH w:val="single" w:color="auto" w:sz="4"/>
+          <w:insideV w:val="single" w:color="auto" w:sz="4"/>
+        </w:tblBorders>
+      </w:tblPr>
+      <w:tblGrid>
+        <w:gridCol w:w="120"/>
+        <w:gridCol w:w="9240"/>
+      </w:tblGrid>
+      <w:tr>
+        <w:tc>
+          <w:tcPr>
+            <w:tcW w:type="dxa" w:w="120"/>
+            <w:tcBorders>
+              <w:top w:val="none" w:color="FFFFFF" w:sz="0"/>
+              <w:left w:val="none" w:color="FFFFFF" w:sz="0"/>
+              <w:bottom w:val="none" w:color="FFFFFF" w:sz="0"/>
+              <w:right w:val="none" w:color="FFFFFF" w:sz="0"/>
+            </w:tcBorders>
+            <w:shd w:fill="006DB6" w:val="clear"/>
+          </w:tcPr>
+          <w:p>
+            <w:r>
+              <w:t xml:space="preserve"/>
+            </w:r>
+          </w:p>
+        </w:tc>
+        <w:tc>
+          <w:tcPr>
+            <w:tcW w:type="dxa" w:w="9240"/>
+            <w:tcBorders>
+              <w:top w:val="none" w:color="FFFFFF" w:sz="0"/>
+              <w:left w:val="none" w:color="FFFFFF" w:sz="0"/>
+              <w:bottom w:val="none" w:color="FFFFFF" w:sz="0"/>
+              <w:right w:val="none" w:color="FFFFFF" w:sz="0"/>
+            </w:tcBorders>
+            <w:tcMar>
+              <w:top w:type="dxa" w:w="100"/>
+              <w:left w:type="dxa" w:w="200"/>
+              <w:bottom w:type="dxa" w:w="100"/>
+              <w:right w:type="dxa" w:w="0"/>
+            </w:tcMar>
+            <w:vAlign w:val="center"/>
+          </w:tcPr>
+          <w:p>
             <w:r>
               <w:rPr>
                 <w:rFonts w:ascii="Open Sans" w:cs="Open Sans" w:eastAsia="Open Sans" w:hAnsi="Open Sans"/>
                 <w:b/>
                 <w:bCs/>
                 <w:color w:val="006DB6"/>
-                <w:sz w:val="20"/>
-                <w:szCs w:val="20"/>
-              </w:rPr>
-              <w:t xml:space="preserve">What Technijian Built: </w:t>
-            </w:r>
-            <w:r>
-              <w:rPr>
-                <w:rFonts w:ascii="Open Sans" w:cs="Open Sans" w:eastAsia="Open Sans" w:hAnsi="Open Sans"/>
-                <w:color w:val="59595B"/>
-                <w:sz w:val="20"/>
-                <w:szCs w:val="20"/>
-              </w:rPr>
-              <w:t xml:space="preserve">Designed and deployed a My AI Lead Gen Pro system targeting named accounts in a B2B healthcare services market. Built persona-specific outreach sequences, intent signal monitoring, and CRM pipeline integration. First qualified leads within 45 days.</w:t>
-            </w:r>
-          </w:p>
-          <w:p>
-            <w:pPr>
-              <w:spacing w:after="60"/>
-            </w:pPr>
-            <w:r>
-              <w:rPr>
-                <w:rFonts w:ascii="Open Sans" w:cs="Open Sans" w:eastAsia="Open Sans" w:hAnsi="Open Sans"/>
-                <w:b/>
-                <w:bCs/>
-                <w:color w:val="F67D4B"/>
-                <w:sz w:val="20"/>
-                <w:szCs w:val="20"/>
-              </w:rPr>
-              <w:t xml:space="preserve">How This Applies to Axis: </w:t>
-            </w:r>
-            <w:r>
-              <w:rPr>
-                <w:rFonts w:ascii="Open Sans" w:cs="Open Sans" w:eastAsia="Open Sans" w:hAnsi="Open Sans"/>
-                <w:color w:val="59595B"/>
-                <w:sz w:val="20"/>
-                <w:szCs w:val="20"/>
-              </w:rPr>
-              <w:t xml:space="preserve">Axis's buyer universe (3,000 FDA-regulated device manufacturers) is perfectly suited for account-based AI outreach. We can build a named-account intelligence system that identifies device companies with active training needs — before they post an RFP.</w:t>
+                <w:sz w:val="34"/>
+                <w:szCs w:val="34"/>
+              </w:rPr>
+              <w:t xml:space="preserve">09  Technijian Capability Proof</w:t>
             </w:r>
           </w:p>
         </w:tc>
       </w:tr>
     </w:tbl>
+    <w:p>
+      <w:pPr>
+        <w:spacing w:after="0" w:before="160"/>
+      </w:pPr>
+      <w:r>
+        <w:t xml:space="preserve"/>
+      </w:r>
+    </w:p>
+    <w:p>
+      <w:pPr>
+        <w:spacing w:after="140" w:before="0" w:line="320"/>
+        <w:jc w:val="both"/>
+      </w:pPr>
+      <w:r>
+        <w:rPr>
+          <w:rFonts w:ascii="Open Sans" w:cs="Open Sans" w:eastAsia="Open Sans" w:hAnsi="Open Sans"/>
+          <w:b w:val="false"/>
+          <w:bCs w:val="false"/>
+          <w:i w:val="false"/>
+          <w:iCs w:val="false"/>
+          <w:color w:val="59595B"/>
+          <w:sz w:val="22"/>
+          <w:szCs w:val="22"/>
+        </w:rPr>
+        <w:t xml:space="preserve">Technijian brings direct experience helping healthcare and technology organizations bridge the gap between operational excellence and commercial growth. The following five engagements are directly relevant to the challenges Axis faces today.</w:t>
+      </w:r>
+    </w:p>
     <w:p>
       <w:pPr>
         <w:spacing w:after="0" w:before="160"/>
@@ -9569,7 +9625,7 @@
                 <w:sz w:val="22"/>
                 <w:szCs w:val="22"/>
               </w:rPr>
-              <w:t xml:space="preserve">Build 2: SEO &amp; GEO Authority for a Multi-Location Medical Services Business</w:t>
+              <w:t xml:space="preserve">Build 1: AI Lead Generation for a Healthcare Services Firm</w:t>
             </w:r>
           </w:p>
           <w:p>
@@ -9595,7 +9651,7 @@
                 <w:sz w:val="20"/>
                 <w:szCs w:val="20"/>
               </w:rPr>
-              <w:t xml:space="preserve">Executed a 12-month SEO and Generative Engine Optimization (GEO) program for a multi-location healthcare services business. Achieved top-3 organic rankings for high-intent local queries and established AI-tool citation presence (Perplexity, ChatGPT, Copilot).</w:t>
+              <w:t xml:space="preserve">Designed and deployed a My AI Lead Gen Pro system targeting named accounts in a B2B healthcare services market. Built persona-specific outreach sequences, intent signal monitoring, and CRM pipeline integration. First qualified leads within 45 days.</w:t>
             </w:r>
           </w:p>
           <w:p>
@@ -9620,7 +9676,7 @@
                 <w:sz w:val="20"/>
                 <w:szCs w:val="20"/>
               </w:rPr>
-              <w:t xml:space="preserve">Axis's four locations each need individual Google Business Profiles, local SEO optimization, and content that ensures AI search tools recommend Axis when Training Directors ask "where can I find a bioskills lab in Houston?" or "best surgical simulation facility in Maryland?"</w:t>
+              <w:t xml:space="preserve">Axis's buyer universe (3,000 FDA-regulated device manufacturers) is perfectly suited for account-based AI outreach. We can build a named-account intelligence system that identifies device companies with active training needs — before they post an RFP.</w:t>
             </w:r>
           </w:p>
         </w:tc>
@@ -9702,7 +9758,7 @@
                 <w:sz w:val="22"/>
                 <w:szCs w:val="22"/>
               </w:rPr>
-              <w:t xml:space="preserve">Build 3: AI Executive Workshop for a Technology Company Leadership Team</w:t>
+              <w:t xml:space="preserve">Build 2: SEO &amp; GEO Authority for a Multi-Location Medical Services Business</w:t>
             </w:r>
           </w:p>
           <w:p>
@@ -9728,7 +9784,7 @@
                 <w:sz w:val="20"/>
                 <w:szCs w:val="20"/>
               </w:rPr>
-              <w:t xml:space="preserve">Facilitated a full-day AI strategy workshop for a C-suite team at a mid-market technology company. Delivered a prioritized AI roadmap, use-case scoring matrix, and 90-day quick-wins plan aligned to their specific revenue model.</w:t>
+              <w:t xml:space="preserve">Executed a 12-month SEO and Generative Engine Optimization (GEO) program for a multi-location healthcare services business. Achieved top-3 organic rankings for high-intent local queries and established AI-tool citation presence (Perplexity, ChatGPT, Copilot).</w:t>
             </w:r>
           </w:p>
           <w:p>
@@ -9753,7 +9809,7 @@
                 <w:sz w:val="20"/>
                 <w:szCs w:val="20"/>
               </w:rPr>
-              <w:t xml:space="preserve">The Axis leadership team — Nick Moran and Jill Goodwin — is at a strategic inflection point. A half-day AI workshop would translate the high-level OMNIMED SmartOR vision into a concrete commercial roadmap, identifying which AI investments generate bookings in the next 90 days vs. the next 2 years.</w:t>
+              <w:t xml:space="preserve">Axis's four locations each need individual Google Business Profiles, local SEO optimization, and content that ensures AI search tools recommend Axis when Training Directors ask "where can I find a bioskills lab in Houston?" or "best surgical simulation facility in Maryland?"</w:t>
             </w:r>
           </w:p>
         </w:tc>
@@ -9835,7 +9891,7 @@
                 <w:sz w:val="22"/>
                 <w:szCs w:val="22"/>
               </w:rPr>
-              <w:t xml:space="preserve">Build 4: Online Booking &amp; CRM Integration for a Multi-Location Service Business</w:t>
+              <w:t xml:space="preserve">Build 3: AI Executive Workshop for a Technology Company Leadership Team</w:t>
             </w:r>
           </w:p>
           <w:p>
@@ -9861,7 +9917,7 @@
                 <w:sz w:val="20"/>
                 <w:szCs w:val="20"/>
               </w:rPr>
-              <w:t xml:space="preserve">Built a custom booking portal integrated with an existing CRM, replacing a phone-only scheduling model. Reduced booking friction by 60%, increased lead capture by 40%, and provided real-time facility utilization dashboards.</w:t>
+              <w:t xml:space="preserve">Facilitated a full-day AI strategy workshop for a C-suite team at a mid-market technology company. Delivered a prioritized AI roadmap, use-case scoring matrix, and 90-day quick-wins plan aligned to their specific revenue model.</w:t>
             </w:r>
           </w:p>
           <w:p>
@@ -9886,7 +9942,7 @@
                 <w:sz w:val="20"/>
                 <w:szCs w:val="20"/>
               </w:rPr>
-              <w:t xml:space="preserve">Axis currently operates on phone and email booking for all four locations. A unified online booking system — allowing Training Directors to check cadaver availability, select dates, and request OMNIMED SmartOR configuration — would eliminate a major conversion barrier and provide Axis management with cross-location pipeline visibility.</w:t>
+              <w:t xml:space="preserve">The Axis leadership team — Nick Moran and Jill Goodwin — is at a strategic inflection point. A half-day AI workshop would translate the high-level OMNIMED SmartOR vision into a concrete commercial roadmap, identifying which AI investments generate bookings in the next 90 days vs. the next 2 years.</w:t>
             </w:r>
           </w:p>
         </w:tc>
@@ -9968,7 +10024,7 @@
                 <w:sz w:val="22"/>
                 <w:szCs w:val="22"/>
               </w:rPr>
-              <w:t xml:space="preserve">Build 5: Managed IT &amp; Cybersecurity for a Healthcare Data Organization</w:t>
+              <w:t xml:space="preserve">Build 4: Online Booking &amp; CRM Integration for a Multi-Location Service Business</w:t>
             </w:r>
           </w:p>
           <w:p>
@@ -9994,7 +10050,7 @@
                 <w:sz w:val="20"/>
                 <w:szCs w:val="20"/>
               </w:rPr>
-              <w:t xml:space="preserve">Deployed unified endpoint management, HIPAA-aligned data governance, and secure cloud backup across a distributed healthcare organization. Established incident response procedures and vendor-agnostic monitoring.</w:t>
+              <w:t xml:space="preserve">Built a custom booking portal integrated with an existing CRM, replacing a phone-only scheduling model. Reduced booking friction by 60%, increased lead capture by 40%, and provided real-time facility utilization dashboards.</w:t>
             </w:r>
           </w:p>
           <w:p>
@@ -10019,22 +10075,675 @@
                 <w:sz w:val="20"/>
                 <w:szCs w:val="20"/>
               </w:rPr>
-              <w:t xml:space="preserve">Axis's four locations handle sensitive medical data — cadaver provenance documentation, surgeon performance records, OMNIMED SmartOR telemetry. A HIPAA-aligned IT infrastructure ensures that this data is protected, compliant, and available for the kind of outcome reporting that device company clients and academic partners require.</w:t>
+              <w:t xml:space="preserve">Axis currently operates on phone and email booking for all four locations. A unified online booking system — allowing Training Directors to check cadaver availability, select dates, and request OMNIMED SmartOR configuration — would eliminate a major conversion barrier and provide Axis management with cross-location pipeline visibility.</w:t>
             </w:r>
           </w:p>
         </w:tc>
       </w:tr>
     </w:tbl>
     <w:p>
-      <w:r>
-        <w:br w:type="page"/>
+      <w:pPr>
+        <w:spacing w:after="0" w:before="160"/>
+      </w:pPr>
+      <w:r>
+        <w:t xml:space="preserve"/>
+      </w:r>
+    </w:p>
+    <w:tbl>
+      <w:tblPr>
+        <w:tblW w:type="dxa" w:w="9360"/>
+        <w:tblBorders>
+          <w:top w:val="single" w:color="auto" w:sz="4"/>
+          <w:left w:val="single" w:color="auto" w:sz="4"/>
+          <w:bottom w:val="single" w:color="auto" w:sz="4"/>
+          <w:right w:val="single" w:color="auto" w:sz="4"/>
+          <w:insideH w:val="single" w:color="auto" w:sz="4"/>
+          <w:insideV w:val="single" w:color="auto" w:sz="4"/>
+        </w:tblBorders>
+      </w:tblPr>
+      <w:tblGrid>
+        <w:gridCol w:w="80"/>
+        <w:gridCol w:w="9280"/>
+      </w:tblGrid>
+      <w:tr>
+        <w:trPr>
+          <w:cantSplit/>
+        </w:trPr>
+        <w:tc>
+          <w:tcPr>
+            <w:tcW w:type="dxa" w:w="80"/>
+            <w:tcBorders>
+              <w:top w:val="none" w:color="FFFFFF" w:sz="0"/>
+              <w:left w:val="none" w:color="FFFFFF" w:sz="0"/>
+              <w:bottom w:val="none" w:color="FFFFFF" w:sz="0"/>
+              <w:right w:val="none" w:color="FFFFFF" w:sz="0"/>
+            </w:tcBorders>
+            <w:shd w:fill="006DB6" w:val="clear"/>
+          </w:tcPr>
+          <w:p>
+            <w:r>
+              <w:t xml:space="preserve"/>
+            </w:r>
+          </w:p>
+        </w:tc>
+        <w:tc>
+          <w:tcPr>
+            <w:tcW w:type="dxa" w:w="9280"/>
+            <w:tcBorders>
+              <w:top w:val="none" w:color="FFFFFF" w:sz="0"/>
+              <w:left w:val="none" w:color="FFFFFF" w:sz="0"/>
+              <w:bottom w:val="none" w:color="FFFFFF" w:sz="0"/>
+              <w:right w:val="none" w:color="FFFFFF" w:sz="0"/>
+            </w:tcBorders>
+            <w:shd w:fill="F8F9FA" w:val="clear"/>
+            <w:tcMar>
+              <w:top w:type="dxa" w:w="160"/>
+              <w:left w:type="dxa" w:w="240"/>
+              <w:bottom w:type="dxa" w:w="160"/>
+              <w:right w:type="dxa" w:w="200"/>
+            </w:tcMar>
+          </w:tcPr>
+          <w:p>
+            <w:pPr>
+              <w:keepNext/>
+              <w:spacing w:after="80"/>
+            </w:pPr>
+            <w:r>
+              <w:rPr>
+                <w:rFonts w:ascii="Open Sans" w:cs="Open Sans" w:eastAsia="Open Sans" w:hAnsi="Open Sans"/>
+                <w:b/>
+                <w:bCs/>
+                <w:color w:val="1A1A2E"/>
+                <w:sz w:val="22"/>
+                <w:szCs w:val="22"/>
+              </w:rPr>
+              <w:t xml:space="preserve">Build 5: Managed IT &amp; Cybersecurity for a Healthcare Data Organization</w:t>
+            </w:r>
+          </w:p>
+          <w:p>
+            <w:pPr>
+              <w:keepNext/>
+              <w:spacing w:after="60"/>
+            </w:pPr>
+            <w:r>
+              <w:rPr>
+                <w:rFonts w:ascii="Open Sans" w:cs="Open Sans" w:eastAsia="Open Sans" w:hAnsi="Open Sans"/>
+                <w:b/>
+                <w:bCs/>
+                <w:color w:val="006DB6"/>
+                <w:sz w:val="20"/>
+                <w:szCs w:val="20"/>
+              </w:rPr>
+              <w:t xml:space="preserve">What Technijian Built: </w:t>
+            </w:r>
+            <w:r>
+              <w:rPr>
+                <w:rFonts w:ascii="Open Sans" w:cs="Open Sans" w:eastAsia="Open Sans" w:hAnsi="Open Sans"/>
+                <w:color w:val="59595B"/>
+                <w:sz w:val="20"/>
+                <w:szCs w:val="20"/>
+              </w:rPr>
+              <w:t xml:space="preserve">Deployed unified endpoint management, HIPAA-aligned data governance, and secure cloud backup across a distributed healthcare organization. Established incident response procedures and vendor-agnostic monitoring.</w:t>
+            </w:r>
+          </w:p>
+          <w:p>
+            <w:pPr>
+              <w:spacing w:after="60"/>
+            </w:pPr>
+            <w:r>
+              <w:rPr>
+                <w:rFonts w:ascii="Open Sans" w:cs="Open Sans" w:eastAsia="Open Sans" w:hAnsi="Open Sans"/>
+                <w:b/>
+                <w:bCs/>
+                <w:color w:val="F67D4B"/>
+                <w:sz w:val="20"/>
+                <w:szCs w:val="20"/>
+              </w:rPr>
+              <w:t xml:space="preserve">How This Applies to Axis: </w:t>
+            </w:r>
+            <w:r>
+              <w:rPr>
+                <w:rFonts w:ascii="Open Sans" w:cs="Open Sans" w:eastAsia="Open Sans" w:hAnsi="Open Sans"/>
+                <w:color w:val="59595B"/>
+                <w:sz w:val="20"/>
+                <w:szCs w:val="20"/>
+              </w:rPr>
+              <w:t xml:space="preserve">Axis's four locations handle sensitive medical data — cadaver provenance documentation, surgeon performance records, OMNIMED SmartOR telemetry. A HIPAA-aligned IT infrastructure ensures that this data is protected, compliant, and available for the kind of outcome reporting that device company clients and academic partners require.</w:t>
+            </w:r>
+          </w:p>
+        </w:tc>
+      </w:tr>
+    </w:tbl>
+    <w:p>
+      <w:pPr>
+        <w:spacing w:after="0" w:before="200"/>
+      </w:pPr>
+      <w:r>
+        <w:t xml:space="preserve"/>
+      </w:r>
+    </w:p>
+    <w:p>
+      <w:pPr>
+        <w:pStyle w:val="Heading2"/>
+        <w:keepNext/>
+        <w:keepLines/>
+        <w:spacing w:after="120" w:before="280"/>
+      </w:pPr>
+      <w:r>
+        <w:rPr>
+          <w:rFonts w:ascii="Open Sans" w:cs="Open Sans" w:eastAsia="Open Sans" w:hAnsi="Open Sans"/>
+          <w:b/>
+          <w:bCs/>
+          <w:color w:val="006DB6"/>
+          <w:sz w:val="26"/>
+          <w:szCs w:val="26"/>
+        </w:rPr>
+        <w:t xml:space="preserve">How We Keep AI Affordable — Seven Models, Routed by Task</w:t>
+      </w:r>
+    </w:p>
+    <w:p>
+      <w:pPr>
+        <w:spacing w:after="140" w:before="0" w:line="320"/>
+        <w:jc w:val="both"/>
+      </w:pPr>
+      <w:r>
+        <w:rPr>
+          <w:rFonts w:ascii="Open Sans" w:cs="Open Sans" w:eastAsia="Open Sans" w:hAnsi="Open Sans"/>
+          <w:b w:val="false"/>
+          <w:bCs w:val="false"/>
+          <w:i w:val="false"/>
+          <w:iCs w:val="false"/>
+          <w:color w:val="59595B"/>
+          <w:sz w:val="22"/>
+          <w:szCs w:val="22"/>
+        </w:rPr>
+        <w:t xml:space="preserve">A fair question about running AI across content, lead gen, and operations: won't the token bill be enormous? Not the way Technijian builds it. We do not wire every task to one expensive model — our platform routes across roughly seven models, spanning three AI vendors and three capability tiers, and sends each sub-task to the cheapest model that can do it well.</w:t>
+      </w:r>
+    </w:p>
+    <w:tbl>
+      <w:tblPr>
+        <w:tblW w:type="dxa" w:w="9360"/>
+        <w:tblBorders>
+          <w:top w:val="single" w:color="auto" w:sz="4"/>
+          <w:left w:val="single" w:color="auto" w:sz="4"/>
+          <w:bottom w:val="single" w:color="auto" w:sz="4"/>
+          <w:right w:val="single" w:color="auto" w:sz="4"/>
+          <w:insideH w:val="single" w:color="auto" w:sz="4"/>
+          <w:insideV w:val="single" w:color="auto" w:sz="4"/>
+        </w:tblBorders>
+      </w:tblPr>
+      <w:tblGrid>
+        <w:gridCol w:w="2448"/>
+        <w:gridCol w:w="4752"/>
+        <w:gridCol w:w="2160"/>
+      </w:tblGrid>
+      <w:tr>
+        <w:trPr>
+          <w:cantSplit/>
+          <w:tblHeader/>
+        </w:trPr>
+        <w:tc>
+          <w:tcPr>
+            <w:tcW w:type="dxa" w:w="2448"/>
+            <w:tcBorders>
+              <w:top w:val="single" w:color="E9ECEF" w:sz="4"/>
+              <w:left w:val="single" w:color="E9ECEF" w:sz="4"/>
+              <w:bottom w:val="single" w:color="E9ECEF" w:sz="4"/>
+              <w:right w:val="single" w:color="E9ECEF" w:sz="4"/>
+            </w:tcBorders>
+            <w:shd w:fill="1A1A2E" w:val="clear"/>
+            <w:tcMar>
+              <w:top w:type="dxa" w:w="120"/>
+              <w:left w:type="dxa" w:w="140"/>
+              <w:bottom w:type="dxa" w:w="120"/>
+              <w:right w:type="dxa" w:w="140"/>
+            </w:tcMar>
+            <w:vAlign w:val="center"/>
+          </w:tcPr>
+          <w:p>
+            <w:pPr>
+              <w:jc w:val="left"/>
+            </w:pPr>
+            <w:r>
+              <w:rPr>
+                <w:rFonts w:ascii="Open Sans" w:cs="Open Sans" w:eastAsia="Open Sans" w:hAnsi="Open Sans"/>
+                <w:b/>
+                <w:bCs/>
+                <w:color w:val="FFFFFF"/>
+                <w:sz w:val="20"/>
+                <w:szCs w:val="20"/>
+              </w:rPr>
+              <w:t xml:space="preserve">Tier</w:t>
+            </w:r>
+          </w:p>
+        </w:tc>
+        <w:tc>
+          <w:tcPr>
+            <w:tcW w:type="dxa" w:w="4752"/>
+            <w:tcBorders>
+              <w:top w:val="single" w:color="E9ECEF" w:sz="4"/>
+              <w:left w:val="single" w:color="E9ECEF" w:sz="4"/>
+              <w:bottom w:val="single" w:color="E9ECEF" w:sz="4"/>
+              <w:right w:val="single" w:color="E9ECEF" w:sz="4"/>
+            </w:tcBorders>
+            <w:shd w:fill="1A1A2E" w:val="clear"/>
+            <w:tcMar>
+              <w:top w:type="dxa" w:w="120"/>
+              <w:left w:type="dxa" w:w="140"/>
+              <w:bottom w:type="dxa" w:w="120"/>
+              <w:right w:type="dxa" w:w="140"/>
+            </w:tcMar>
+            <w:vAlign w:val="center"/>
+          </w:tcPr>
+          <w:p>
+            <w:pPr>
+              <w:jc w:val="left"/>
+            </w:pPr>
+            <w:r>
+              <w:rPr>
+                <w:rFonts w:ascii="Open Sans" w:cs="Open Sans" w:eastAsia="Open Sans" w:hAnsi="Open Sans"/>
+                <w:b/>
+                <w:bCs/>
+                <w:color w:val="FFFFFF"/>
+                <w:sz w:val="20"/>
+                <w:szCs w:val="20"/>
+              </w:rPr>
+              <w:t xml:space="preserve">What It Does</w:t>
+            </w:r>
+          </w:p>
+        </w:tc>
+        <w:tc>
+          <w:tcPr>
+            <w:tcW w:type="dxa" w:w="2160"/>
+            <w:tcBorders>
+              <w:top w:val="single" w:color="E9ECEF" w:sz="4"/>
+              <w:left w:val="single" w:color="E9ECEF" w:sz="4"/>
+              <w:bottom w:val="single" w:color="E9ECEF" w:sz="4"/>
+              <w:right w:val="single" w:color="E9ECEF" w:sz="4"/>
+            </w:tcBorders>
+            <w:shd w:fill="1A1A2E" w:val="clear"/>
+            <w:tcMar>
+              <w:top w:type="dxa" w:w="120"/>
+              <w:left w:type="dxa" w:w="140"/>
+              <w:bottom w:type="dxa" w:w="120"/>
+              <w:right w:type="dxa" w:w="140"/>
+            </w:tcMar>
+            <w:vAlign w:val="center"/>
+          </w:tcPr>
+          <w:p>
+            <w:pPr>
+              <w:jc w:val="center"/>
+            </w:pPr>
+            <w:r>
+              <w:rPr>
+                <w:rFonts w:ascii="Open Sans" w:cs="Open Sans" w:eastAsia="Open Sans" w:hAnsi="Open Sans"/>
+                <w:b/>
+                <w:bCs/>
+                <w:color w:val="FFFFFF"/>
+                <w:sz w:val="20"/>
+                <w:szCs w:val="20"/>
+              </w:rPr>
+              <w:t xml:space="preserve">Share of Work</w:t>
+            </w:r>
+          </w:p>
+        </w:tc>
+      </w:tr>
+      <w:tr>
+        <w:trPr>
+          <w:cantSplit/>
+        </w:trPr>
+        <w:tc>
+          <w:tcPr>
+            <w:tcW w:type="dxa" w:w="2448"/>
+            <w:tcBorders>
+              <w:top w:val="single" w:color="E9ECEF" w:sz="4"/>
+              <w:left w:val="single" w:color="E9ECEF" w:sz="4"/>
+              <w:bottom w:val="single" w:color="E9ECEF" w:sz="4"/>
+              <w:right w:val="single" w:color="E9ECEF" w:sz="4"/>
+            </w:tcBorders>
+            <w:shd w:fill="FFFFFF" w:val="clear"/>
+            <w:tcMar>
+              <w:top w:type="dxa" w:w="100"/>
+              <w:left w:type="dxa" w:w="140"/>
+              <w:bottom w:type="dxa" w:w="100"/>
+              <w:right w:type="dxa" w:w="140"/>
+            </w:tcMar>
+            <w:vAlign w:val="center"/>
+          </w:tcPr>
+          <w:p>
+            <w:pPr>
+              <w:jc w:val="left"/>
+            </w:pPr>
+            <w:r>
+              <w:rPr>
+                <w:rFonts w:ascii="Open Sans" w:cs="Open Sans" w:eastAsia="Open Sans" w:hAnsi="Open Sans"/>
+                <w:b/>
+                <w:bCs/>
+                <w:color w:val="59595B"/>
+                <w:sz w:val="20"/>
+                <w:szCs w:val="20"/>
+              </w:rPr>
+              <w:t xml:space="preserve">Frontier (premium)</w:t>
+            </w:r>
+          </w:p>
+        </w:tc>
+        <w:tc>
+          <w:tcPr>
+            <w:tcW w:type="dxa" w:w="4752"/>
+            <w:tcBorders>
+              <w:top w:val="single" w:color="E9ECEF" w:sz="4"/>
+              <w:left w:val="single" w:color="E9ECEF" w:sz="4"/>
+              <w:bottom w:val="single" w:color="E9ECEF" w:sz="4"/>
+              <w:right w:val="single" w:color="E9ECEF" w:sz="4"/>
+            </w:tcBorders>
+            <w:shd w:fill="FFFFFF" w:val="clear"/>
+            <w:tcMar>
+              <w:top w:type="dxa" w:w="100"/>
+              <w:left w:type="dxa" w:w="140"/>
+              <w:bottom w:type="dxa" w:w="100"/>
+              <w:right w:type="dxa" w:w="140"/>
+            </w:tcMar>
+            <w:vAlign w:val="center"/>
+          </w:tcPr>
+          <w:p>
+            <w:pPr>
+              <w:jc w:val="left"/>
+            </w:pPr>
+            <w:r>
+              <w:rPr>
+                <w:rFonts w:ascii="Open Sans" w:cs="Open Sans" w:eastAsia="Open Sans" w:hAnsi="Open Sans"/>
+                <w:b w:val="false"/>
+                <w:bCs w:val="false"/>
+                <w:color w:val="59595B"/>
+                <w:sz w:val="20"/>
+                <w:szCs w:val="20"/>
+              </w:rPr>
+              <w:t xml:space="preserve">The hardest judgment only — final brand-voice pass, compliance-critical answers, deepest reasoning</w:t>
+            </w:r>
+          </w:p>
+        </w:tc>
+        <w:tc>
+          <w:tcPr>
+            <w:tcW w:type="dxa" w:w="2160"/>
+            <w:tcBorders>
+              <w:top w:val="single" w:color="E9ECEF" w:sz="4"/>
+              <w:left w:val="single" w:color="E9ECEF" w:sz="4"/>
+              <w:bottom w:val="single" w:color="E9ECEF" w:sz="4"/>
+              <w:right w:val="single" w:color="E9ECEF" w:sz="4"/>
+            </w:tcBorders>
+            <w:shd w:fill="FFFFFF" w:val="clear"/>
+            <w:tcMar>
+              <w:top w:type="dxa" w:w="100"/>
+              <w:left w:type="dxa" w:w="140"/>
+              <w:bottom w:type="dxa" w:w="100"/>
+              <w:right w:type="dxa" w:w="140"/>
+            </w:tcMar>
+            <w:vAlign w:val="center"/>
+          </w:tcPr>
+          <w:p>
+            <w:pPr>
+              <w:jc w:val="center"/>
+            </w:pPr>
+            <w:r>
+              <w:rPr>
+                <w:rFonts w:ascii="Open Sans" w:cs="Open Sans" w:eastAsia="Open Sans" w:hAnsi="Open Sans"/>
+                <w:b/>
+                <w:bCs/>
+                <w:color w:val="006DB6"/>
+                <w:sz w:val="20"/>
+                <w:szCs w:val="20"/>
+              </w:rPr>
+              <w:t xml:space="preserve">~5–10%</w:t>
+            </w:r>
+          </w:p>
+        </w:tc>
+      </w:tr>
+      <w:tr>
+        <w:trPr>
+          <w:cantSplit/>
+        </w:trPr>
+        <w:tc>
+          <w:tcPr>
+            <w:tcW w:type="dxa" w:w="2448"/>
+            <w:tcBorders>
+              <w:top w:val="single" w:color="E9ECEF" w:sz="4"/>
+              <w:left w:val="single" w:color="E9ECEF" w:sz="4"/>
+              <w:bottom w:val="single" w:color="E9ECEF" w:sz="4"/>
+              <w:right w:val="single" w:color="E9ECEF" w:sz="4"/>
+            </w:tcBorders>
+            <w:shd w:fill="F8F9FA" w:val="clear"/>
+            <w:tcMar>
+              <w:top w:type="dxa" w:w="100"/>
+              <w:left w:type="dxa" w:w="140"/>
+              <w:bottom w:type="dxa" w:w="100"/>
+              <w:right w:type="dxa" w:w="140"/>
+            </w:tcMar>
+            <w:vAlign w:val="center"/>
+          </w:tcPr>
+          <w:p>
+            <w:pPr>
+              <w:jc w:val="left"/>
+            </w:pPr>
+            <w:r>
+              <w:rPr>
+                <w:rFonts w:ascii="Open Sans" w:cs="Open Sans" w:eastAsia="Open Sans" w:hAnsi="Open Sans"/>
+                <w:b/>
+                <w:bCs/>
+                <w:color w:val="59595B"/>
+                <w:sz w:val="20"/>
+                <w:szCs w:val="20"/>
+              </w:rPr>
+              <w:t xml:space="preserve">Workhorse (balanced)</w:t>
+            </w:r>
+          </w:p>
+        </w:tc>
+        <w:tc>
+          <w:tcPr>
+            <w:tcW w:type="dxa" w:w="4752"/>
+            <w:tcBorders>
+              <w:top w:val="single" w:color="E9ECEF" w:sz="4"/>
+              <w:left w:val="single" w:color="E9ECEF" w:sz="4"/>
+              <w:bottom w:val="single" w:color="E9ECEF" w:sz="4"/>
+              <w:right w:val="single" w:color="E9ECEF" w:sz="4"/>
+            </w:tcBorders>
+            <w:shd w:fill="F8F9FA" w:val="clear"/>
+            <w:tcMar>
+              <w:top w:type="dxa" w:w="100"/>
+              <w:left w:type="dxa" w:w="140"/>
+              <w:bottom w:type="dxa" w:w="100"/>
+              <w:right w:type="dxa" w:w="140"/>
+            </w:tcMar>
+            <w:vAlign w:val="center"/>
+          </w:tcPr>
+          <w:p>
+            <w:pPr>
+              <w:jc w:val="left"/>
+            </w:pPr>
+            <w:r>
+              <w:rPr>
+                <w:rFonts w:ascii="Open Sans" w:cs="Open Sans" w:eastAsia="Open Sans" w:hAnsi="Open Sans"/>
+                <w:b w:val="false"/>
+                <w:bCs w:val="false"/>
+                <w:color w:val="59595B"/>
+                <w:sz w:val="20"/>
+                <w:szCs w:val="20"/>
+              </w:rPr>
+              <w:t xml:space="preserve">The bulk of drafting and reasoning — content, outreach personalization, summarization, scoring</w:t>
+            </w:r>
+          </w:p>
+        </w:tc>
+        <w:tc>
+          <w:tcPr>
+            <w:tcW w:type="dxa" w:w="2160"/>
+            <w:tcBorders>
+              <w:top w:val="single" w:color="E9ECEF" w:sz="4"/>
+              <w:left w:val="single" w:color="E9ECEF" w:sz="4"/>
+              <w:bottom w:val="single" w:color="E9ECEF" w:sz="4"/>
+              <w:right w:val="single" w:color="E9ECEF" w:sz="4"/>
+            </w:tcBorders>
+            <w:shd w:fill="F8F9FA" w:val="clear"/>
+            <w:tcMar>
+              <w:top w:type="dxa" w:w="100"/>
+              <w:left w:type="dxa" w:w="140"/>
+              <w:bottom w:type="dxa" w:w="100"/>
+              <w:right w:type="dxa" w:w="140"/>
+            </w:tcMar>
+            <w:vAlign w:val="center"/>
+          </w:tcPr>
+          <w:p>
+            <w:pPr>
+              <w:jc w:val="center"/>
+            </w:pPr>
+            <w:r>
+              <w:rPr>
+                <w:rFonts w:ascii="Open Sans" w:cs="Open Sans" w:eastAsia="Open Sans" w:hAnsi="Open Sans"/>
+                <w:b w:val="false"/>
+                <w:bCs w:val="false"/>
+                <w:color w:val="1EAAC8"/>
+                <w:sz w:val="20"/>
+                <w:szCs w:val="20"/>
+              </w:rPr>
+              <w:t xml:space="preserve">~30–40%</w:t>
+            </w:r>
+          </w:p>
+        </w:tc>
+      </w:tr>
+      <w:tr>
+        <w:trPr>
+          <w:cantSplit/>
+        </w:trPr>
+        <w:tc>
+          <w:tcPr>
+            <w:tcW w:type="dxa" w:w="2448"/>
+            <w:tcBorders>
+              <w:top w:val="single" w:color="E9ECEF" w:sz="4"/>
+              <w:left w:val="single" w:color="E9ECEF" w:sz="4"/>
+              <w:bottom w:val="single" w:color="E9ECEF" w:sz="4"/>
+              <w:right w:val="single" w:color="E9ECEF" w:sz="4"/>
+            </w:tcBorders>
+            <w:shd w:fill="FFFFFF" w:val="clear"/>
+            <w:tcMar>
+              <w:top w:type="dxa" w:w="100"/>
+              <w:left w:type="dxa" w:w="140"/>
+              <w:bottom w:type="dxa" w:w="100"/>
+              <w:right w:type="dxa" w:w="140"/>
+            </w:tcMar>
+            <w:vAlign w:val="center"/>
+          </w:tcPr>
+          <w:p>
+            <w:pPr>
+              <w:jc w:val="left"/>
+            </w:pPr>
+            <w:r>
+              <w:rPr>
+                <w:rFonts w:ascii="Open Sans" w:cs="Open Sans" w:eastAsia="Open Sans" w:hAnsi="Open Sans"/>
+                <w:b/>
+                <w:bCs/>
+                <w:color w:val="59595B"/>
+                <w:sz w:val="20"/>
+                <w:szCs w:val="20"/>
+              </w:rPr>
+              <w:t xml:space="preserve">Lightweight (low-cost)</w:t>
+            </w:r>
+          </w:p>
+        </w:tc>
+        <w:tc>
+          <w:tcPr>
+            <w:tcW w:type="dxa" w:w="4752"/>
+            <w:tcBorders>
+              <w:top w:val="single" w:color="E9ECEF" w:sz="4"/>
+              <w:left w:val="single" w:color="E9ECEF" w:sz="4"/>
+              <w:bottom w:val="single" w:color="E9ECEF" w:sz="4"/>
+              <w:right w:val="single" w:color="E9ECEF" w:sz="4"/>
+            </w:tcBorders>
+            <w:shd w:fill="FFFFFF" w:val="clear"/>
+            <w:tcMar>
+              <w:top w:type="dxa" w:w="100"/>
+              <w:left w:type="dxa" w:w="140"/>
+              <w:bottom w:type="dxa" w:w="100"/>
+              <w:right w:type="dxa" w:w="140"/>
+            </w:tcMar>
+            <w:vAlign w:val="center"/>
+          </w:tcPr>
+          <w:p>
+            <w:pPr>
+              <w:jc w:val="left"/>
+            </w:pPr>
+            <w:r>
+              <w:rPr>
+                <w:rFonts w:ascii="Open Sans" w:cs="Open Sans" w:eastAsia="Open Sans" w:hAnsi="Open Sans"/>
+                <w:b w:val="false"/>
+                <w:bCs w:val="false"/>
+                <w:color w:val="59595B"/>
+                <w:sz w:val="20"/>
+                <w:szCs w:val="20"/>
+              </w:rPr>
+              <w:t xml:space="preserve">High-volume mechanical work — classification, extraction, enriching and tagging thousands of records</w:t>
+            </w:r>
+          </w:p>
+        </w:tc>
+        <w:tc>
+          <w:tcPr>
+            <w:tcW w:type="dxa" w:w="2160"/>
+            <w:tcBorders>
+              <w:top w:val="single" w:color="E9ECEF" w:sz="4"/>
+              <w:left w:val="single" w:color="E9ECEF" w:sz="4"/>
+              <w:bottom w:val="single" w:color="E9ECEF" w:sz="4"/>
+              <w:right w:val="single" w:color="E9ECEF" w:sz="4"/>
+            </w:tcBorders>
+            <w:shd w:fill="FFFFFF" w:val="clear"/>
+            <w:tcMar>
+              <w:top w:type="dxa" w:w="100"/>
+              <w:left w:type="dxa" w:w="140"/>
+              <w:bottom w:type="dxa" w:w="100"/>
+              <w:right w:type="dxa" w:w="140"/>
+            </w:tcMar>
+            <w:vAlign w:val="center"/>
+          </w:tcPr>
+          <w:p>
+            <w:pPr>
+              <w:jc w:val="center"/>
+            </w:pPr>
+            <w:r>
+              <w:rPr>
+                <w:rFonts w:ascii="Open Sans" w:cs="Open Sans" w:eastAsia="Open Sans" w:hAnsi="Open Sans"/>
+                <w:b w:val="false"/>
+                <w:bCs w:val="false"/>
+                <w:color w:val="59595B"/>
+                <w:sz w:val="20"/>
+                <w:szCs w:val="20"/>
+              </w:rPr>
+              <w:t xml:space="preserve">~50–60%</w:t>
+            </w:r>
+          </w:p>
+        </w:tc>
+      </w:tr>
+    </w:tbl>
+    <w:p>
+      <w:pPr>
+        <w:spacing w:after="140" w:before="80" w:line="320"/>
+        <w:jc w:val="both"/>
+      </w:pPr>
+      <w:r>
+        <w:rPr>
+          <w:rFonts w:ascii="Open Sans" w:cs="Open Sans" w:eastAsia="Open Sans" w:hAnsi="Open Sans"/>
+          <w:b w:val="false"/>
+          <w:bCs w:val="false"/>
+          <w:i w:val="false"/>
+          <w:iCs w:val="false"/>
+          <w:color w:val="59595B"/>
+          <w:sz w:val="22"/>
+          <w:szCs w:val="22"/>
+        </w:rPr>
+        <w:t xml:space="preserve">The result: Axis pays premium-model prices only for the small slice of work that warrants them — typically a 60–80% lower run cost than routing everything to one top-tier model, with no quality loss where it counts. For example, a single piece of authority content is drafted by a low-cost model, tightened and fact-checked by a mid model, and given a final brand-and-accuracy pass by a frontier model — instead of one premium model doing all three at roughly triple the cost. This is the kind of AI engineering depth a partner brings that wiring everything to one chatbot does not.</w:t>
       </w:r>
     </w:p>
     <w:p>
       <w:pPr>
         <w:pStyle w:val="Heading1"/>
         <w:keepNext/>
-        <w:spacing w:after="120" w:before="480" w:line="240"/>
+        <w:pageBreakBefore/>
+        <w:spacing w:after="120" w:before="0" w:line="240"/>
       </w:pPr>
       <w:r>
         <w:rPr>
@@ -10043,7 +10752,7 @@
           <w:sz w:val="2"/>
           <w:szCs w:val="2"/>
         </w:rPr>
-        <w:t xml:space="preserve">10  The Axis AI Growth Engine</w:t>
+        <w:t xml:space="preserve">10  Understanding AI — A Field Guide for Axis Leadership</w:t>
       </w:r>
     </w:p>
     <w:tbl>
@@ -10072,6 +10781,2086 @@
               <w:bottom w:val="none" w:color="FFFFFF" w:sz="0"/>
               <w:right w:val="none" w:color="FFFFFF" w:sz="0"/>
             </w:tcBorders>
+            <w:shd w:fill="006DB6" w:val="clear"/>
+          </w:tcPr>
+          <w:p>
+            <w:r>
+              <w:t xml:space="preserve"/>
+            </w:r>
+          </w:p>
+        </w:tc>
+        <w:tc>
+          <w:tcPr>
+            <w:tcW w:type="dxa" w:w="9240"/>
+            <w:tcBorders>
+              <w:top w:val="none" w:color="FFFFFF" w:sz="0"/>
+              <w:left w:val="none" w:color="FFFFFF" w:sz="0"/>
+              <w:bottom w:val="none" w:color="FFFFFF" w:sz="0"/>
+              <w:right w:val="none" w:color="FFFFFF" w:sz="0"/>
+            </w:tcBorders>
+            <w:tcMar>
+              <w:top w:type="dxa" w:w="100"/>
+              <w:left w:type="dxa" w:w="200"/>
+              <w:bottom w:type="dxa" w:w="100"/>
+              <w:right w:type="dxa" w:w="0"/>
+            </w:tcMar>
+            <w:vAlign w:val="center"/>
+          </w:tcPr>
+          <w:p>
+            <w:r>
+              <w:rPr>
+                <w:rFonts w:ascii="Open Sans" w:cs="Open Sans" w:eastAsia="Open Sans" w:hAnsi="Open Sans"/>
+                <w:b/>
+                <w:bCs/>
+                <w:color w:val="006DB6"/>
+                <w:sz w:val="34"/>
+                <w:szCs w:val="34"/>
+              </w:rPr>
+              <w:t xml:space="preserve">10  Understanding AI — A Field Guide for Axis Leadership</w:t>
+            </w:r>
+          </w:p>
+        </w:tc>
+      </w:tr>
+    </w:tbl>
+    <w:p>
+      <w:pPr>
+        <w:spacing w:after="0" w:before="140"/>
+      </w:pPr>
+      <w:r>
+        <w:t xml:space="preserve"/>
+      </w:r>
+    </w:p>
+    <w:p>
+      <w:pPr>
+        <w:spacing w:after="140" w:before="0" w:line="320"/>
+        <w:jc w:val="both"/>
+      </w:pPr>
+      <w:r>
+        <w:rPr>
+          <w:rFonts w:ascii="Open Sans" w:cs="Open Sans" w:eastAsia="Open Sans" w:hAnsi="Open Sans"/>
+          <w:b w:val="false"/>
+          <w:bCs w:val="false"/>
+          <w:i w:val="false"/>
+          <w:iCs w:val="false"/>
+          <w:color w:val="59595B"/>
+          <w:sz w:val="22"/>
+          <w:szCs w:val="22"/>
+        </w:rPr>
+        <w:t xml:space="preserve">This section exists to make the rest of this report easy to evaluate. No jargon, no hype — just what AI is, where Axis sits today, how to adopt it without risk, and what comparable organizations are already doing. The goal is that Nick, Jill, and the Axis team can judge every recommendation that follows on its merits.</w:t>
+      </w:r>
+    </w:p>
+    <w:p>
+      <w:pPr>
+        <w:spacing w:after="0" w:before="140"/>
+      </w:pPr>
+      <w:r>
+        <w:t xml:space="preserve"/>
+      </w:r>
+    </w:p>
+    <w:p>
+      <w:pPr>
+        <w:pStyle w:val="Heading2"/>
+        <w:keepNext/>
+        <w:keepLines/>
+        <w:spacing w:after="120" w:before="280"/>
+      </w:pPr>
+      <w:r>
+        <w:rPr>
+          <w:rFonts w:ascii="Open Sans" w:cs="Open Sans" w:eastAsia="Open Sans" w:hAnsi="Open Sans"/>
+          <w:b/>
+          <w:bCs/>
+          <w:color w:val="006DB6"/>
+          <w:sz w:val="26"/>
+          <w:szCs w:val="26"/>
+        </w:rPr>
+        <w:t xml:space="preserve">What AI Actually Is — and Isn't</w:t>
+      </w:r>
+    </w:p>
+    <w:p>
+      <w:pPr>
+        <w:spacing w:after="140" w:before="0" w:line="320"/>
+        <w:jc w:val="both"/>
+      </w:pPr>
+      <w:r>
+        <w:rPr>
+          <w:rFonts w:ascii="Open Sans" w:cs="Open Sans" w:eastAsia="Open Sans" w:hAnsi="Open Sans"/>
+          <w:b w:val="false"/>
+          <w:bCs w:val="false"/>
+          <w:i w:val="false"/>
+          <w:iCs w:val="false"/>
+          <w:color w:val="59595B"/>
+          <w:sz w:val="22"/>
+          <w:szCs w:val="22"/>
+        </w:rPr>
+        <w:t xml:space="preserve">As MIT Sloan puts it, a leader needs to know what AI can and cannot do — not how to build it. In practice, the only distinction that matters for planning is this:</w:t>
+      </w:r>
+    </w:p>
+    <w:p>
+      <w:pPr>
+        <w:pStyle w:val="ListParagraph"/>
+        <w:numPr>
+          <w:ilvl w:val="0"/>
+          <w:numId w:val="2"/>
+        </w:numPr>
+        <w:spacing w:after="80" w:before="40" w:line="300"/>
+      </w:pPr>
+      <w:r>
+        <w:rPr>
+          <w:rFonts w:ascii="Open Sans" w:cs="Open Sans" w:eastAsia="Open Sans" w:hAnsi="Open Sans"/>
+          <w:color w:val="59595B"/>
+          <w:sz w:val="22"/>
+          <w:szCs w:val="22"/>
+        </w:rPr>
+        <w:t xml:space="preserve">Automation (workflows): the AI follows a path you define — predictable and low-risk. For example, "draft this event run-sheet from the booking details." This is where almost all near-term value lives.</w:t>
+      </w:r>
+    </w:p>
+    <w:p>
+      <w:pPr>
+        <w:pStyle w:val="ListParagraph"/>
+        <w:numPr>
+          <w:ilvl w:val="0"/>
+          <w:numId w:val="2"/>
+        </w:numPr>
+        <w:spacing w:after="80" w:before="40" w:line="300"/>
+      </w:pPr>
+      <w:r>
+        <w:rPr>
+          <w:rFonts w:ascii="Open Sans" w:cs="Open Sans" w:eastAsia="Open Sans" w:hAnsi="Open Sans"/>
+          <w:color w:val="59595B"/>
+          <w:sz w:val="22"/>
+          <w:szCs w:val="22"/>
+        </w:rPr>
+        <w:t xml:space="preserve">Agents: the AI decides the steps itself — more flexible, and it needs human oversight. For example, "watch the booking pipeline and flag what needs attention." This comes later, where it earns its place.</w:t>
+      </w:r>
+    </w:p>
+    <w:p>
+      <w:pPr>
+        <w:spacing w:after="140" w:before="0" w:line="320"/>
+        <w:jc w:val="both"/>
+      </w:pPr>
+      <w:r>
+        <w:rPr>
+          <w:rFonts w:ascii="Open Sans" w:cs="Open Sans" w:eastAsia="Open Sans" w:hAnsi="Open Sans"/>
+          <w:b w:val="false"/>
+          <w:bCs w:val="false"/>
+          <w:i w:val="false"/>
+          <w:iCs w:val="false"/>
+          <w:color w:val="59595B"/>
+          <w:sz w:val="22"/>
+          <w:szCs w:val="22"/>
+        </w:rPr>
+        <w:t xml:space="preserve">The operating principle (Anthropic's guidance on building AI systems) is to use the simplest thing that works. Axis starts with simple automations that pay off in the first 90 days, and adds autonomous agents only where the value is proven — which is exactly how the roadmap in this report is sequenced.</w:t>
+      </w:r>
+    </w:p>
+    <w:p>
+      <w:pPr>
+        <w:spacing w:after="0" w:before="140"/>
+      </w:pPr>
+      <w:r>
+        <w:t xml:space="preserve"/>
+      </w:r>
+    </w:p>
+    <w:p>
+      <w:pPr>
+        <w:pStyle w:val="Heading2"/>
+        <w:keepNext/>
+        <w:keepLines/>
+        <w:spacing w:after="120" w:before="280"/>
+      </w:pPr>
+      <w:r>
+        <w:rPr>
+          <w:rFonts w:ascii="Open Sans" w:cs="Open Sans" w:eastAsia="Open Sans" w:hAnsi="Open Sans"/>
+          <w:b/>
+          <w:bCs/>
+          <w:color w:val="006DB6"/>
+          <w:sz w:val="26"/>
+          <w:szCs w:val="26"/>
+        </w:rPr>
+        <w:t xml:space="preserve">Where Axis Sits Today — The AI Maturity Ladder</w:t>
+      </w:r>
+    </w:p>
+    <w:p>
+      <w:pPr>
+        <w:spacing w:after="140" w:before="0" w:line="320"/>
+        <w:jc w:val="both"/>
+      </w:pPr>
+      <w:r>
+        <w:rPr>
+          <w:rFonts w:ascii="Open Sans" w:cs="Open Sans" w:eastAsia="Open Sans" w:hAnsi="Open Sans"/>
+          <w:b w:val="false"/>
+          <w:bCs w:val="false"/>
+          <w:i w:val="false"/>
+          <w:iCs w:val="false"/>
+          <w:color w:val="59595B"/>
+          <w:sz w:val="22"/>
+          <w:szCs w:val="22"/>
+        </w:rPr>
+        <w:t xml:space="preserve">Most established, well-run companies — including Axis — sit at the first or second rung of the widely-used AI maturity model. The leaders in any field are only one or two rungs higher, and the gap closes in months, not years.</w:t>
+      </w:r>
+    </w:p>
+    <w:p>
+      <w:pPr>
+        <w:spacing w:after="0" w:before="80"/>
+      </w:pPr>
+      <w:r>
+        <w:t xml:space="preserve"/>
+      </w:r>
+    </w:p>
+    <w:tbl>
+      <w:tblPr>
+        <w:tblW w:type="dxa" w:w="9360"/>
+        <w:tblBorders>
+          <w:top w:val="single" w:color="auto" w:sz="4"/>
+          <w:left w:val="single" w:color="auto" w:sz="4"/>
+          <w:bottom w:val="single" w:color="auto" w:sz="4"/>
+          <w:right w:val="single" w:color="auto" w:sz="4"/>
+          <w:insideH w:val="single" w:color="auto" w:sz="4"/>
+          <w:insideV w:val="single" w:color="auto" w:sz="4"/>
+        </w:tblBorders>
+      </w:tblPr>
+      <w:tblGrid>
+        <w:gridCol w:w="2139"/>
+        <w:gridCol w:w="5348"/>
+        <w:gridCol w:w="1873"/>
+      </w:tblGrid>
+      <w:tr>
+        <w:trPr>
+          <w:cantSplit/>
+          <w:tblHeader/>
+        </w:trPr>
+        <w:tc>
+          <w:tcPr>
+            <w:tcW w:type="dxa" w:w="2139"/>
+            <w:tcBorders>
+              <w:top w:val="single" w:color="E9ECEF" w:sz="4"/>
+              <w:left w:val="single" w:color="E9ECEF" w:sz="4"/>
+              <w:bottom w:val="single" w:color="E9ECEF" w:sz="4"/>
+              <w:right w:val="single" w:color="E9ECEF" w:sz="4"/>
+            </w:tcBorders>
+            <w:shd w:fill="006DB6" w:val="clear"/>
+            <w:tcMar>
+              <w:top w:type="dxa" w:w="120"/>
+              <w:left w:type="dxa" w:w="140"/>
+              <w:bottom w:type="dxa" w:w="120"/>
+              <w:right w:type="dxa" w:w="140"/>
+            </w:tcMar>
+            <w:vAlign w:val="center"/>
+          </w:tcPr>
+          <w:p>
+            <w:pPr>
+              <w:jc w:val="left"/>
+            </w:pPr>
+            <w:r>
+              <w:rPr>
+                <w:rFonts w:ascii="Open Sans" w:cs="Open Sans" w:eastAsia="Open Sans" w:hAnsi="Open Sans"/>
+                <w:b/>
+                <w:bCs/>
+                <w:color w:val="FFFFFF"/>
+                <w:sz w:val="20"/>
+                <w:szCs w:val="20"/>
+              </w:rPr>
+              <w:t xml:space="preserve">Stage</w:t>
+            </w:r>
+          </w:p>
+        </w:tc>
+        <w:tc>
+          <w:tcPr>
+            <w:tcW w:type="dxa" w:w="5348"/>
+            <w:tcBorders>
+              <w:top w:val="single" w:color="E9ECEF" w:sz="4"/>
+              <w:left w:val="single" w:color="E9ECEF" w:sz="4"/>
+              <w:bottom w:val="single" w:color="E9ECEF" w:sz="4"/>
+              <w:right w:val="single" w:color="E9ECEF" w:sz="4"/>
+            </w:tcBorders>
+            <w:shd w:fill="006DB6" w:val="clear"/>
+            <w:tcMar>
+              <w:top w:type="dxa" w:w="120"/>
+              <w:left w:type="dxa" w:w="140"/>
+              <w:bottom w:type="dxa" w:w="120"/>
+              <w:right w:type="dxa" w:w="140"/>
+            </w:tcMar>
+            <w:vAlign w:val="center"/>
+          </w:tcPr>
+          <w:p>
+            <w:pPr>
+              <w:jc w:val="left"/>
+            </w:pPr>
+            <w:r>
+              <w:rPr>
+                <w:rFonts w:ascii="Open Sans" w:cs="Open Sans" w:eastAsia="Open Sans" w:hAnsi="Open Sans"/>
+                <w:b/>
+                <w:bCs/>
+                <w:color w:val="FFFFFF"/>
+                <w:sz w:val="20"/>
+                <w:szCs w:val="20"/>
+              </w:rPr>
+              <w:t xml:space="preserve">What It Looks Like</w:t>
+            </w:r>
+          </w:p>
+        </w:tc>
+        <w:tc>
+          <w:tcPr>
+            <w:tcW w:type="dxa" w:w="1873"/>
+            <w:tcBorders>
+              <w:top w:val="single" w:color="E9ECEF" w:sz="4"/>
+              <w:left w:val="single" w:color="E9ECEF" w:sz="4"/>
+              <w:bottom w:val="single" w:color="E9ECEF" w:sz="4"/>
+              <w:right w:val="single" w:color="E9ECEF" w:sz="4"/>
+            </w:tcBorders>
+            <w:shd w:fill="006DB6" w:val="clear"/>
+            <w:tcMar>
+              <w:top w:type="dxa" w:w="120"/>
+              <w:left w:type="dxa" w:w="140"/>
+              <w:bottom w:type="dxa" w:w="120"/>
+              <w:right w:type="dxa" w:w="140"/>
+            </w:tcMar>
+            <w:vAlign w:val="center"/>
+          </w:tcPr>
+          <w:p>
+            <w:pPr>
+              <w:jc w:val="center"/>
+            </w:pPr>
+            <w:r>
+              <w:rPr>
+                <w:rFonts w:ascii="Open Sans" w:cs="Open Sans" w:eastAsia="Open Sans" w:hAnsi="Open Sans"/>
+                <w:b/>
+                <w:bCs/>
+                <w:color w:val="FFFFFF"/>
+                <w:sz w:val="20"/>
+                <w:szCs w:val="20"/>
+              </w:rPr>
+              <w:t xml:space="preserve">Axis Today</w:t>
+            </w:r>
+          </w:p>
+        </w:tc>
+      </w:tr>
+      <w:tr>
+        <w:trPr>
+          <w:cantSplit/>
+        </w:trPr>
+        <w:tc>
+          <w:tcPr>
+            <w:tcW w:type="dxa" w:w="2139"/>
+            <w:tcBorders>
+              <w:top w:val="single" w:color="E9ECEF" w:sz="4"/>
+              <w:left w:val="single" w:color="E9ECEF" w:sz="4"/>
+              <w:bottom w:val="single" w:color="E9ECEF" w:sz="4"/>
+              <w:right w:val="single" w:color="E9ECEF" w:sz="4"/>
+            </w:tcBorders>
+            <w:shd w:fill="FFFFFF" w:val="clear"/>
+            <w:tcMar>
+              <w:top w:type="dxa" w:w="100"/>
+              <w:left w:type="dxa" w:w="140"/>
+              <w:bottom w:type="dxa" w:w="100"/>
+              <w:right w:type="dxa" w:w="140"/>
+            </w:tcMar>
+            <w:vAlign w:val="center"/>
+          </w:tcPr>
+          <w:p>
+            <w:pPr>
+              <w:jc w:val="left"/>
+            </w:pPr>
+            <w:r>
+              <w:rPr>
+                <w:rFonts w:ascii="Open Sans" w:cs="Open Sans" w:eastAsia="Open Sans" w:hAnsi="Open Sans"/>
+                <w:b w:val="false"/>
+                <w:bCs w:val="false"/>
+                <w:color w:val="59595B"/>
+                <w:sz w:val="20"/>
+                <w:szCs w:val="20"/>
+              </w:rPr>
+              <w:t xml:space="preserve">1. Foundational</w:t>
+            </w:r>
+          </w:p>
+        </w:tc>
+        <w:tc>
+          <w:tcPr>
+            <w:tcW w:type="dxa" w:w="5348"/>
+            <w:tcBorders>
+              <w:top w:val="single" w:color="E9ECEF" w:sz="4"/>
+              <w:left w:val="single" w:color="E9ECEF" w:sz="4"/>
+              <w:bottom w:val="single" w:color="E9ECEF" w:sz="4"/>
+              <w:right w:val="single" w:color="E9ECEF" w:sz="4"/>
+            </w:tcBorders>
+            <w:shd w:fill="FFFFFF" w:val="clear"/>
+            <w:tcMar>
+              <w:top w:type="dxa" w:w="100"/>
+              <w:left w:type="dxa" w:w="140"/>
+              <w:bottom w:type="dxa" w:w="100"/>
+              <w:right w:type="dxa" w:w="140"/>
+            </w:tcMar>
+            <w:vAlign w:val="center"/>
+          </w:tcPr>
+          <w:p>
+            <w:pPr>
+              <w:jc w:val="left"/>
+            </w:pPr>
+            <w:r>
+              <w:rPr>
+                <w:rFonts w:ascii="Open Sans" w:cs="Open Sans" w:eastAsia="Open Sans" w:hAnsi="Open Sans"/>
+                <w:b w:val="false"/>
+                <w:bCs w:val="false"/>
+                <w:color w:val="59595B"/>
+                <w:sz w:val="20"/>
+                <w:szCs w:val="20"/>
+              </w:rPr>
+              <w:t xml:space="preserve">Little or no AI; manual, people-dependent processes</w:t>
+            </w:r>
+          </w:p>
+        </w:tc>
+        <w:tc>
+          <w:tcPr>
+            <w:tcW w:type="dxa" w:w="1873"/>
+            <w:tcBorders>
+              <w:top w:val="single" w:color="E9ECEF" w:sz="4"/>
+              <w:left w:val="single" w:color="E9ECEF" w:sz="4"/>
+              <w:bottom w:val="single" w:color="E9ECEF" w:sz="4"/>
+              <w:right w:val="single" w:color="E9ECEF" w:sz="4"/>
+            </w:tcBorders>
+            <w:shd w:fill="FFFFFF" w:val="clear"/>
+            <w:tcMar>
+              <w:top w:type="dxa" w:w="100"/>
+              <w:left w:type="dxa" w:w="140"/>
+              <w:bottom w:type="dxa" w:w="100"/>
+              <w:right w:type="dxa" w:w="140"/>
+            </w:tcMar>
+            <w:vAlign w:val="center"/>
+          </w:tcPr>
+          <w:p>
+            <w:pPr>
+              <w:jc w:val="center"/>
+            </w:pPr>
+            <w:r>
+              <w:rPr>
+                <w:rFonts w:ascii="Open Sans" w:cs="Open Sans" w:eastAsia="Open Sans" w:hAnsi="Open Sans"/>
+                <w:b w:val="false"/>
+                <w:bCs w:val="false"/>
+                <w:color w:val="006DB6"/>
+                <w:sz w:val="20"/>
+                <w:szCs w:val="20"/>
+              </w:rPr>
+              <w:t xml:space="preserve"/>
+            </w:r>
+          </w:p>
+        </w:tc>
+      </w:tr>
+      <w:tr>
+        <w:trPr>
+          <w:cantSplit/>
+        </w:trPr>
+        <w:tc>
+          <w:tcPr>
+            <w:tcW w:type="dxa" w:w="2139"/>
+            <w:tcBorders>
+              <w:top w:val="single" w:color="E9ECEF" w:sz="4"/>
+              <w:left w:val="single" w:color="E9ECEF" w:sz="4"/>
+              <w:bottom w:val="single" w:color="E9ECEF" w:sz="4"/>
+              <w:right w:val="single" w:color="E9ECEF" w:sz="4"/>
+            </w:tcBorders>
+            <w:shd w:fill="F8F9FA" w:val="clear"/>
+            <w:tcMar>
+              <w:top w:type="dxa" w:w="100"/>
+              <w:left w:type="dxa" w:w="140"/>
+              <w:bottom w:type="dxa" w:w="100"/>
+              <w:right w:type="dxa" w:w="140"/>
+            </w:tcMar>
+            <w:vAlign w:val="center"/>
+          </w:tcPr>
+          <w:p>
+            <w:pPr>
+              <w:jc w:val="left"/>
+            </w:pPr>
+            <w:r>
+              <w:rPr>
+                <w:rFonts w:ascii="Open Sans" w:cs="Open Sans" w:eastAsia="Open Sans" w:hAnsi="Open Sans"/>
+                <w:b/>
+                <w:bCs/>
+                <w:color w:val="59595B"/>
+                <w:sz w:val="20"/>
+                <w:szCs w:val="20"/>
+              </w:rPr>
+              <w:t xml:space="preserve">2. Emerging</w:t>
+            </w:r>
+          </w:p>
+        </w:tc>
+        <w:tc>
+          <w:tcPr>
+            <w:tcW w:type="dxa" w:w="5348"/>
+            <w:tcBorders>
+              <w:top w:val="single" w:color="E9ECEF" w:sz="4"/>
+              <w:left w:val="single" w:color="E9ECEF" w:sz="4"/>
+              <w:bottom w:val="single" w:color="E9ECEF" w:sz="4"/>
+              <w:right w:val="single" w:color="E9ECEF" w:sz="4"/>
+            </w:tcBorders>
+            <w:shd w:fill="F8F9FA" w:val="clear"/>
+            <w:tcMar>
+              <w:top w:type="dxa" w:w="100"/>
+              <w:left w:type="dxa" w:w="140"/>
+              <w:bottom w:type="dxa" w:w="100"/>
+              <w:right w:type="dxa" w:w="140"/>
+            </w:tcMar>
+            <w:vAlign w:val="center"/>
+          </w:tcPr>
+          <w:p>
+            <w:pPr>
+              <w:jc w:val="left"/>
+            </w:pPr>
+            <w:r>
+              <w:rPr>
+                <w:rFonts w:ascii="Open Sans" w:cs="Open Sans" w:eastAsia="Open Sans" w:hAnsi="Open Sans"/>
+                <w:b/>
+                <w:bCs/>
+                <w:color w:val="59595B"/>
+                <w:sz w:val="20"/>
+                <w:szCs w:val="20"/>
+              </w:rPr>
+              <w:t xml:space="preserve">A proprietary AI product exists (OMNIMED SmartOR) but AI is not yet woven into growth or operations</w:t>
+            </w:r>
+          </w:p>
+        </w:tc>
+        <w:tc>
+          <w:tcPr>
+            <w:tcW w:type="dxa" w:w="1873"/>
+            <w:tcBorders>
+              <w:top w:val="single" w:color="E9ECEF" w:sz="4"/>
+              <w:left w:val="single" w:color="E9ECEF" w:sz="4"/>
+              <w:bottom w:val="single" w:color="E9ECEF" w:sz="4"/>
+              <w:right w:val="single" w:color="E9ECEF" w:sz="4"/>
+            </w:tcBorders>
+            <w:shd w:fill="F8F9FA" w:val="clear"/>
+            <w:tcMar>
+              <w:top w:type="dxa" w:w="100"/>
+              <w:left w:type="dxa" w:w="140"/>
+              <w:bottom w:type="dxa" w:w="100"/>
+              <w:right w:type="dxa" w:w="140"/>
+            </w:tcMar>
+            <w:vAlign w:val="center"/>
+          </w:tcPr>
+          <w:p>
+            <w:pPr>
+              <w:jc w:val="center"/>
+            </w:pPr>
+            <w:r>
+              <w:rPr>
+                <w:rFonts w:ascii="Open Sans" w:cs="Open Sans" w:eastAsia="Open Sans" w:hAnsi="Open Sans"/>
+                <w:b/>
+                <w:bCs/>
+                <w:color w:val="F67D4B"/>
+                <w:sz w:val="20"/>
+                <w:szCs w:val="20"/>
+              </w:rPr>
+              <w:t xml:space="preserve">◀ You are here</w:t>
+            </w:r>
+          </w:p>
+        </w:tc>
+      </w:tr>
+      <w:tr>
+        <w:trPr>
+          <w:cantSplit/>
+        </w:trPr>
+        <w:tc>
+          <w:tcPr>
+            <w:tcW w:type="dxa" w:w="2139"/>
+            <w:tcBorders>
+              <w:top w:val="single" w:color="E9ECEF" w:sz="4"/>
+              <w:left w:val="single" w:color="E9ECEF" w:sz="4"/>
+              <w:bottom w:val="single" w:color="E9ECEF" w:sz="4"/>
+              <w:right w:val="single" w:color="E9ECEF" w:sz="4"/>
+            </w:tcBorders>
+            <w:shd w:fill="FFFFFF" w:val="clear"/>
+            <w:tcMar>
+              <w:top w:type="dxa" w:w="100"/>
+              <w:left w:type="dxa" w:w="140"/>
+              <w:bottom w:type="dxa" w:w="100"/>
+              <w:right w:type="dxa" w:w="140"/>
+            </w:tcMar>
+            <w:vAlign w:val="center"/>
+          </w:tcPr>
+          <w:p>
+            <w:pPr>
+              <w:jc w:val="left"/>
+            </w:pPr>
+            <w:r>
+              <w:rPr>
+                <w:rFonts w:ascii="Open Sans" w:cs="Open Sans" w:eastAsia="Open Sans" w:hAnsi="Open Sans"/>
+                <w:b w:val="false"/>
+                <w:bCs w:val="false"/>
+                <w:color w:val="59595B"/>
+                <w:sz w:val="20"/>
+                <w:szCs w:val="20"/>
+              </w:rPr>
+              <w:t xml:space="preserve">3. Operational</w:t>
+            </w:r>
+          </w:p>
+        </w:tc>
+        <w:tc>
+          <w:tcPr>
+            <w:tcW w:type="dxa" w:w="5348"/>
+            <w:tcBorders>
+              <w:top w:val="single" w:color="E9ECEF" w:sz="4"/>
+              <w:left w:val="single" w:color="E9ECEF" w:sz="4"/>
+              <w:bottom w:val="single" w:color="E9ECEF" w:sz="4"/>
+              <w:right w:val="single" w:color="E9ECEF" w:sz="4"/>
+            </w:tcBorders>
+            <w:shd w:fill="FFFFFF" w:val="clear"/>
+            <w:tcMar>
+              <w:top w:type="dxa" w:w="100"/>
+              <w:left w:type="dxa" w:w="140"/>
+              <w:bottom w:type="dxa" w:w="100"/>
+              <w:right w:type="dxa" w:w="140"/>
+            </w:tcMar>
+            <w:vAlign w:val="center"/>
+          </w:tcPr>
+          <w:p>
+            <w:pPr>
+              <w:jc w:val="left"/>
+            </w:pPr>
+            <w:r>
+              <w:rPr>
+                <w:rFonts w:ascii="Open Sans" w:cs="Open Sans" w:eastAsia="Open Sans" w:hAnsi="Open Sans"/>
+                <w:b w:val="false"/>
+                <w:bCs w:val="false"/>
+                <w:color w:val="59595B"/>
+                <w:sz w:val="20"/>
+                <w:szCs w:val="20"/>
+              </w:rPr>
+              <w:t xml:space="preserve">AI runs specific workflows day-to-day — booking, content, compliance — with measured results</w:t>
+            </w:r>
+          </w:p>
+        </w:tc>
+        <w:tc>
+          <w:tcPr>
+            <w:tcW w:type="dxa" w:w="1873"/>
+            <w:tcBorders>
+              <w:top w:val="single" w:color="E9ECEF" w:sz="4"/>
+              <w:left w:val="single" w:color="E9ECEF" w:sz="4"/>
+              <w:bottom w:val="single" w:color="E9ECEF" w:sz="4"/>
+              <w:right w:val="single" w:color="E9ECEF" w:sz="4"/>
+            </w:tcBorders>
+            <w:shd w:fill="FFFFFF" w:val="clear"/>
+            <w:tcMar>
+              <w:top w:type="dxa" w:w="100"/>
+              <w:left w:type="dxa" w:w="140"/>
+              <w:bottom w:type="dxa" w:w="100"/>
+              <w:right w:type="dxa" w:w="140"/>
+            </w:tcMar>
+            <w:vAlign w:val="center"/>
+          </w:tcPr>
+          <w:p>
+            <w:pPr>
+              <w:jc w:val="center"/>
+            </w:pPr>
+            <w:r>
+              <w:rPr>
+                <w:rFonts w:ascii="Open Sans" w:cs="Open Sans" w:eastAsia="Open Sans" w:hAnsi="Open Sans"/>
+                <w:b w:val="false"/>
+                <w:bCs w:val="false"/>
+                <w:color w:val="59595B"/>
+                <w:sz w:val="20"/>
+                <w:szCs w:val="20"/>
+              </w:rPr>
+              <w:t xml:space="preserve"/>
+            </w:r>
+          </w:p>
+        </w:tc>
+      </w:tr>
+      <w:tr>
+        <w:trPr>
+          <w:cantSplit/>
+        </w:trPr>
+        <w:tc>
+          <w:tcPr>
+            <w:tcW w:type="dxa" w:w="2139"/>
+            <w:tcBorders>
+              <w:top w:val="single" w:color="E9ECEF" w:sz="4"/>
+              <w:left w:val="single" w:color="E9ECEF" w:sz="4"/>
+              <w:bottom w:val="single" w:color="E9ECEF" w:sz="4"/>
+              <w:right w:val="single" w:color="E9ECEF" w:sz="4"/>
+            </w:tcBorders>
+            <w:shd w:fill="F8F9FA" w:val="clear"/>
+            <w:tcMar>
+              <w:top w:type="dxa" w:w="100"/>
+              <w:left w:type="dxa" w:w="140"/>
+              <w:bottom w:type="dxa" w:w="100"/>
+              <w:right w:type="dxa" w:w="140"/>
+            </w:tcMar>
+            <w:vAlign w:val="center"/>
+          </w:tcPr>
+          <w:p>
+            <w:pPr>
+              <w:jc w:val="left"/>
+            </w:pPr>
+            <w:r>
+              <w:rPr>
+                <w:rFonts w:ascii="Open Sans" w:cs="Open Sans" w:eastAsia="Open Sans" w:hAnsi="Open Sans"/>
+                <w:b w:val="false"/>
+                <w:bCs w:val="false"/>
+                <w:color w:val="59595B"/>
+                <w:sz w:val="20"/>
+                <w:szCs w:val="20"/>
+              </w:rPr>
+              <w:t xml:space="preserve">4. Scaled</w:t>
+            </w:r>
+          </w:p>
+        </w:tc>
+        <w:tc>
+          <w:tcPr>
+            <w:tcW w:type="dxa" w:w="5348"/>
+            <w:tcBorders>
+              <w:top w:val="single" w:color="E9ECEF" w:sz="4"/>
+              <w:left w:val="single" w:color="E9ECEF" w:sz="4"/>
+              <w:bottom w:val="single" w:color="E9ECEF" w:sz="4"/>
+              <w:right w:val="single" w:color="E9ECEF" w:sz="4"/>
+            </w:tcBorders>
+            <w:shd w:fill="F8F9FA" w:val="clear"/>
+            <w:tcMar>
+              <w:top w:type="dxa" w:w="100"/>
+              <w:left w:type="dxa" w:w="140"/>
+              <w:bottom w:type="dxa" w:w="100"/>
+              <w:right w:type="dxa" w:w="140"/>
+            </w:tcMar>
+            <w:vAlign w:val="center"/>
+          </w:tcPr>
+          <w:p>
+            <w:pPr>
+              <w:jc w:val="left"/>
+            </w:pPr>
+            <w:r>
+              <w:rPr>
+                <w:rFonts w:ascii="Open Sans" w:cs="Open Sans" w:eastAsia="Open Sans" w:hAnsi="Open Sans"/>
+                <w:b w:val="false"/>
+                <w:bCs w:val="false"/>
+                <w:color w:val="59595B"/>
+                <w:sz w:val="20"/>
+                <w:szCs w:val="20"/>
+              </w:rPr>
+              <w:t xml:space="preserve">AI is embedded across growth and operations with governance and dashboards</w:t>
+            </w:r>
+          </w:p>
+        </w:tc>
+        <w:tc>
+          <w:tcPr>
+            <w:tcW w:type="dxa" w:w="1873"/>
+            <w:tcBorders>
+              <w:top w:val="single" w:color="E9ECEF" w:sz="4"/>
+              <w:left w:val="single" w:color="E9ECEF" w:sz="4"/>
+              <w:bottom w:val="single" w:color="E9ECEF" w:sz="4"/>
+              <w:right w:val="single" w:color="E9ECEF" w:sz="4"/>
+            </w:tcBorders>
+            <w:shd w:fill="F8F9FA" w:val="clear"/>
+            <w:tcMar>
+              <w:top w:type="dxa" w:w="100"/>
+              <w:left w:type="dxa" w:w="140"/>
+              <w:bottom w:type="dxa" w:w="100"/>
+              <w:right w:type="dxa" w:w="140"/>
+            </w:tcMar>
+            <w:vAlign w:val="center"/>
+          </w:tcPr>
+          <w:p>
+            <w:pPr>
+              <w:jc w:val="center"/>
+            </w:pPr>
+            <w:r>
+              <w:rPr>
+                <w:rFonts w:ascii="Open Sans" w:cs="Open Sans" w:eastAsia="Open Sans" w:hAnsi="Open Sans"/>
+                <w:b w:val="false"/>
+                <w:bCs w:val="false"/>
+                <w:color w:val="59595B"/>
+                <w:sz w:val="20"/>
+                <w:szCs w:val="20"/>
+              </w:rPr>
+              <w:t xml:space="preserve"/>
+            </w:r>
+          </w:p>
+        </w:tc>
+      </w:tr>
+      <w:tr>
+        <w:trPr>
+          <w:cantSplit/>
+        </w:trPr>
+        <w:tc>
+          <w:tcPr>
+            <w:tcW w:type="dxa" w:w="2139"/>
+            <w:tcBorders>
+              <w:top w:val="single" w:color="E9ECEF" w:sz="4"/>
+              <w:left w:val="single" w:color="E9ECEF" w:sz="4"/>
+              <w:bottom w:val="single" w:color="E9ECEF" w:sz="4"/>
+              <w:right w:val="single" w:color="E9ECEF" w:sz="4"/>
+            </w:tcBorders>
+            <w:shd w:fill="FFFFFF" w:val="clear"/>
+            <w:tcMar>
+              <w:top w:type="dxa" w:w="100"/>
+              <w:left w:type="dxa" w:w="140"/>
+              <w:bottom w:type="dxa" w:w="100"/>
+              <w:right w:type="dxa" w:w="140"/>
+            </w:tcMar>
+            <w:vAlign w:val="center"/>
+          </w:tcPr>
+          <w:p>
+            <w:pPr>
+              <w:jc w:val="left"/>
+            </w:pPr>
+            <w:r>
+              <w:rPr>
+                <w:rFonts w:ascii="Open Sans" w:cs="Open Sans" w:eastAsia="Open Sans" w:hAnsi="Open Sans"/>
+                <w:b w:val="false"/>
+                <w:bCs w:val="false"/>
+                <w:color w:val="59595B"/>
+                <w:sz w:val="20"/>
+                <w:szCs w:val="20"/>
+              </w:rPr>
+              <w:t xml:space="preserve">5. Transformational</w:t>
+            </w:r>
+          </w:p>
+        </w:tc>
+        <w:tc>
+          <w:tcPr>
+            <w:tcW w:type="dxa" w:w="5348"/>
+            <w:tcBorders>
+              <w:top w:val="single" w:color="E9ECEF" w:sz="4"/>
+              <w:left w:val="single" w:color="E9ECEF" w:sz="4"/>
+              <w:bottom w:val="single" w:color="E9ECEF" w:sz="4"/>
+              <w:right w:val="single" w:color="E9ECEF" w:sz="4"/>
+            </w:tcBorders>
+            <w:shd w:fill="FFFFFF" w:val="clear"/>
+            <w:tcMar>
+              <w:top w:type="dxa" w:w="100"/>
+              <w:left w:type="dxa" w:w="140"/>
+              <w:bottom w:type="dxa" w:w="100"/>
+              <w:right w:type="dxa" w:w="140"/>
+            </w:tcMar>
+            <w:vAlign w:val="center"/>
+          </w:tcPr>
+          <w:p>
+            <w:pPr>
+              <w:jc w:val="left"/>
+            </w:pPr>
+            <w:r>
+              <w:rPr>
+                <w:rFonts w:ascii="Open Sans" w:cs="Open Sans" w:eastAsia="Open Sans" w:hAnsi="Open Sans"/>
+                <w:b w:val="false"/>
+                <w:bCs w:val="false"/>
+                <w:color w:val="59595B"/>
+                <w:sz w:val="20"/>
+                <w:szCs w:val="20"/>
+              </w:rPr>
+              <w:t xml:space="preserve">AI is the default way the business runs and competes</w:t>
+            </w:r>
+          </w:p>
+        </w:tc>
+        <w:tc>
+          <w:tcPr>
+            <w:tcW w:type="dxa" w:w="1873"/>
+            <w:tcBorders>
+              <w:top w:val="single" w:color="E9ECEF" w:sz="4"/>
+              <w:left w:val="single" w:color="E9ECEF" w:sz="4"/>
+              <w:bottom w:val="single" w:color="E9ECEF" w:sz="4"/>
+              <w:right w:val="single" w:color="E9ECEF" w:sz="4"/>
+            </w:tcBorders>
+            <w:shd w:fill="FFFFFF" w:val="clear"/>
+            <w:tcMar>
+              <w:top w:type="dxa" w:w="100"/>
+              <w:left w:type="dxa" w:w="140"/>
+              <w:bottom w:type="dxa" w:w="100"/>
+              <w:right w:type="dxa" w:w="140"/>
+            </w:tcMar>
+            <w:vAlign w:val="center"/>
+          </w:tcPr>
+          <w:p>
+            <w:pPr>
+              <w:jc w:val="center"/>
+            </w:pPr>
+            <w:r>
+              <w:rPr>
+                <w:rFonts w:ascii="Open Sans" w:cs="Open Sans" w:eastAsia="Open Sans" w:hAnsi="Open Sans"/>
+                <w:b w:val="false"/>
+                <w:bCs w:val="false"/>
+                <w:color w:val="59595B"/>
+                <w:sz w:val="20"/>
+                <w:szCs w:val="20"/>
+              </w:rPr>
+              <w:t xml:space="preserve"/>
+            </w:r>
+          </w:p>
+        </w:tc>
+      </w:tr>
+    </w:tbl>
+    <w:p>
+      <w:pPr>
+        <w:spacing w:after="140" w:before="80" w:line="320"/>
+        <w:jc w:val="both"/>
+      </w:pPr>
+      <w:r>
+        <w:rPr>
+          <w:rFonts w:ascii="Open Sans" w:cs="Open Sans" w:eastAsia="Open Sans" w:hAnsi="Open Sans"/>
+          <w:b w:val="false"/>
+          <w:bCs w:val="false"/>
+          <w:i w:val="false"/>
+          <w:iCs w:val="false"/>
+          <w:color w:val="59595B"/>
+          <w:sz w:val="22"/>
+          <w:szCs w:val="22"/>
+        </w:rPr>
+        <w:t xml:space="preserve">Axis is further along than most: OMNIMED SmartOR already puts it at the Emerging stage. This report is the plan to reach Operational — AI working in the growth engine and inside the labs — within twelve months.</w:t>
+      </w:r>
+    </w:p>
+    <w:p>
+      <w:pPr>
+        <w:spacing w:after="0" w:before="140"/>
+      </w:pPr>
+      <w:r>
+        <w:t xml:space="preserve"/>
+      </w:r>
+    </w:p>
+    <w:p>
+      <w:pPr>
+        <w:pStyle w:val="Heading2"/>
+        <w:keepNext/>
+        <w:keepLines/>
+        <w:spacing w:after="120" w:before="280"/>
+      </w:pPr>
+      <w:r>
+        <w:rPr>
+          <w:rFonts w:ascii="Open Sans" w:cs="Open Sans" w:eastAsia="Open Sans" w:hAnsi="Open Sans"/>
+          <w:b/>
+          <w:bCs/>
+          <w:color w:val="006DB6"/>
+          <w:sz w:val="26"/>
+          <w:szCs w:val="26"/>
+        </w:rPr>
+        <w:t xml:space="preserve">Adopting AI Responsibly — Three Risks Every Leader Manages</w:t>
+      </w:r>
+    </w:p>
+    <w:p>
+      <w:pPr>
+        <w:spacing w:after="140" w:before="0" w:line="320"/>
+        <w:jc w:val="both"/>
+      </w:pPr>
+      <w:r>
+        <w:rPr>
+          <w:rFonts w:ascii="Open Sans" w:cs="Open Sans" w:eastAsia="Open Sans" w:hAnsi="Open Sans"/>
+          <w:b w:val="false"/>
+          <w:bCs w:val="false"/>
+          <w:i w:val="false"/>
+          <w:iCs w:val="false"/>
+          <w:color w:val="59595B"/>
+          <w:sz w:val="22"/>
+          <w:szCs w:val="22"/>
+        </w:rPr>
+        <w:t xml:space="preserve">The U.S. government's NIST AI Risk Management Framework gives leaders a simple mental model — Govern, Map, Measure, Manage. For a regulated organization like Axis, three risks matter most, and each has a concrete control:</w:t>
+      </w:r>
+    </w:p>
+    <w:p>
+      <w:pPr>
+        <w:spacing w:after="0" w:before="80"/>
+      </w:pPr>
+      <w:r>
+        <w:t xml:space="preserve"/>
+      </w:r>
+    </w:p>
+    <w:tbl>
+      <w:tblPr>
+        <w:tblW w:type="dxa" w:w="9360"/>
+        <w:tblBorders>
+          <w:top w:val="single" w:color="auto" w:sz="4"/>
+          <w:left w:val="single" w:color="auto" w:sz="4"/>
+          <w:bottom w:val="single" w:color="auto" w:sz="4"/>
+          <w:right w:val="single" w:color="auto" w:sz="4"/>
+          <w:insideH w:val="single" w:color="auto" w:sz="4"/>
+          <w:insideV w:val="single" w:color="auto" w:sz="4"/>
+        </w:tblBorders>
+      </w:tblPr>
+      <w:tblGrid>
+        <w:gridCol w:w="1959"/>
+        <w:gridCol w:w="3700"/>
+        <w:gridCol w:w="3701"/>
+      </w:tblGrid>
+      <w:tr>
+        <w:trPr>
+          <w:cantSplit/>
+          <w:tblHeader/>
+        </w:trPr>
+        <w:tc>
+          <w:tcPr>
+            <w:tcW w:type="dxa" w:w="1959"/>
+            <w:tcBorders>
+              <w:top w:val="single" w:color="E9ECEF" w:sz="4"/>
+              <w:left w:val="single" w:color="E9ECEF" w:sz="4"/>
+              <w:bottom w:val="single" w:color="E9ECEF" w:sz="4"/>
+              <w:right w:val="single" w:color="E9ECEF" w:sz="4"/>
+            </w:tcBorders>
+            <w:shd w:fill="1A1A2E" w:val="clear"/>
+            <w:tcMar>
+              <w:top w:type="dxa" w:w="120"/>
+              <w:left w:type="dxa" w:w="140"/>
+              <w:bottom w:type="dxa" w:w="120"/>
+              <w:right w:type="dxa" w:w="140"/>
+            </w:tcMar>
+            <w:vAlign w:val="center"/>
+          </w:tcPr>
+          <w:p>
+            <w:pPr>
+              <w:jc w:val="left"/>
+            </w:pPr>
+            <w:r>
+              <w:rPr>
+                <w:rFonts w:ascii="Open Sans" w:cs="Open Sans" w:eastAsia="Open Sans" w:hAnsi="Open Sans"/>
+                <w:b/>
+                <w:bCs/>
+                <w:color w:val="FFFFFF"/>
+                <w:sz w:val="20"/>
+                <w:szCs w:val="20"/>
+              </w:rPr>
+              <w:t xml:space="preserve">Risk</w:t>
+            </w:r>
+          </w:p>
+        </w:tc>
+        <w:tc>
+          <w:tcPr>
+            <w:tcW w:type="dxa" w:w="3700"/>
+            <w:tcBorders>
+              <w:top w:val="single" w:color="E9ECEF" w:sz="4"/>
+              <w:left w:val="single" w:color="E9ECEF" w:sz="4"/>
+              <w:bottom w:val="single" w:color="E9ECEF" w:sz="4"/>
+              <w:right w:val="single" w:color="E9ECEF" w:sz="4"/>
+            </w:tcBorders>
+            <w:shd w:fill="1A1A2E" w:val="clear"/>
+            <w:tcMar>
+              <w:top w:type="dxa" w:w="120"/>
+              <w:left w:type="dxa" w:w="140"/>
+              <w:bottom w:type="dxa" w:w="120"/>
+              <w:right w:type="dxa" w:w="140"/>
+            </w:tcMar>
+            <w:vAlign w:val="center"/>
+          </w:tcPr>
+          <w:p>
+            <w:pPr>
+              <w:jc w:val="left"/>
+            </w:pPr>
+            <w:r>
+              <w:rPr>
+                <w:rFonts w:ascii="Open Sans" w:cs="Open Sans" w:eastAsia="Open Sans" w:hAnsi="Open Sans"/>
+                <w:b/>
+                <w:bCs/>
+                <w:color w:val="FFFFFF"/>
+                <w:sz w:val="20"/>
+                <w:szCs w:val="20"/>
+              </w:rPr>
+              <w:t xml:space="preserve">What It Means</w:t>
+            </w:r>
+          </w:p>
+        </w:tc>
+        <w:tc>
+          <w:tcPr>
+            <w:tcW w:type="dxa" w:w="3701"/>
+            <w:tcBorders>
+              <w:top w:val="single" w:color="E9ECEF" w:sz="4"/>
+              <w:left w:val="single" w:color="E9ECEF" w:sz="4"/>
+              <w:bottom w:val="single" w:color="E9ECEF" w:sz="4"/>
+              <w:right w:val="single" w:color="E9ECEF" w:sz="4"/>
+            </w:tcBorders>
+            <w:shd w:fill="1A1A2E" w:val="clear"/>
+            <w:tcMar>
+              <w:top w:type="dxa" w:w="120"/>
+              <w:left w:type="dxa" w:w="140"/>
+              <w:bottom w:type="dxa" w:w="120"/>
+              <w:right w:type="dxa" w:w="140"/>
+            </w:tcMar>
+            <w:vAlign w:val="center"/>
+          </w:tcPr>
+          <w:p>
+            <w:pPr>
+              <w:jc w:val="left"/>
+            </w:pPr>
+            <w:r>
+              <w:rPr>
+                <w:rFonts w:ascii="Open Sans" w:cs="Open Sans" w:eastAsia="Open Sans" w:hAnsi="Open Sans"/>
+                <w:b/>
+                <w:bCs/>
+                <w:color w:val="FFFFFF"/>
+                <w:sz w:val="20"/>
+                <w:szCs w:val="20"/>
+              </w:rPr>
+              <w:t xml:space="preserve">How Technijian Controls It</w:t>
+            </w:r>
+          </w:p>
+        </w:tc>
+      </w:tr>
+      <w:tr>
+        <w:trPr>
+          <w:cantSplit/>
+        </w:trPr>
+        <w:tc>
+          <w:tcPr>
+            <w:tcW w:type="dxa" w:w="1959"/>
+            <w:tcBorders>
+              <w:top w:val="single" w:color="E9ECEF" w:sz="4"/>
+              <w:left w:val="single" w:color="E9ECEF" w:sz="4"/>
+              <w:bottom w:val="single" w:color="E9ECEF" w:sz="4"/>
+              <w:right w:val="single" w:color="E9ECEF" w:sz="4"/>
+            </w:tcBorders>
+            <w:shd w:fill="FFFFFF" w:val="clear"/>
+            <w:tcMar>
+              <w:top w:type="dxa" w:w="100"/>
+              <w:left w:type="dxa" w:w="140"/>
+              <w:bottom w:type="dxa" w:w="100"/>
+              <w:right w:type="dxa" w:w="140"/>
+            </w:tcMar>
+            <w:vAlign w:val="center"/>
+          </w:tcPr>
+          <w:p>
+            <w:pPr>
+              <w:jc w:val="left"/>
+            </w:pPr>
+            <w:r>
+              <w:rPr>
+                <w:rFonts w:ascii="Open Sans" w:cs="Open Sans" w:eastAsia="Open Sans" w:hAnsi="Open Sans"/>
+                <w:b w:val="false"/>
+                <w:bCs w:val="false"/>
+                <w:color w:val="59595B"/>
+                <w:sz w:val="20"/>
+                <w:szCs w:val="20"/>
+              </w:rPr>
+              <w:t xml:space="preserve">Hallucination</w:t>
+            </w:r>
+          </w:p>
+        </w:tc>
+        <w:tc>
+          <w:tcPr>
+            <w:tcW w:type="dxa" w:w="3700"/>
+            <w:tcBorders>
+              <w:top w:val="single" w:color="E9ECEF" w:sz="4"/>
+              <w:left w:val="single" w:color="E9ECEF" w:sz="4"/>
+              <w:bottom w:val="single" w:color="E9ECEF" w:sz="4"/>
+              <w:right w:val="single" w:color="E9ECEF" w:sz="4"/>
+            </w:tcBorders>
+            <w:shd w:fill="FFFFFF" w:val="clear"/>
+            <w:tcMar>
+              <w:top w:type="dxa" w:w="100"/>
+              <w:left w:type="dxa" w:w="140"/>
+              <w:bottom w:type="dxa" w:w="100"/>
+              <w:right w:type="dxa" w:w="140"/>
+            </w:tcMar>
+            <w:vAlign w:val="center"/>
+          </w:tcPr>
+          <w:p>
+            <w:pPr>
+              <w:jc w:val="left"/>
+            </w:pPr>
+            <w:r>
+              <w:rPr>
+                <w:rFonts w:ascii="Open Sans" w:cs="Open Sans" w:eastAsia="Open Sans" w:hAnsi="Open Sans"/>
+                <w:b w:val="false"/>
+                <w:bCs w:val="false"/>
+                <w:color w:val="59595B"/>
+                <w:sz w:val="20"/>
+                <w:szCs w:val="20"/>
+              </w:rPr>
+              <w:t xml:space="preserve">AI can state a confident, wrong answer</w:t>
+            </w:r>
+          </w:p>
+        </w:tc>
+        <w:tc>
+          <w:tcPr>
+            <w:tcW w:type="dxa" w:w="3701"/>
+            <w:tcBorders>
+              <w:top w:val="single" w:color="E9ECEF" w:sz="4"/>
+              <w:left w:val="single" w:color="E9ECEF" w:sz="4"/>
+              <w:bottom w:val="single" w:color="E9ECEF" w:sz="4"/>
+              <w:right w:val="single" w:color="E9ECEF" w:sz="4"/>
+            </w:tcBorders>
+            <w:shd w:fill="FFFFFF" w:val="clear"/>
+            <w:tcMar>
+              <w:top w:type="dxa" w:w="100"/>
+              <w:left w:type="dxa" w:w="140"/>
+              <w:bottom w:type="dxa" w:w="100"/>
+              <w:right w:type="dxa" w:w="140"/>
+            </w:tcMar>
+            <w:vAlign w:val="center"/>
+          </w:tcPr>
+          <w:p>
+            <w:pPr>
+              <w:jc w:val="left"/>
+            </w:pPr>
+            <w:r>
+              <w:rPr>
+                <w:rFonts w:ascii="Open Sans" w:cs="Open Sans" w:eastAsia="Open Sans" w:hAnsi="Open Sans"/>
+                <w:b w:val="false"/>
+                <w:bCs w:val="false"/>
+                <w:color w:val="59595B"/>
+                <w:sz w:val="20"/>
+                <w:szCs w:val="20"/>
+              </w:rPr>
+              <w:t xml:space="preserve">Human-in-the-loop review on anything client-facing or compliance-bound — AI drafts, a person approves</w:t>
+            </w:r>
+          </w:p>
+        </w:tc>
+      </w:tr>
+      <w:tr>
+        <w:trPr>
+          <w:cantSplit/>
+        </w:trPr>
+        <w:tc>
+          <w:tcPr>
+            <w:tcW w:type="dxa" w:w="1959"/>
+            <w:tcBorders>
+              <w:top w:val="single" w:color="E9ECEF" w:sz="4"/>
+              <w:left w:val="single" w:color="E9ECEF" w:sz="4"/>
+              <w:bottom w:val="single" w:color="E9ECEF" w:sz="4"/>
+              <w:right w:val="single" w:color="E9ECEF" w:sz="4"/>
+            </w:tcBorders>
+            <w:shd w:fill="F8F9FA" w:val="clear"/>
+            <w:tcMar>
+              <w:top w:type="dxa" w:w="100"/>
+              <w:left w:type="dxa" w:w="140"/>
+              <w:bottom w:type="dxa" w:w="100"/>
+              <w:right w:type="dxa" w:w="140"/>
+            </w:tcMar>
+            <w:vAlign w:val="center"/>
+          </w:tcPr>
+          <w:p>
+            <w:pPr>
+              <w:jc w:val="left"/>
+            </w:pPr>
+            <w:r>
+              <w:rPr>
+                <w:rFonts w:ascii="Open Sans" w:cs="Open Sans" w:eastAsia="Open Sans" w:hAnsi="Open Sans"/>
+                <w:b w:val="false"/>
+                <w:bCs w:val="false"/>
+                <w:color w:val="59595B"/>
+                <w:sz w:val="20"/>
+                <w:szCs w:val="20"/>
+              </w:rPr>
+              <w:t xml:space="preserve">Data leakage</w:t>
+            </w:r>
+          </w:p>
+        </w:tc>
+        <w:tc>
+          <w:tcPr>
+            <w:tcW w:type="dxa" w:w="3700"/>
+            <w:tcBorders>
+              <w:top w:val="single" w:color="E9ECEF" w:sz="4"/>
+              <w:left w:val="single" w:color="E9ECEF" w:sz="4"/>
+              <w:bottom w:val="single" w:color="E9ECEF" w:sz="4"/>
+              <w:right w:val="single" w:color="E9ECEF" w:sz="4"/>
+            </w:tcBorders>
+            <w:shd w:fill="F8F9FA" w:val="clear"/>
+            <w:tcMar>
+              <w:top w:type="dxa" w:w="100"/>
+              <w:left w:type="dxa" w:w="140"/>
+              <w:bottom w:type="dxa" w:w="100"/>
+              <w:right w:type="dxa" w:w="140"/>
+            </w:tcMar>
+            <w:vAlign w:val="center"/>
+          </w:tcPr>
+          <w:p>
+            <w:pPr>
+              <w:jc w:val="left"/>
+            </w:pPr>
+            <w:r>
+              <w:rPr>
+                <w:rFonts w:ascii="Open Sans" w:cs="Open Sans" w:eastAsia="Open Sans" w:hAnsi="Open Sans"/>
+                <w:b w:val="false"/>
+                <w:bCs w:val="false"/>
+                <w:color w:val="59595B"/>
+                <w:sz w:val="20"/>
+                <w:szCs w:val="20"/>
+              </w:rPr>
+              <w:t xml:space="preserve">Sensitive data pasted into public tools can escape</w:t>
+            </w:r>
+          </w:p>
+        </w:tc>
+        <w:tc>
+          <w:tcPr>
+            <w:tcW w:type="dxa" w:w="3701"/>
+            <w:tcBorders>
+              <w:top w:val="single" w:color="E9ECEF" w:sz="4"/>
+              <w:left w:val="single" w:color="E9ECEF" w:sz="4"/>
+              <w:bottom w:val="single" w:color="E9ECEF" w:sz="4"/>
+              <w:right w:val="single" w:color="E9ECEF" w:sz="4"/>
+            </w:tcBorders>
+            <w:shd w:fill="F8F9FA" w:val="clear"/>
+            <w:tcMar>
+              <w:top w:type="dxa" w:w="100"/>
+              <w:left w:type="dxa" w:w="140"/>
+              <w:bottom w:type="dxa" w:w="100"/>
+              <w:right w:type="dxa" w:w="140"/>
+            </w:tcMar>
+            <w:vAlign w:val="center"/>
+          </w:tcPr>
+          <w:p>
+            <w:pPr>
+              <w:jc w:val="left"/>
+            </w:pPr>
+            <w:r>
+              <w:rPr>
+                <w:rFonts w:ascii="Open Sans" w:cs="Open Sans" w:eastAsia="Open Sans" w:hAnsi="Open Sans"/>
+                <w:b w:val="false"/>
+                <w:bCs w:val="false"/>
+                <w:color w:val="59595B"/>
+                <w:sz w:val="20"/>
+                <w:szCs w:val="20"/>
+              </w:rPr>
+              <w:t xml:space="preserve">Private, governed AI deployments — cadaver provenance, surgeon records, and OMNIMED telemetry never touch a public model</w:t>
+            </w:r>
+          </w:p>
+        </w:tc>
+      </w:tr>
+      <w:tr>
+        <w:trPr>
+          <w:cantSplit/>
+        </w:trPr>
+        <w:tc>
+          <w:tcPr>
+            <w:tcW w:type="dxa" w:w="1959"/>
+            <w:tcBorders>
+              <w:top w:val="single" w:color="E9ECEF" w:sz="4"/>
+              <w:left w:val="single" w:color="E9ECEF" w:sz="4"/>
+              <w:bottom w:val="single" w:color="E9ECEF" w:sz="4"/>
+              <w:right w:val="single" w:color="E9ECEF" w:sz="4"/>
+            </w:tcBorders>
+            <w:shd w:fill="FFFFFF" w:val="clear"/>
+            <w:tcMar>
+              <w:top w:type="dxa" w:w="100"/>
+              <w:left w:type="dxa" w:w="140"/>
+              <w:bottom w:type="dxa" w:w="100"/>
+              <w:right w:type="dxa" w:w="140"/>
+            </w:tcMar>
+            <w:vAlign w:val="center"/>
+          </w:tcPr>
+          <w:p>
+            <w:pPr>
+              <w:jc w:val="left"/>
+            </w:pPr>
+            <w:r>
+              <w:rPr>
+                <w:rFonts w:ascii="Open Sans" w:cs="Open Sans" w:eastAsia="Open Sans" w:hAnsi="Open Sans"/>
+                <w:b w:val="false"/>
+                <w:bCs w:val="false"/>
+                <w:color w:val="59595B"/>
+                <w:sz w:val="20"/>
+                <w:szCs w:val="20"/>
+              </w:rPr>
+              <w:t xml:space="preserve">Compliance &amp; accountability</w:t>
+            </w:r>
+          </w:p>
+        </w:tc>
+        <w:tc>
+          <w:tcPr>
+            <w:tcW w:type="dxa" w:w="3700"/>
+            <w:tcBorders>
+              <w:top w:val="single" w:color="E9ECEF" w:sz="4"/>
+              <w:left w:val="single" w:color="E9ECEF" w:sz="4"/>
+              <w:bottom w:val="single" w:color="E9ECEF" w:sz="4"/>
+              <w:right w:val="single" w:color="E9ECEF" w:sz="4"/>
+            </w:tcBorders>
+            <w:shd w:fill="FFFFFF" w:val="clear"/>
+            <w:tcMar>
+              <w:top w:type="dxa" w:w="100"/>
+              <w:left w:type="dxa" w:w="140"/>
+              <w:bottom w:type="dxa" w:w="100"/>
+              <w:right w:type="dxa" w:w="140"/>
+            </w:tcMar>
+            <w:vAlign w:val="center"/>
+          </w:tcPr>
+          <w:p>
+            <w:pPr>
+              <w:jc w:val="left"/>
+            </w:pPr>
+            <w:r>
+              <w:rPr>
+                <w:rFonts w:ascii="Open Sans" w:cs="Open Sans" w:eastAsia="Open Sans" w:hAnsi="Open Sans"/>
+                <w:b w:val="false"/>
+                <w:bCs w:val="false"/>
+                <w:color w:val="59595B"/>
+                <w:sz w:val="20"/>
+                <w:szCs w:val="20"/>
+              </w:rPr>
+              <w:t xml:space="preserve">Untracked AI tools create audit gaps</w:t>
+            </w:r>
+          </w:p>
+        </w:tc>
+        <w:tc>
+          <w:tcPr>
+            <w:tcW w:type="dxa" w:w="3701"/>
+            <w:tcBorders>
+              <w:top w:val="single" w:color="E9ECEF" w:sz="4"/>
+              <w:left w:val="single" w:color="E9ECEF" w:sz="4"/>
+              <w:bottom w:val="single" w:color="E9ECEF" w:sz="4"/>
+              <w:right w:val="single" w:color="E9ECEF" w:sz="4"/>
+            </w:tcBorders>
+            <w:shd w:fill="FFFFFF" w:val="clear"/>
+            <w:tcMar>
+              <w:top w:type="dxa" w:w="100"/>
+              <w:left w:type="dxa" w:w="140"/>
+              <w:bottom w:type="dxa" w:w="100"/>
+              <w:right w:type="dxa" w:w="140"/>
+            </w:tcMar>
+            <w:vAlign w:val="center"/>
+          </w:tcPr>
+          <w:p>
+            <w:pPr>
+              <w:jc w:val="left"/>
+            </w:pPr>
+            <w:r>
+              <w:rPr>
+                <w:rFonts w:ascii="Open Sans" w:cs="Open Sans" w:eastAsia="Open Sans" w:hAnsi="Open Sans"/>
+                <w:b w:val="false"/>
+                <w:bCs w:val="false"/>
+                <w:color w:val="59595B"/>
+                <w:sz w:val="20"/>
+                <w:szCs w:val="20"/>
+              </w:rPr>
+              <w:t xml:space="preserve">Every AI tool inventoried with owner, vendor, and data source — AATB/FDA-ready, led by a CISSP-certified team</w:t>
+            </w:r>
+          </w:p>
+        </w:tc>
+      </w:tr>
+    </w:tbl>
+    <w:p>
+      <w:pPr>
+        <w:spacing w:after="0" w:before="140"/>
+      </w:pPr>
+      <w:r>
+        <w:t xml:space="preserve"/>
+      </w:r>
+    </w:p>
+    <w:p>
+      <w:pPr>
+        <w:pStyle w:val="Heading2"/>
+        <w:keepNext/>
+        <w:keepLines/>
+        <w:spacing w:after="120" w:before="280"/>
+      </w:pPr>
+      <w:r>
+        <w:rPr>
+          <w:rFonts w:ascii="Open Sans" w:cs="Open Sans" w:eastAsia="Open Sans" w:hAnsi="Open Sans"/>
+          <w:b/>
+          <w:bCs/>
+          <w:color w:val="006DB6"/>
+          <w:sz w:val="26"/>
+          <w:szCs w:val="26"/>
+        </w:rPr>
+        <w:t xml:space="preserve">What Comparable Organizations Are Already Doing</w:t>
+      </w:r>
+    </w:p>
+    <w:p>
+      <w:pPr>
+        <w:pStyle w:val="ListParagraph"/>
+        <w:numPr>
+          <w:ilvl w:val="0"/>
+          <w:numId w:val="2"/>
+        </w:numPr>
+        <w:spacing w:after="80" w:before="40" w:line="300"/>
+      </w:pPr>
+      <w:r>
+        <w:rPr>
+          <w:rFonts w:ascii="Open Sans" w:cs="Open Sans" w:eastAsia="Open Sans" w:hAnsi="Open Sans"/>
+          <w:color w:val="59595B"/>
+          <w:sz w:val="22"/>
+          <w:szCs w:val="22"/>
+        </w:rPr>
+        <w:t xml:space="preserve">Healthcare operations: multi-site medical-services organizations are automating new-account and intake paperwork to recover staff time for client-facing work.</w:t>
+      </w:r>
+    </w:p>
+    <w:p>
+      <w:pPr>
+        <w:pStyle w:val="ListParagraph"/>
+        <w:numPr>
+          <w:ilvl w:val="0"/>
+          <w:numId w:val="2"/>
+        </w:numPr>
+        <w:spacing w:after="80" w:before="40" w:line="300"/>
+      </w:pPr>
+      <w:r>
+        <w:rPr>
+          <w:rFonts w:ascii="Open Sans" w:cs="Open Sans" w:eastAsia="Open Sans" w:hAnsi="Open Sans"/>
+          <w:color w:val="59595B"/>
+          <w:sz w:val="22"/>
+          <w:szCs w:val="22"/>
+        </w:rPr>
+        <w:t xml:space="preserve">Medical education: training and education providers are using AI search optimization to become the cited answer when buyers ask AI tools "where can I train on this procedure?" — capturing demand competitors never see.</w:t>
+      </w:r>
+    </w:p>
+    <w:p>
+      <w:pPr>
+        <w:pStyle w:val="ListParagraph"/>
+        <w:numPr>
+          <w:ilvl w:val="0"/>
+          <w:numId w:val="2"/>
+        </w:numPr>
+        <w:spacing w:after="80" w:before="40" w:line="300"/>
+      </w:pPr>
+      <w:r>
+        <w:rPr>
+          <w:rFonts w:ascii="Open Sans" w:cs="Open Sans" w:eastAsia="Open Sans" w:hAnsi="Open Sans"/>
+          <w:color w:val="59595B"/>
+          <w:sz w:val="22"/>
+          <w:szCs w:val="22"/>
+        </w:rPr>
+        <w:t xml:space="preserve">Regulated B2B: document-heavy regulated businesses are turning multi-day proposal and compliance assembly into a minutes-long, audit-ready draft — responding to more opportunities with the same team.</w:t>
+      </w:r>
+    </w:p>
+    <w:p>
+      <w:pPr>
+        <w:spacing w:after="140" w:before="40" w:line="320"/>
+        <w:jc w:val="both"/>
+      </w:pPr>
+      <w:r>
+        <w:rPr>
+          <w:rFonts w:ascii="Open Sans" w:cs="Open Sans" w:eastAsia="Open Sans" w:hAnsi="Open Sans"/>
+          <w:b w:val="false"/>
+          <w:bCs w:val="false"/>
+          <w:i/>
+          <w:iCs/>
+          <w:color w:val="59595B"/>
+          <w:sz w:val="19"/>
+          <w:szCs w:val="19"/>
+        </w:rPr>
+        <w:t xml:space="preserve">These are representative directions of travel across comparable industries, not guarantees; Axis's own numbers would be confirmed in discovery. Technijian's specific, measured results from prior builds appear in Section 9 (Capability Proof) and Section 12.</w:t>
+      </w:r>
+    </w:p>
+    <w:p>
+      <w:pPr>
+        <w:spacing w:after="0" w:before="140"/>
+      </w:pPr>
+      <w:r>
+        <w:t xml:space="preserve"/>
+      </w:r>
+    </w:p>
+    <w:p>
+      <w:pPr>
+        <w:pStyle w:val="Heading2"/>
+        <w:keepNext/>
+        <w:keepLines/>
+        <w:spacing w:after="120" w:before="280"/>
+      </w:pPr>
+      <w:r>
+        <w:rPr>
+          <w:rFonts w:ascii="Open Sans" w:cs="Open Sans" w:eastAsia="Open Sans" w:hAnsi="Open Sans"/>
+          <w:b/>
+          <w:bCs/>
+          <w:color w:val="006DB6"/>
+          <w:sz w:val="26"/>
+          <w:szCs w:val="26"/>
+        </w:rPr>
+        <w:t xml:space="preserve">A Day in the Life — An Axis Lab Coordinator</w:t>
+      </w:r>
+    </w:p>
+    <w:tbl>
+      <w:tblPr>
+        <w:tblW w:type="dxa" w:w="9360"/>
+        <w:tblBorders>
+          <w:top w:val="single" w:color="auto" w:sz="4"/>
+          <w:left w:val="single" w:color="auto" w:sz="4"/>
+          <w:bottom w:val="single" w:color="auto" w:sz="4"/>
+          <w:right w:val="single" w:color="auto" w:sz="4"/>
+          <w:insideH w:val="single" w:color="auto" w:sz="4"/>
+          <w:insideV w:val="single" w:color="auto" w:sz="4"/>
+        </w:tblBorders>
+      </w:tblPr>
+      <w:tblGrid>
+        <w:gridCol w:w="80"/>
+        <w:gridCol w:w="9280"/>
+      </w:tblGrid>
+      <w:tr>
+        <w:trPr>
+          <w:cantSplit/>
+        </w:trPr>
+        <w:tc>
+          <w:tcPr>
+            <w:tcW w:type="dxa" w:w="80"/>
+            <w:tcBorders>
+              <w:top w:val="none" w:color="FFFFFF" w:sz="0"/>
+              <w:left w:val="none" w:color="FFFFFF" w:sz="0"/>
+              <w:bottom w:val="none" w:color="FFFFFF" w:sz="0"/>
+              <w:right w:val="none" w:color="FFFFFF" w:sz="0"/>
+            </w:tcBorders>
+            <w:shd w:fill="006DB6" w:val="clear"/>
+          </w:tcPr>
+          <w:p>
+            <w:r>
+              <w:t xml:space="preserve"/>
+            </w:r>
+          </w:p>
+        </w:tc>
+        <w:tc>
+          <w:tcPr>
+            <w:tcW w:type="dxa" w:w="9280"/>
+            <w:tcBorders>
+              <w:top w:val="none" w:color="FFFFFF" w:sz="0"/>
+              <w:left w:val="none" w:color="FFFFFF" w:sz="0"/>
+              <w:bottom w:val="none" w:color="FFFFFF" w:sz="0"/>
+              <w:right w:val="none" w:color="FFFFFF" w:sz="0"/>
+            </w:tcBorders>
+            <w:shd w:fill="F8F9FA" w:val="clear"/>
+            <w:tcMar>
+              <w:top w:type="dxa" w:w="160"/>
+              <w:left w:type="dxa" w:w="240"/>
+              <w:bottom w:type="dxa" w:w="160"/>
+              <w:right w:type="dxa" w:w="200"/>
+            </w:tcMar>
+          </w:tcPr>
+          <w:p>
+            <w:pPr>
+              <w:keepNext/>
+              <w:keepLines/>
+              <w:spacing w:after="80" w:before="80"/>
+            </w:pPr>
+            <w:r>
+              <w:rPr>
+                <w:rFonts w:ascii="Open Sans" w:cs="Open Sans" w:eastAsia="Open Sans" w:hAnsi="Open Sans"/>
+                <w:b/>
+                <w:bCs/>
+                <w:color w:val="006DB6"/>
+                <w:sz w:val="22"/>
+                <w:szCs w:val="22"/>
+              </w:rPr>
+              <w:t xml:space="preserve">Before vs. After AI</w:t>
+            </w:r>
+          </w:p>
+          <w:p>
+            <w:pPr>
+              <w:keepNext/>
+              <w:keepLines/>
+              <w:spacing w:after="60" w:before="40" w:line="300"/>
+            </w:pPr>
+            <w:r>
+              <w:rPr>
+                <w:rFonts w:ascii="Open Sans" w:cs="Open Sans" w:eastAsia="Open Sans" w:hAnsi="Open Sans"/>
+                <w:color w:val="59595B"/>
+                <w:sz w:val="20"/>
+                <w:szCs w:val="20"/>
+              </w:rPr>
+              <w:t xml:space="preserve">TODAY: A coordinator fields a booking by phone, checks availability by hand, re-keys the configuration and perfusion needs, builds the instrument and staffing list from memory, and chases catering and AV — across four locations, mostly from experience held in a few people's heads.</w:t>
+            </w:r>
+          </w:p>
+          <w:p>
+            <w:pPr>
+              <w:keepNext w:val="false"/>
+              <w:keepLines/>
+              <w:spacing w:after="60" w:before="40" w:line="300"/>
+            </w:pPr>
+            <w:r>
+              <w:rPr>
+                <w:rFonts w:ascii="Open Sans" w:cs="Open Sans" w:eastAsia="Open Sans" w:hAnsi="Open Sans"/>
+                <w:color w:val="59595B"/>
+                <w:sz w:val="20"/>
+                <w:szCs w:val="20"/>
+              </w:rPr>
+              <w:t xml:space="preserve">WITH AI: The booking arrives through a unified system that proposes availability and add-ons; an AI assistant drafts the instrument pull-list, staffing plan, and AV run-sheet from the booking in minutes; the coordinator reviews and approves. The expertise is captured in a system, so the same standard holds at every site and survives a new hire or the UMD facility opening.</w:t>
+            </w:r>
+          </w:p>
+        </w:tc>
+      </w:tr>
+    </w:tbl>
+    <w:p>
+      <w:pPr>
+        <w:spacing w:after="0" w:before="140"/>
+      </w:pPr>
+      <w:r>
+        <w:t xml:space="preserve"/>
+      </w:r>
+    </w:p>
+    <w:p>
+      <w:pPr>
+        <w:pStyle w:val="Heading2"/>
+        <w:keepNext/>
+        <w:keepLines/>
+        <w:spacing w:after="120" w:before="280"/>
+      </w:pPr>
+      <w:r>
+        <w:rPr>
+          <w:rFonts w:ascii="Open Sans" w:cs="Open Sans" w:eastAsia="Open Sans" w:hAnsi="Open Sans"/>
+          <w:b/>
+          <w:bCs/>
+          <w:color w:val="006DB6"/>
+          <w:sz w:val="26"/>
+          <w:szCs w:val="26"/>
+        </w:rPr>
+        <w:t xml:space="preserve">Why a Partner — vs. Hiring or Doing It Yourself</w:t>
+      </w:r>
+    </w:p>
+    <w:tbl>
+      <w:tblPr>
+        <w:tblW w:type="dxa" w:w="9360"/>
+        <w:tblBorders>
+          <w:top w:val="single" w:color="auto" w:sz="4"/>
+          <w:left w:val="single" w:color="auto" w:sz="4"/>
+          <w:bottom w:val="single" w:color="auto" w:sz="4"/>
+          <w:right w:val="single" w:color="auto" w:sz="4"/>
+          <w:insideH w:val="single" w:color="auto" w:sz="4"/>
+          <w:insideV w:val="single" w:color="auto" w:sz="4"/>
+        </w:tblBorders>
+      </w:tblPr>
+      <w:tblGrid>
+        <w:gridCol w:w="2269"/>
+        <w:gridCol w:w="7091"/>
+      </w:tblGrid>
+      <w:tr>
+        <w:trPr>
+          <w:cantSplit/>
+          <w:tblHeader/>
+        </w:trPr>
+        <w:tc>
+          <w:tcPr>
+            <w:tcW w:type="dxa" w:w="2269"/>
+            <w:tcBorders>
+              <w:top w:val="single" w:color="E9ECEF" w:sz="4"/>
+              <w:left w:val="single" w:color="E9ECEF" w:sz="4"/>
+              <w:bottom w:val="single" w:color="E9ECEF" w:sz="4"/>
+              <w:right w:val="single" w:color="E9ECEF" w:sz="4"/>
+            </w:tcBorders>
+            <w:shd w:fill="006DB6" w:val="clear"/>
+            <w:tcMar>
+              <w:top w:type="dxa" w:w="120"/>
+              <w:left w:type="dxa" w:w="140"/>
+              <w:bottom w:type="dxa" w:w="120"/>
+              <w:right w:type="dxa" w:w="140"/>
+            </w:tcMar>
+            <w:vAlign w:val="center"/>
+          </w:tcPr>
+          <w:p>
+            <w:pPr>
+              <w:jc w:val="left"/>
+            </w:pPr>
+            <w:r>
+              <w:rPr>
+                <w:rFonts w:ascii="Open Sans" w:cs="Open Sans" w:eastAsia="Open Sans" w:hAnsi="Open Sans"/>
+                <w:b/>
+                <w:bCs/>
+                <w:color w:val="FFFFFF"/>
+                <w:sz w:val="20"/>
+                <w:szCs w:val="20"/>
+              </w:rPr>
+              <w:t xml:space="preserve">Path</w:t>
+            </w:r>
+          </w:p>
+        </w:tc>
+        <w:tc>
+          <w:tcPr>
+            <w:tcW w:type="dxa" w:w="7091"/>
+            <w:tcBorders>
+              <w:top w:val="single" w:color="E9ECEF" w:sz="4"/>
+              <w:left w:val="single" w:color="E9ECEF" w:sz="4"/>
+              <w:bottom w:val="single" w:color="E9ECEF" w:sz="4"/>
+              <w:right w:val="single" w:color="E9ECEF" w:sz="4"/>
+            </w:tcBorders>
+            <w:shd w:fill="006DB6" w:val="clear"/>
+            <w:tcMar>
+              <w:top w:type="dxa" w:w="120"/>
+              <w:left w:type="dxa" w:w="140"/>
+              <w:bottom w:type="dxa" w:w="120"/>
+              <w:right w:type="dxa" w:w="140"/>
+            </w:tcMar>
+            <w:vAlign w:val="center"/>
+          </w:tcPr>
+          <w:p>
+            <w:pPr>
+              <w:jc w:val="left"/>
+            </w:pPr>
+            <w:r>
+              <w:rPr>
+                <w:rFonts w:ascii="Open Sans" w:cs="Open Sans" w:eastAsia="Open Sans" w:hAnsi="Open Sans"/>
+                <w:b/>
+                <w:bCs/>
+                <w:color w:val="FFFFFF"/>
+                <w:sz w:val="20"/>
+                <w:szCs w:val="20"/>
+              </w:rPr>
+              <w:t xml:space="preserve">Reality</w:t>
+            </w:r>
+          </w:p>
+        </w:tc>
+      </w:tr>
+      <w:tr>
+        <w:trPr>
+          <w:cantSplit/>
+        </w:trPr>
+        <w:tc>
+          <w:tcPr>
+            <w:tcW w:type="dxa" w:w="2269"/>
+            <w:tcBorders>
+              <w:top w:val="single" w:color="E9ECEF" w:sz="4"/>
+              <w:left w:val="single" w:color="E9ECEF" w:sz="4"/>
+              <w:bottom w:val="single" w:color="E9ECEF" w:sz="4"/>
+              <w:right w:val="single" w:color="E9ECEF" w:sz="4"/>
+            </w:tcBorders>
+            <w:shd w:fill="FFFFFF" w:val="clear"/>
+            <w:tcMar>
+              <w:top w:type="dxa" w:w="100"/>
+              <w:left w:type="dxa" w:w="140"/>
+              <w:bottom w:type="dxa" w:w="100"/>
+              <w:right w:type="dxa" w:w="140"/>
+            </w:tcMar>
+            <w:vAlign w:val="center"/>
+          </w:tcPr>
+          <w:p>
+            <w:pPr>
+              <w:jc w:val="left"/>
+            </w:pPr>
+            <w:r>
+              <w:rPr>
+                <w:rFonts w:ascii="Open Sans" w:cs="Open Sans" w:eastAsia="Open Sans" w:hAnsi="Open Sans"/>
+                <w:b w:val="false"/>
+                <w:bCs w:val="false"/>
+                <w:color w:val="59595B"/>
+                <w:sz w:val="20"/>
+                <w:szCs w:val="20"/>
+              </w:rPr>
+              <w:t xml:space="preserve">DIY tools</w:t>
+            </w:r>
+          </w:p>
+        </w:tc>
+        <w:tc>
+          <w:tcPr>
+            <w:tcW w:type="dxa" w:w="7091"/>
+            <w:tcBorders>
+              <w:top w:val="single" w:color="E9ECEF" w:sz="4"/>
+              <w:left w:val="single" w:color="E9ECEF" w:sz="4"/>
+              <w:bottom w:val="single" w:color="E9ECEF" w:sz="4"/>
+              <w:right w:val="single" w:color="E9ECEF" w:sz="4"/>
+            </w:tcBorders>
+            <w:shd w:fill="FFFFFF" w:val="clear"/>
+            <w:tcMar>
+              <w:top w:type="dxa" w:w="100"/>
+              <w:left w:type="dxa" w:w="140"/>
+              <w:bottom w:type="dxa" w:w="100"/>
+              <w:right w:type="dxa" w:w="140"/>
+            </w:tcMar>
+            <w:vAlign w:val="center"/>
+          </w:tcPr>
+          <w:p>
+            <w:pPr>
+              <w:jc w:val="left"/>
+            </w:pPr>
+            <w:r>
+              <w:rPr>
+                <w:rFonts w:ascii="Open Sans" w:cs="Open Sans" w:eastAsia="Open Sans" w:hAnsi="Open Sans"/>
+                <w:b w:val="false"/>
+                <w:bCs w:val="false"/>
+                <w:color w:val="59595B"/>
+                <w:sz w:val="20"/>
+                <w:szCs w:val="20"/>
+              </w:rPr>
+              <w:t xml:space="preserve">Inexpensive, but Axis assembles, secures, and governs everything — and owns the three risks above alone</w:t>
+            </w:r>
+          </w:p>
+        </w:tc>
+      </w:tr>
+      <w:tr>
+        <w:trPr>
+          <w:cantSplit/>
+        </w:trPr>
+        <w:tc>
+          <w:tcPr>
+            <w:tcW w:type="dxa" w:w="2269"/>
+            <w:tcBorders>
+              <w:top w:val="single" w:color="E9ECEF" w:sz="4"/>
+              <w:left w:val="single" w:color="E9ECEF" w:sz="4"/>
+              <w:bottom w:val="single" w:color="E9ECEF" w:sz="4"/>
+              <w:right w:val="single" w:color="E9ECEF" w:sz="4"/>
+            </w:tcBorders>
+            <w:shd w:fill="F8F9FA" w:val="clear"/>
+            <w:tcMar>
+              <w:top w:type="dxa" w:w="100"/>
+              <w:left w:type="dxa" w:w="140"/>
+              <w:bottom w:type="dxa" w:w="100"/>
+              <w:right w:type="dxa" w:w="140"/>
+            </w:tcMar>
+            <w:vAlign w:val="center"/>
+          </w:tcPr>
+          <w:p>
+            <w:pPr>
+              <w:jc w:val="left"/>
+            </w:pPr>
+            <w:r>
+              <w:rPr>
+                <w:rFonts w:ascii="Open Sans" w:cs="Open Sans" w:eastAsia="Open Sans" w:hAnsi="Open Sans"/>
+                <w:b w:val="false"/>
+                <w:bCs w:val="false"/>
+                <w:color w:val="59595B"/>
+                <w:sz w:val="20"/>
+                <w:szCs w:val="20"/>
+              </w:rPr>
+              <w:t xml:space="preserve">Hire in-house</w:t>
+            </w:r>
+          </w:p>
+        </w:tc>
+        <w:tc>
+          <w:tcPr>
+            <w:tcW w:type="dxa" w:w="7091"/>
+            <w:tcBorders>
+              <w:top w:val="single" w:color="E9ECEF" w:sz="4"/>
+              <w:left w:val="single" w:color="E9ECEF" w:sz="4"/>
+              <w:bottom w:val="single" w:color="E9ECEF" w:sz="4"/>
+              <w:right w:val="single" w:color="E9ECEF" w:sz="4"/>
+            </w:tcBorders>
+            <w:shd w:fill="F8F9FA" w:val="clear"/>
+            <w:tcMar>
+              <w:top w:type="dxa" w:w="100"/>
+              <w:left w:type="dxa" w:w="140"/>
+              <w:bottom w:type="dxa" w:w="100"/>
+              <w:right w:type="dxa" w:w="140"/>
+            </w:tcMar>
+            <w:vAlign w:val="center"/>
+          </w:tcPr>
+          <w:p>
+            <w:pPr>
+              <w:jc w:val="left"/>
+            </w:pPr>
+            <w:r>
+              <w:rPr>
+                <w:rFonts w:ascii="Open Sans" w:cs="Open Sans" w:eastAsia="Open Sans" w:hAnsi="Open Sans"/>
+                <w:b w:val="false"/>
+                <w:bCs w:val="false"/>
+                <w:color w:val="59595B"/>
+                <w:sz w:val="20"/>
+                <w:szCs w:val="20"/>
+              </w:rPr>
+              <w:t xml:space="preserve">A capable AI leader typically costs $180K+/year and is scarce, and one person cannot cover strategy, build, security, and governance</w:t>
+            </w:r>
+          </w:p>
+        </w:tc>
+      </w:tr>
+      <w:tr>
+        <w:trPr>
+          <w:cantSplit/>
+        </w:trPr>
+        <w:tc>
+          <w:tcPr>
+            <w:tcW w:type="dxa" w:w="2269"/>
+            <w:tcBorders>
+              <w:top w:val="single" w:color="E9ECEF" w:sz="4"/>
+              <w:left w:val="single" w:color="E9ECEF" w:sz="4"/>
+              <w:bottom w:val="single" w:color="E9ECEF" w:sz="4"/>
+              <w:right w:val="single" w:color="E9ECEF" w:sz="4"/>
+            </w:tcBorders>
+            <w:shd w:fill="FFFFFF" w:val="clear"/>
+            <w:tcMar>
+              <w:top w:type="dxa" w:w="100"/>
+              <w:left w:type="dxa" w:w="140"/>
+              <w:bottom w:type="dxa" w:w="100"/>
+              <w:right w:type="dxa" w:w="140"/>
+            </w:tcMar>
+            <w:vAlign w:val="center"/>
+          </w:tcPr>
+          <w:p>
+            <w:pPr>
+              <w:jc w:val="left"/>
+            </w:pPr>
+            <w:r>
+              <w:rPr>
+                <w:rFonts w:ascii="Open Sans" w:cs="Open Sans" w:eastAsia="Open Sans" w:hAnsi="Open Sans"/>
+                <w:b/>
+                <w:bCs/>
+                <w:color w:val="59595B"/>
+                <w:sz w:val="20"/>
+                <w:szCs w:val="20"/>
+              </w:rPr>
+              <w:t xml:space="preserve">Partner (Technijian)</w:t>
+            </w:r>
+          </w:p>
+        </w:tc>
+        <w:tc>
+          <w:tcPr>
+            <w:tcW w:type="dxa" w:w="7091"/>
+            <w:tcBorders>
+              <w:top w:val="single" w:color="E9ECEF" w:sz="4"/>
+              <w:left w:val="single" w:color="E9ECEF" w:sz="4"/>
+              <w:bottom w:val="single" w:color="E9ECEF" w:sz="4"/>
+              <w:right w:val="single" w:color="E9ECEF" w:sz="4"/>
+            </w:tcBorders>
+            <w:shd w:fill="FFFFFF" w:val="clear"/>
+            <w:tcMar>
+              <w:top w:type="dxa" w:w="100"/>
+              <w:left w:type="dxa" w:w="140"/>
+              <w:bottom w:type="dxa" w:w="100"/>
+              <w:right w:type="dxa" w:w="140"/>
+            </w:tcMar>
+            <w:vAlign w:val="center"/>
+          </w:tcPr>
+          <w:p>
+            <w:pPr>
+              <w:jc w:val="left"/>
+            </w:pPr>
+            <w:r>
+              <w:rPr>
+                <w:rFonts w:ascii="Open Sans" w:cs="Open Sans" w:eastAsia="Open Sans" w:hAnsi="Open Sans"/>
+                <w:b/>
+                <w:bCs/>
+                <w:color w:val="59595B"/>
+                <w:sz w:val="20"/>
+                <w:szCs w:val="20"/>
+              </w:rPr>
+              <w:t xml:space="preserve">Strategy, build, security, and governance in one team at a fraction of a hire — with proven builds and CISSP-led security</w:t>
+            </w:r>
+          </w:p>
+        </w:tc>
+      </w:tr>
+    </w:tbl>
+    <w:p>
+      <w:pPr>
+        <w:spacing w:after="140" w:before="100" w:line="320"/>
+        <w:jc w:val="both"/>
+      </w:pPr>
+      <w:r>
+        <w:rPr>
+          <w:rFonts w:ascii="Open Sans" w:cs="Open Sans" w:eastAsia="Open Sans" w:hAnsi="Open Sans"/>
+          <w:b w:val="false"/>
+          <w:bCs w:val="false"/>
+          <w:i/>
+          <w:iCs/>
+          <w:color w:val="59595B"/>
+          <w:sz w:val="18"/>
+          <w:szCs w:val="18"/>
+        </w:rPr>
+        <w:t xml:space="preserve">Sources cited in this section: MIT Sloan Management (AI literacy); Anthropic (AI system design); the widely-used five-stage AI maturity model (consistent with Gartner and Google Cloud frameworks); U.S. NIST AI Risk Management Framework. Full references in the Appendix.</w:t>
+      </w:r>
+    </w:p>
+    <w:p>
+      <w:pPr>
+        <w:pStyle w:val="Heading1"/>
+        <w:keepNext/>
+        <w:pageBreakBefore/>
+        <w:spacing w:after="120" w:before="0" w:line="240"/>
+      </w:pPr>
+      <w:r>
+        <w:rPr>
+          <w:rFonts w:ascii="Open Sans" w:cs="Open Sans" w:eastAsia="Open Sans" w:hAnsi="Open Sans"/>
+          <w:color w:val="FFFFFF"/>
+          <w:sz w:val="2"/>
+          <w:szCs w:val="2"/>
+        </w:rPr>
+        <w:t xml:space="preserve">11  The Axis AI Growth Engine</w:t>
+      </w:r>
+    </w:p>
+    <w:tbl>
+      <w:tblPr>
+        <w:tblW w:type="dxa" w:w="9360"/>
+        <w:tblBorders>
+          <w:top w:val="none" w:color="FFFFFF" w:sz="0"/>
+          <w:left w:val="none" w:color="FFFFFF" w:sz="0"/>
+          <w:bottom w:val="none" w:color="FFFFFF" w:sz="0"/>
+          <w:right w:val="none" w:color="FFFFFF" w:sz="0"/>
+          <w:insideH w:val="single" w:color="auto" w:sz="4"/>
+          <w:insideV w:val="single" w:color="auto" w:sz="4"/>
+        </w:tblBorders>
+      </w:tblPr>
+      <w:tblGrid>
+        <w:gridCol w:w="120"/>
+        <w:gridCol w:w="9240"/>
+      </w:tblGrid>
+      <w:tr>
+        <w:tc>
+          <w:tcPr>
+            <w:tcW w:type="dxa" w:w="120"/>
+            <w:tcBorders>
+              <w:top w:val="none" w:color="FFFFFF" w:sz="0"/>
+              <w:left w:val="none" w:color="FFFFFF" w:sz="0"/>
+              <w:bottom w:val="none" w:color="FFFFFF" w:sz="0"/>
+              <w:right w:val="none" w:color="FFFFFF" w:sz="0"/>
+            </w:tcBorders>
             <w:shd w:fill="1EAAC8" w:val="clear"/>
           </w:tcPr>
           <w:p>
@@ -10107,7 +12896,7 @@
                 <w:sz w:val="34"/>
                 <w:szCs w:val="34"/>
               </w:rPr>
-              <w:t xml:space="preserve">10  The Axis AI Growth Engine</w:t>
+              <w:t xml:space="preserve">11  The Axis AI Growth Engine</w:t>
             </w:r>
           </w:p>
         </w:tc>
@@ -10292,7 +13081,7 @@
           <w:sz w:val="22"/>
           <w:szCs w:val="22"/>
         </w:rPr>
-        <w:t xml:space="preserve">Google Business Profile creation and optimization for all four Axis locations, with facility photos, service descriptions, and surgeon/client review solicitation</w:t>
+        <w:t xml:space="preserve">Google Business Profile optimization and AI-powered review generation across all four Axis locations — building on 57 existing Irvine five-star reviews to drive location-specific social proof in Columbia, Nashville, and Houston</w:t>
       </w:r>
     </w:p>
     <w:p>
@@ -10330,7 +13119,7 @@
           <w:sz w:val="22"/>
           <w:szCs w:val="22"/>
         </w:rPr>
-        <w:t xml:space="preserve">LinkedIn content authority: facility showcases, OMNIMED case studies, UMD partnership updates — from 43 followers to 1,000+ within 6 months</w:t>
+        <w:t xml:space="preserve">LinkedIn content acceleration: AI-assisted facility showcases, OMNIMED case studies, and UMD partnership updates — building on 2,027 followers toward 5,000+ with a consistent thought-leadership cadence</w:t>
       </w:r>
     </w:p>
     <w:p>
@@ -10376,7 +13165,7 @@
           <w:sz w:val="22"/>
           <w:szCs w:val="22"/>
         </w:rPr>
-        <w:t xml:space="preserve">Axis's buyer universe is finite and known: approximately 3,000 FDA-regulated medical device manufacturers operate in the US, and the top 500 by revenue represent 80%+ of the bioskills training market. Technijian's My AI Lead Gen Pro platform will:</w:t>
+        <w:t xml:space="preserve">Axis's buyer universe is finite and known: several thousand FDA-regulated medical device manufacturers operate in the US, and the largest few hundred by revenue account for the bulk of bioskills training demand. Technijian's My AI Lead Gen Pro platform will:</w:t>
       </w:r>
     </w:p>
     <w:p>
@@ -10578,15 +13367,11 @@
       </w:r>
     </w:p>
     <w:p>
-      <w:r>
-        <w:br w:type="page"/>
-      </w:r>
-    </w:p>
-    <w:p>
       <w:pPr>
         <w:pStyle w:val="Heading1"/>
         <w:keepNext/>
-        <w:spacing w:after="120" w:before="480" w:line="240"/>
+        <w:pageBreakBefore/>
+        <w:spacing w:after="120" w:before="0" w:line="240"/>
       </w:pPr>
       <w:r>
         <w:rPr>
@@ -10595,7 +13380,7 @@
           <w:sz w:val="2"/>
           <w:szCs w:val="2"/>
         </w:rPr>
-        <w:t xml:space="preserve">11  Business Impact &amp; Service Investment</w:t>
+        <w:t xml:space="preserve">12  Inside the Labs — AI-Powered Operational Efficiency</w:t>
       </w:r>
     </w:p>
     <w:tbl>
@@ -10659,7 +13444,1644 @@
                 <w:sz w:val="34"/>
                 <w:szCs w:val="34"/>
               </w:rPr>
-              <w:t xml:space="preserve">11  Business Impact &amp; Service Investment</w:t>
+              <w:t xml:space="preserve">12  Inside the Labs — AI-Powered Operational Efficiency</w:t>
+            </w:r>
+          </w:p>
+        </w:tc>
+      </w:tr>
+    </w:tbl>
+    <w:p>
+      <w:pPr>
+        <w:spacing w:after="0" w:before="160"/>
+      </w:pPr>
+      <w:r>
+        <w:t xml:space="preserve"/>
+      </w:r>
+    </w:p>
+    <w:p>
+      <w:pPr>
+        <w:spacing w:after="140" w:before="0" w:line="320"/>
+        <w:jc w:val="both"/>
+      </w:pPr>
+      <w:r>
+        <w:rPr>
+          <w:rFonts w:ascii="Open Sans" w:cs="Open Sans" w:eastAsia="Open Sans" w:hAnsi="Open Sans"/>
+          <w:b w:val="false"/>
+          <w:bCs w:val="false"/>
+          <w:i w:val="false"/>
+          <w:iCs w:val="false"/>
+          <w:color w:val="59595B"/>
+          <w:sz w:val="22"/>
+          <w:szCs w:val="22"/>
+        </w:rPr>
+        <w:t xml:space="preserve">Growth is only half the equation. The other half is what happens inside the four labs every day — the work of turning a booking request into a flawlessly executed surgical training event. Axis already does this exceptionally well; the reviews are unanimous on that point. But the systems behind that excellence are largely manual, phone-based, and dependent on a handful of experienced people remembering how everything fits together. That is the single biggest operational risk a growing multi-site lab business carries, and it is exactly where AI integration pays for itself the fastest — often before any new client is won.</w:t>
+      </w:r>
+    </w:p>
+    <w:p>
+      <w:pPr>
+        <w:spacing w:after="140" w:before="0" w:line="320"/>
+        <w:jc w:val="both"/>
+      </w:pPr>
+      <w:r>
+        <w:rPr>
+          <w:rFonts w:ascii="Open Sans" w:cs="Open Sans" w:eastAsia="Open Sans" w:hAnsi="Open Sans"/>
+          <w:b w:val="false"/>
+          <w:bCs w:val="false"/>
+          <w:i w:val="false"/>
+          <w:iCs w:val="false"/>
+          <w:color w:val="59595B"/>
+          <w:sz w:val="22"/>
+          <w:szCs w:val="22"/>
+        </w:rPr>
+        <w:t xml:space="preserve">Technijian mapped Axis's operating model from its own published workflow: four locations each booked through a separate phone line, a contact form that routes by location and request type (Booking a Lab, Booking an Event, Perfusion Services), full-service event execution (trained staff, instrumentation provisioning, catering coordination, on-site equipment storage), specimen and perfusion preparation, and secure recording and archival across every suite. Each of these is a workflow where AI removes cost, recovers staff hours, and reduces the chance of a costly miss.</w:t>
+      </w:r>
+    </w:p>
+    <w:p>
+      <w:pPr>
+        <w:spacing w:after="0" w:before="160"/>
+      </w:pPr>
+      <w:r>
+        <w:t xml:space="preserve"/>
+      </w:r>
+    </w:p>
+    <w:p>
+      <w:pPr>
+        <w:pStyle w:val="Heading2"/>
+        <w:keepNext/>
+        <w:keepLines/>
+        <w:spacing w:after="120" w:before="280"/>
+      </w:pPr>
+      <w:r>
+        <w:rPr>
+          <w:rFonts w:ascii="Open Sans" w:cs="Open Sans" w:eastAsia="Open Sans" w:hAnsi="Open Sans"/>
+          <w:b/>
+          <w:bCs/>
+          <w:color w:val="006DB6"/>
+          <w:sz w:val="26"/>
+          <w:szCs w:val="26"/>
+        </w:rPr>
+        <w:t xml:space="preserve">Where the Hours and Costs Actually Hide</w:t>
+      </w:r>
+    </w:p>
+    <w:p>
+      <w:pPr>
+        <w:spacing w:after="140" w:before="0" w:line="320"/>
+        <w:jc w:val="both"/>
+      </w:pPr>
+      <w:r>
+        <w:rPr>
+          <w:rFonts w:ascii="Open Sans" w:cs="Open Sans" w:eastAsia="Open Sans" w:hAnsi="Open Sans"/>
+          <w:b w:val="false"/>
+          <w:bCs w:val="false"/>
+          <w:i w:val="false"/>
+          <w:iCs w:val="false"/>
+          <w:color w:val="59595B"/>
+          <w:sz w:val="22"/>
+          <w:szCs w:val="22"/>
+        </w:rPr>
+        <w:t xml:space="preserve">The table below maps Axis's real internal workflows to the efficiency gain AI integration delivers — and to a Technijian build that has already produced that result for another client. These are operational improvements, independent of any new revenue.</w:t>
+      </w:r>
+    </w:p>
+    <w:p>
+      <w:pPr>
+        <w:spacing w:after="0" w:before="120"/>
+      </w:pPr>
+      <w:r>
+        <w:t xml:space="preserve"/>
+      </w:r>
+    </w:p>
+    <w:tbl>
+      <w:tblPr>
+        <w:tblW w:type="dxa" w:w="9360"/>
+        <w:tblBorders>
+          <w:top w:val="single" w:color="auto" w:sz="4"/>
+          <w:left w:val="single" w:color="auto" w:sz="4"/>
+          <w:bottom w:val="single" w:color="auto" w:sz="4"/>
+          <w:right w:val="single" w:color="auto" w:sz="4"/>
+          <w:insideH w:val="single" w:color="auto" w:sz="4"/>
+          <w:insideV w:val="single" w:color="auto" w:sz="4"/>
+        </w:tblBorders>
+      </w:tblPr>
+      <w:tblGrid>
+        <w:gridCol w:w="2955"/>
+        <w:gridCol w:w="3448"/>
+        <w:gridCol w:w="2957"/>
+      </w:tblGrid>
+      <w:tr>
+        <w:trPr>
+          <w:cantSplit/>
+          <w:tblHeader/>
+        </w:trPr>
+        <w:tc>
+          <w:tcPr>
+            <w:tcW w:type="dxa" w:w="2955"/>
+            <w:tcBorders>
+              <w:top w:val="single" w:color="E9ECEF" w:sz="4"/>
+              <w:left w:val="single" w:color="E9ECEF" w:sz="4"/>
+              <w:bottom w:val="single" w:color="E9ECEF" w:sz="4"/>
+              <w:right w:val="single" w:color="E9ECEF" w:sz="4"/>
+            </w:tcBorders>
+            <w:shd w:fill="006DB6" w:val="clear"/>
+            <w:tcMar>
+              <w:top w:type="dxa" w:w="120"/>
+              <w:left w:type="dxa" w:w="140"/>
+              <w:bottom w:type="dxa" w:w="120"/>
+              <w:right w:type="dxa" w:w="140"/>
+            </w:tcMar>
+            <w:vAlign w:val="center"/>
+          </w:tcPr>
+          <w:p>
+            <w:pPr>
+              <w:jc w:val="left"/>
+            </w:pPr>
+            <w:r>
+              <w:rPr>
+                <w:rFonts w:ascii="Open Sans" w:cs="Open Sans" w:eastAsia="Open Sans" w:hAnsi="Open Sans"/>
+                <w:b/>
+                <w:bCs/>
+                <w:color w:val="FFFFFF"/>
+                <w:sz w:val="20"/>
+                <w:szCs w:val="20"/>
+              </w:rPr>
+              <w:t xml:space="preserve">Axis Workflow Today</w:t>
+            </w:r>
+          </w:p>
+        </w:tc>
+        <w:tc>
+          <w:tcPr>
+            <w:tcW w:type="dxa" w:w="3448"/>
+            <w:tcBorders>
+              <w:top w:val="single" w:color="E9ECEF" w:sz="4"/>
+              <w:left w:val="single" w:color="E9ECEF" w:sz="4"/>
+              <w:bottom w:val="single" w:color="E9ECEF" w:sz="4"/>
+              <w:right w:val="single" w:color="E9ECEF" w:sz="4"/>
+            </w:tcBorders>
+            <w:shd w:fill="006DB6" w:val="clear"/>
+            <w:tcMar>
+              <w:top w:type="dxa" w:w="120"/>
+              <w:left w:type="dxa" w:w="140"/>
+              <w:bottom w:type="dxa" w:w="120"/>
+              <w:right w:type="dxa" w:w="140"/>
+            </w:tcMar>
+            <w:vAlign w:val="center"/>
+          </w:tcPr>
+          <w:p>
+            <w:pPr>
+              <w:jc w:val="left"/>
+            </w:pPr>
+            <w:r>
+              <w:rPr>
+                <w:rFonts w:ascii="Open Sans" w:cs="Open Sans" w:eastAsia="Open Sans" w:hAnsi="Open Sans"/>
+                <w:b/>
+                <w:bCs/>
+                <w:color w:val="FFFFFF"/>
+                <w:sz w:val="20"/>
+                <w:szCs w:val="20"/>
+              </w:rPr>
+              <w:t xml:space="preserve">AI Integration</w:t>
+            </w:r>
+          </w:p>
+        </w:tc>
+        <w:tc>
+          <w:tcPr>
+            <w:tcW w:type="dxa" w:w="2957"/>
+            <w:tcBorders>
+              <w:top w:val="single" w:color="E9ECEF" w:sz="4"/>
+              <w:left w:val="single" w:color="E9ECEF" w:sz="4"/>
+              <w:bottom w:val="single" w:color="E9ECEF" w:sz="4"/>
+              <w:right w:val="single" w:color="E9ECEF" w:sz="4"/>
+            </w:tcBorders>
+            <w:shd w:fill="006DB6" w:val="clear"/>
+            <w:tcMar>
+              <w:top w:type="dxa" w:w="120"/>
+              <w:left w:type="dxa" w:w="140"/>
+              <w:bottom w:type="dxa" w:w="120"/>
+              <w:right w:type="dxa" w:w="140"/>
+            </w:tcMar>
+            <w:vAlign w:val="center"/>
+          </w:tcPr>
+          <w:p>
+            <w:pPr>
+              <w:jc w:val="left"/>
+            </w:pPr>
+            <w:r>
+              <w:rPr>
+                <w:rFonts w:ascii="Open Sans" w:cs="Open Sans" w:eastAsia="Open Sans" w:hAnsi="Open Sans"/>
+                <w:b/>
+                <w:bCs/>
+                <w:color w:val="FFFFFF"/>
+                <w:sz w:val="20"/>
+                <w:szCs w:val="20"/>
+              </w:rPr>
+              <w:t xml:space="preserve">Proven Technijian Result</w:t>
+            </w:r>
+          </w:p>
+        </w:tc>
+      </w:tr>
+      <w:tr>
+        <w:trPr>
+          <w:cantSplit/>
+        </w:trPr>
+        <w:tc>
+          <w:tcPr>
+            <w:tcW w:type="dxa" w:w="2955"/>
+            <w:tcBorders>
+              <w:top w:val="single" w:color="E9ECEF" w:sz="4"/>
+              <w:left w:val="single" w:color="E9ECEF" w:sz="4"/>
+              <w:bottom w:val="single" w:color="E9ECEF" w:sz="4"/>
+              <w:right w:val="single" w:color="E9ECEF" w:sz="4"/>
+            </w:tcBorders>
+            <w:shd w:fill="FFFFFF" w:val="clear"/>
+            <w:tcMar>
+              <w:top w:type="dxa" w:w="100"/>
+              <w:left w:type="dxa" w:w="140"/>
+              <w:bottom w:type="dxa" w:w="100"/>
+              <w:right w:type="dxa" w:w="140"/>
+            </w:tcMar>
+            <w:vAlign w:val="center"/>
+          </w:tcPr>
+          <w:p>
+            <w:pPr>
+              <w:jc w:val="left"/>
+            </w:pPr>
+            <w:r>
+              <w:rPr>
+                <w:rFonts w:ascii="Open Sans" w:cs="Open Sans" w:eastAsia="Open Sans" w:hAnsi="Open Sans"/>
+                <w:b w:val="false"/>
+                <w:bCs w:val="false"/>
+                <w:color w:val="59595B"/>
+                <w:sz w:val="20"/>
+                <w:szCs w:val="20"/>
+              </w:rPr>
+              <w:t xml:space="preserve">Lab &amp; event booking — 4 separate phone lines + a routed web form; staff manually check availability, configurations, and cadaver/perfusion needs</w:t>
+            </w:r>
+          </w:p>
+        </w:tc>
+        <w:tc>
+          <w:tcPr>
+            <w:tcW w:type="dxa" w:w="3448"/>
+            <w:tcBorders>
+              <w:top w:val="single" w:color="E9ECEF" w:sz="4"/>
+              <w:left w:val="single" w:color="E9ECEF" w:sz="4"/>
+              <w:bottom w:val="single" w:color="E9ECEF" w:sz="4"/>
+              <w:right w:val="single" w:color="E9ECEF" w:sz="4"/>
+            </w:tcBorders>
+            <w:shd w:fill="FFFFFF" w:val="clear"/>
+            <w:tcMar>
+              <w:top w:type="dxa" w:w="100"/>
+              <w:left w:type="dxa" w:w="140"/>
+              <w:bottom w:type="dxa" w:w="100"/>
+              <w:right w:type="dxa" w:w="140"/>
+            </w:tcMar>
+            <w:vAlign w:val="center"/>
+          </w:tcPr>
+          <w:p>
+            <w:pPr>
+              <w:jc w:val="left"/>
+            </w:pPr>
+            <w:r>
+              <w:rPr>
+                <w:rFonts w:ascii="Open Sans" w:cs="Open Sans" w:eastAsia="Open Sans" w:hAnsi="Open Sans"/>
+                <w:b w:val="false"/>
+                <w:bCs w:val="false"/>
+                <w:color w:val="59595B"/>
+                <w:sz w:val="20"/>
+                <w:szCs w:val="20"/>
+              </w:rPr>
+              <w:t xml:space="preserve">Unified booking assistant: real-time availability across all 4 labs, configuration and perfusion add-ons, automated quotes and confirmations, calendar sync — bookable 24/7 without a phone call</w:t>
+            </w:r>
+          </w:p>
+        </w:tc>
+        <w:tc>
+          <w:tcPr>
+            <w:tcW w:type="dxa" w:w="2957"/>
+            <w:tcBorders>
+              <w:top w:val="single" w:color="E9ECEF" w:sz="4"/>
+              <w:left w:val="single" w:color="E9ECEF" w:sz="4"/>
+              <w:bottom w:val="single" w:color="E9ECEF" w:sz="4"/>
+              <w:right w:val="single" w:color="E9ECEF" w:sz="4"/>
+            </w:tcBorders>
+            <w:shd w:fill="FFFFFF" w:val="clear"/>
+            <w:tcMar>
+              <w:top w:type="dxa" w:w="100"/>
+              <w:left w:type="dxa" w:w="140"/>
+              <w:bottom w:type="dxa" w:w="100"/>
+              <w:right w:type="dxa" w:w="140"/>
+            </w:tcMar>
+            <w:vAlign w:val="center"/>
+          </w:tcPr>
+          <w:p>
+            <w:pPr>
+              <w:jc w:val="left"/>
+            </w:pPr>
+            <w:r>
+              <w:rPr>
+                <w:rFonts w:ascii="Open Sans" w:cs="Open Sans" w:eastAsia="Open Sans" w:hAnsi="Open Sans"/>
+                <w:b w:val="false"/>
+                <w:bCs w:val="false"/>
+                <w:color w:val="59595B"/>
+                <w:sz w:val="20"/>
+                <w:szCs w:val="20"/>
+              </w:rPr>
+              <w:t xml:space="preserve">Online booking portal cut booking friction ~60% and lifted lead capture ~40% for a multi-location services client, with live utilization dashboards</w:t>
+            </w:r>
+          </w:p>
+        </w:tc>
+      </w:tr>
+      <w:tr>
+        <w:trPr>
+          <w:cantSplit/>
+        </w:trPr>
+        <w:tc>
+          <w:tcPr>
+            <w:tcW w:type="dxa" w:w="2955"/>
+            <w:tcBorders>
+              <w:top w:val="single" w:color="E9ECEF" w:sz="4"/>
+              <w:left w:val="single" w:color="E9ECEF" w:sz="4"/>
+              <w:bottom w:val="single" w:color="E9ECEF" w:sz="4"/>
+              <w:right w:val="single" w:color="E9ECEF" w:sz="4"/>
+            </w:tcBorders>
+            <w:shd w:fill="F8F9FA" w:val="clear"/>
+            <w:tcMar>
+              <w:top w:type="dxa" w:w="100"/>
+              <w:left w:type="dxa" w:w="140"/>
+              <w:bottom w:type="dxa" w:w="100"/>
+              <w:right w:type="dxa" w:w="140"/>
+            </w:tcMar>
+            <w:vAlign w:val="center"/>
+          </w:tcPr>
+          <w:p>
+            <w:pPr>
+              <w:jc w:val="left"/>
+            </w:pPr>
+            <w:r>
+              <w:rPr>
+                <w:rFonts w:ascii="Open Sans" w:cs="Open Sans" w:eastAsia="Open Sans" w:hAnsi="Open Sans"/>
+                <w:b w:val="false"/>
+                <w:bCs w:val="false"/>
+                <w:color w:val="59595B"/>
+                <w:sz w:val="20"/>
+                <w:szCs w:val="20"/>
+              </w:rPr>
+              <w:t xml:space="preserve">Event execution — coordinators assemble instrument lists, catering, staffing, AV, and equipment storage for each lab by hand, often re-keying the same details</w:t>
+            </w:r>
+          </w:p>
+        </w:tc>
+        <w:tc>
+          <w:tcPr>
+            <w:tcW w:type="dxa" w:w="3448"/>
+            <w:tcBorders>
+              <w:top w:val="single" w:color="E9ECEF" w:sz="4"/>
+              <w:left w:val="single" w:color="E9ECEF" w:sz="4"/>
+              <w:bottom w:val="single" w:color="E9ECEF" w:sz="4"/>
+              <w:right w:val="single" w:color="E9ECEF" w:sz="4"/>
+            </w:tcBorders>
+            <w:shd w:fill="F8F9FA" w:val="clear"/>
+            <w:tcMar>
+              <w:top w:type="dxa" w:w="100"/>
+              <w:left w:type="dxa" w:w="140"/>
+              <w:bottom w:type="dxa" w:w="100"/>
+              <w:right w:type="dxa" w:w="140"/>
+            </w:tcMar>
+            <w:vAlign w:val="center"/>
+          </w:tcPr>
+          <w:p>
+            <w:pPr>
+              <w:jc w:val="left"/>
+            </w:pPr>
+            <w:r>
+              <w:rPr>
+                <w:rFonts w:ascii="Open Sans" w:cs="Open Sans" w:eastAsia="Open Sans" w:hAnsi="Open Sans"/>
+                <w:b w:val="false"/>
+                <w:bCs w:val="false"/>
+                <w:color w:val="59595B"/>
+                <w:sz w:val="20"/>
+                <w:szCs w:val="20"/>
+              </w:rPr>
+              <w:t xml:space="preserve">AI event-prep agent generates the full run-sheet from the booking (instrument pull list, staffing plan, catering order, AV setup, room config) — drafted in minutes, reviewed by a coordinator</w:t>
+            </w:r>
+          </w:p>
+        </w:tc>
+        <w:tc>
+          <w:tcPr>
+            <w:tcW w:type="dxa" w:w="2957"/>
+            <w:tcBorders>
+              <w:top w:val="single" w:color="E9ECEF" w:sz="4"/>
+              <w:left w:val="single" w:color="E9ECEF" w:sz="4"/>
+              <w:bottom w:val="single" w:color="E9ECEF" w:sz="4"/>
+              <w:right w:val="single" w:color="E9ECEF" w:sz="4"/>
+            </w:tcBorders>
+            <w:shd w:fill="F8F9FA" w:val="clear"/>
+            <w:tcMar>
+              <w:top w:type="dxa" w:w="100"/>
+              <w:left w:type="dxa" w:w="140"/>
+              <w:bottom w:type="dxa" w:w="100"/>
+              <w:right w:type="dxa" w:w="140"/>
+            </w:tcMar>
+            <w:vAlign w:val="center"/>
+          </w:tcPr>
+          <w:p>
+            <w:pPr>
+              <w:jc w:val="left"/>
+            </w:pPr>
+            <w:r>
+              <w:rPr>
+                <w:rFonts w:ascii="Open Sans" w:cs="Open Sans" w:eastAsia="Open Sans" w:hAnsi="Open Sans"/>
+                <w:b w:val="false"/>
+                <w:bCs w:val="false"/>
+                <w:color w:val="59595B"/>
+                <w:sz w:val="20"/>
+                <w:szCs w:val="20"/>
+              </w:rPr>
+              <w:t xml:space="preserve">AI document-intelligence build turned multi-day proposal/run-document assembly into a minutes-long draft-and-review cycle (days → minutes)</w:t>
+            </w:r>
+          </w:p>
+        </w:tc>
+      </w:tr>
+      <w:tr>
+        <w:trPr>
+          <w:cantSplit/>
+        </w:trPr>
+        <w:tc>
+          <w:tcPr>
+            <w:tcW w:type="dxa" w:w="2955"/>
+            <w:tcBorders>
+              <w:top w:val="single" w:color="E9ECEF" w:sz="4"/>
+              <w:left w:val="single" w:color="E9ECEF" w:sz="4"/>
+              <w:bottom w:val="single" w:color="E9ECEF" w:sz="4"/>
+              <w:right w:val="single" w:color="E9ECEF" w:sz="4"/>
+            </w:tcBorders>
+            <w:shd w:fill="FFFFFF" w:val="clear"/>
+            <w:tcMar>
+              <w:top w:type="dxa" w:w="100"/>
+              <w:left w:type="dxa" w:w="140"/>
+              <w:bottom w:type="dxa" w:w="100"/>
+              <w:right w:type="dxa" w:w="140"/>
+            </w:tcMar>
+            <w:vAlign w:val="center"/>
+          </w:tcPr>
+          <w:p>
+            <w:pPr>
+              <w:jc w:val="left"/>
+            </w:pPr>
+            <w:r>
+              <w:rPr>
+                <w:rFonts w:ascii="Open Sans" w:cs="Open Sans" w:eastAsia="Open Sans" w:hAnsi="Open Sans"/>
+                <w:b w:val="false"/>
+                <w:bCs w:val="false"/>
+                <w:color w:val="59595B"/>
+                <w:sz w:val="20"/>
+                <w:szCs w:val="20"/>
+              </w:rPr>
+              <w:t xml:space="preserve">Specimen &amp; perfusion logistics — cadaver procurement, chain-of-custody, AATB/FDA documentation, and disposition tracked across 4 sites in spreadsheets and people's heads</w:t>
+            </w:r>
+          </w:p>
+        </w:tc>
+        <w:tc>
+          <w:tcPr>
+            <w:tcW w:type="dxa" w:w="3448"/>
+            <w:tcBorders>
+              <w:top w:val="single" w:color="E9ECEF" w:sz="4"/>
+              <w:left w:val="single" w:color="E9ECEF" w:sz="4"/>
+              <w:bottom w:val="single" w:color="E9ECEF" w:sz="4"/>
+              <w:right w:val="single" w:color="E9ECEF" w:sz="4"/>
+            </w:tcBorders>
+            <w:shd w:fill="FFFFFF" w:val="clear"/>
+            <w:tcMar>
+              <w:top w:type="dxa" w:w="100"/>
+              <w:left w:type="dxa" w:w="140"/>
+              <w:bottom w:type="dxa" w:w="100"/>
+              <w:right w:type="dxa" w:w="140"/>
+            </w:tcMar>
+            <w:vAlign w:val="center"/>
+          </w:tcPr>
+          <w:p>
+            <w:pPr>
+              <w:jc w:val="left"/>
+            </w:pPr>
+            <w:r>
+              <w:rPr>
+                <w:rFonts w:ascii="Open Sans" w:cs="Open Sans" w:eastAsia="Open Sans" w:hAnsi="Open Sans"/>
+                <w:b w:val="false"/>
+                <w:bCs w:val="false"/>
+                <w:color w:val="59595B"/>
+                <w:sz w:val="20"/>
+                <w:szCs w:val="20"/>
+              </w:rPr>
+              <w:t xml:space="preserve">Chain-of-custody + compliance system: every specimen logged from intake to disposition, AATB/FDA-ready audit records auto-generated, expiration and credential alerts — no spreadsheet gaps</w:t>
+            </w:r>
+          </w:p>
+        </w:tc>
+        <w:tc>
+          <w:tcPr>
+            <w:tcW w:type="dxa" w:w="2957"/>
+            <w:tcBorders>
+              <w:top w:val="single" w:color="E9ECEF" w:sz="4"/>
+              <w:left w:val="single" w:color="E9ECEF" w:sz="4"/>
+              <w:bottom w:val="single" w:color="E9ECEF" w:sz="4"/>
+              <w:right w:val="single" w:color="E9ECEF" w:sz="4"/>
+            </w:tcBorders>
+            <w:shd w:fill="FFFFFF" w:val="clear"/>
+            <w:tcMar>
+              <w:top w:type="dxa" w:w="100"/>
+              <w:left w:type="dxa" w:w="140"/>
+              <w:bottom w:type="dxa" w:w="100"/>
+              <w:right w:type="dxa" w:w="140"/>
+            </w:tcMar>
+            <w:vAlign w:val="center"/>
+          </w:tcPr>
+          <w:p>
+            <w:pPr>
+              <w:jc w:val="left"/>
+            </w:pPr>
+            <w:r>
+              <w:rPr>
+                <w:rFonts w:ascii="Open Sans" w:cs="Open Sans" w:eastAsia="Open Sans" w:hAnsi="Open Sans"/>
+                <w:b w:val="false"/>
+                <w:bCs w:val="false"/>
+                <w:color w:val="59595B"/>
+                <w:sz w:val="20"/>
+                <w:szCs w:val="20"/>
+              </w:rPr>
+              <w:t xml:space="preserve">Built HIPAA-compliant documentation-to-evidence automation for a healthcare client (42 CFR Part 2 data segmentation, BAA-gated AI) — audit-ready records replacing manual logs</w:t>
+            </w:r>
+          </w:p>
+        </w:tc>
+      </w:tr>
+      <w:tr>
+        <w:trPr>
+          <w:cantSplit/>
+        </w:trPr>
+        <w:tc>
+          <w:tcPr>
+            <w:tcW w:type="dxa" w:w="2955"/>
+            <w:tcBorders>
+              <w:top w:val="single" w:color="E9ECEF" w:sz="4"/>
+              <w:left w:val="single" w:color="E9ECEF" w:sz="4"/>
+              <w:bottom w:val="single" w:color="E9ECEF" w:sz="4"/>
+              <w:right w:val="single" w:color="E9ECEF" w:sz="4"/>
+            </w:tcBorders>
+            <w:shd w:fill="F8F9FA" w:val="clear"/>
+            <w:tcMar>
+              <w:top w:type="dxa" w:w="100"/>
+              <w:left w:type="dxa" w:w="140"/>
+              <w:bottom w:type="dxa" w:w="100"/>
+              <w:right w:type="dxa" w:w="140"/>
+            </w:tcMar>
+            <w:vAlign w:val="center"/>
+          </w:tcPr>
+          <w:p>
+            <w:pPr>
+              <w:jc w:val="left"/>
+            </w:pPr>
+            <w:r>
+              <w:rPr>
+                <w:rFonts w:ascii="Open Sans" w:cs="Open Sans" w:eastAsia="Open Sans" w:hAnsi="Open Sans"/>
+                <w:b w:val="false"/>
+                <w:bCs w:val="false"/>
+                <w:color w:val="59595B"/>
+                <w:sz w:val="20"/>
+                <w:szCs w:val="20"/>
+              </w:rPr>
+              <w:t xml:space="preserve">Institutional knowledge — how each lab runs an event lives with senior staff (Mike, Frank, Adam, Rick); onboarding a new site or hire is slow and ad hoc</w:t>
+            </w:r>
+          </w:p>
+        </w:tc>
+        <w:tc>
+          <w:tcPr>
+            <w:tcW w:type="dxa" w:w="3448"/>
+            <w:tcBorders>
+              <w:top w:val="single" w:color="E9ECEF" w:sz="4"/>
+              <w:left w:val="single" w:color="E9ECEF" w:sz="4"/>
+              <w:bottom w:val="single" w:color="E9ECEF" w:sz="4"/>
+              <w:right w:val="single" w:color="E9ECEF" w:sz="4"/>
+            </w:tcBorders>
+            <w:shd w:fill="F8F9FA" w:val="clear"/>
+            <w:tcMar>
+              <w:top w:type="dxa" w:w="100"/>
+              <w:left w:type="dxa" w:w="140"/>
+              <w:bottom w:type="dxa" w:w="100"/>
+              <w:right w:type="dxa" w:w="140"/>
+            </w:tcMar>
+            <w:vAlign w:val="center"/>
+          </w:tcPr>
+          <w:p>
+            <w:pPr>
+              <w:jc w:val="left"/>
+            </w:pPr>
+            <w:r>
+              <w:rPr>
+                <w:rFonts w:ascii="Open Sans" w:cs="Open Sans" w:eastAsia="Open Sans" w:hAnsi="Open Sans"/>
+                <w:b w:val="false"/>
+                <w:bCs w:val="false"/>
+                <w:color w:val="59595B"/>
+                <w:sz w:val="20"/>
+                <w:szCs w:val="20"/>
+              </w:rPr>
+              <w:t xml:space="preserve">Private knowledge system: SOPs, event playbooks, vendor lists, and client preferences captured in one searchable AI assistant — every coordinator answers like a 5-year veteran</w:t>
+            </w:r>
+          </w:p>
+        </w:tc>
+        <w:tc>
+          <w:tcPr>
+            <w:tcW w:type="dxa" w:w="2957"/>
+            <w:tcBorders>
+              <w:top w:val="single" w:color="E9ECEF" w:sz="4"/>
+              <w:left w:val="single" w:color="E9ECEF" w:sz="4"/>
+              <w:bottom w:val="single" w:color="E9ECEF" w:sz="4"/>
+              <w:right w:val="single" w:color="E9ECEF" w:sz="4"/>
+            </w:tcBorders>
+            <w:shd w:fill="F8F9FA" w:val="clear"/>
+            <w:tcMar>
+              <w:top w:type="dxa" w:w="100"/>
+              <w:left w:type="dxa" w:w="140"/>
+              <w:bottom w:type="dxa" w:w="100"/>
+              <w:right w:type="dxa" w:w="140"/>
+            </w:tcMar>
+            <w:vAlign w:val="center"/>
+          </w:tcPr>
+          <w:p>
+            <w:pPr>
+              <w:jc w:val="left"/>
+            </w:pPr>
+            <w:r>
+              <w:rPr>
+                <w:rFonts w:ascii="Open Sans" w:cs="Open Sans" w:eastAsia="Open Sans" w:hAnsi="Open Sans"/>
+                <w:b w:val="false"/>
+                <w:bCs w:val="false"/>
+                <w:color w:val="59595B"/>
+                <w:sz w:val="20"/>
+                <w:szCs w:val="20"/>
+              </w:rPr>
+              <w:t xml:space="preserve">Deployed a Weaviate + knowledge-graph system that captured years of institutional process into a searchable AI layer for a knowledge-heavy operation</w:t>
+            </w:r>
+          </w:p>
+        </w:tc>
+      </w:tr>
+      <w:tr>
+        <w:trPr>
+          <w:cantSplit/>
+        </w:trPr>
+        <w:tc>
+          <w:tcPr>
+            <w:tcW w:type="dxa" w:w="2955"/>
+            <w:tcBorders>
+              <w:top w:val="single" w:color="E9ECEF" w:sz="4"/>
+              <w:left w:val="single" w:color="E9ECEF" w:sz="4"/>
+              <w:bottom w:val="single" w:color="E9ECEF" w:sz="4"/>
+              <w:right w:val="single" w:color="E9ECEF" w:sz="4"/>
+            </w:tcBorders>
+            <w:shd w:fill="FFFFFF" w:val="clear"/>
+            <w:tcMar>
+              <w:top w:type="dxa" w:w="100"/>
+              <w:left w:type="dxa" w:w="140"/>
+              <w:bottom w:type="dxa" w:w="100"/>
+              <w:right w:type="dxa" w:w="140"/>
+            </w:tcMar>
+            <w:vAlign w:val="center"/>
+          </w:tcPr>
+          <w:p>
+            <w:pPr>
+              <w:jc w:val="left"/>
+            </w:pPr>
+            <w:r>
+              <w:rPr>
+                <w:rFonts w:ascii="Open Sans" w:cs="Open Sans" w:eastAsia="Open Sans" w:hAnsi="Open Sans"/>
+                <w:b w:val="false"/>
+                <w:bCs w:val="false"/>
+                <w:color w:val="59595B"/>
+                <w:sz w:val="20"/>
+                <w:szCs w:val="20"/>
+              </w:rPr>
+              <w:t xml:space="preserve">Cross-location visibility — bookings, utilization, recurring clients, and revenue tracked per location with no single management view</w:t>
+            </w:r>
+          </w:p>
+        </w:tc>
+        <w:tc>
+          <w:tcPr>
+            <w:tcW w:type="dxa" w:w="3448"/>
+            <w:tcBorders>
+              <w:top w:val="single" w:color="E9ECEF" w:sz="4"/>
+              <w:left w:val="single" w:color="E9ECEF" w:sz="4"/>
+              <w:bottom w:val="single" w:color="E9ECEF" w:sz="4"/>
+              <w:right w:val="single" w:color="E9ECEF" w:sz="4"/>
+            </w:tcBorders>
+            <w:shd w:fill="FFFFFF" w:val="clear"/>
+            <w:tcMar>
+              <w:top w:type="dxa" w:w="100"/>
+              <w:left w:type="dxa" w:w="140"/>
+              <w:bottom w:type="dxa" w:w="100"/>
+              <w:right w:type="dxa" w:w="140"/>
+            </w:tcMar>
+            <w:vAlign w:val="center"/>
+          </w:tcPr>
+          <w:p>
+            <w:pPr>
+              <w:jc w:val="left"/>
+            </w:pPr>
+            <w:r>
+              <w:rPr>
+                <w:rFonts w:ascii="Open Sans" w:cs="Open Sans" w:eastAsia="Open Sans" w:hAnsi="Open Sans"/>
+                <w:b w:val="false"/>
+                <w:bCs w:val="false"/>
+                <w:color w:val="59595B"/>
+                <w:sz w:val="20"/>
+                <w:szCs w:val="20"/>
+              </w:rPr>
+              <w:t xml:space="preserve">Unified operations dashboard: utilization by lab, recurring-client cadence, revenue forecast, and capacity gaps in one real-time view for Jill and Nick</w:t>
+            </w:r>
+          </w:p>
+        </w:tc>
+        <w:tc>
+          <w:tcPr>
+            <w:tcW w:type="dxa" w:w="2957"/>
+            <w:tcBorders>
+              <w:top w:val="single" w:color="E9ECEF" w:sz="4"/>
+              <w:left w:val="single" w:color="E9ECEF" w:sz="4"/>
+              <w:bottom w:val="single" w:color="E9ECEF" w:sz="4"/>
+              <w:right w:val="single" w:color="E9ECEF" w:sz="4"/>
+            </w:tcBorders>
+            <w:shd w:fill="FFFFFF" w:val="clear"/>
+            <w:tcMar>
+              <w:top w:type="dxa" w:w="100"/>
+              <w:left w:type="dxa" w:w="140"/>
+              <w:bottom w:type="dxa" w:w="100"/>
+              <w:right w:type="dxa" w:w="140"/>
+            </w:tcMar>
+            <w:vAlign w:val="center"/>
+          </w:tcPr>
+          <w:p>
+            <w:pPr>
+              <w:jc w:val="left"/>
+            </w:pPr>
+            <w:r>
+              <w:rPr>
+                <w:rFonts w:ascii="Open Sans" w:cs="Open Sans" w:eastAsia="Open Sans" w:hAnsi="Open Sans"/>
+                <w:b w:val="false"/>
+                <w:bCs w:val="false"/>
+                <w:color w:val="59595B"/>
+                <w:sz w:val="20"/>
+                <w:szCs w:val="20"/>
+              </w:rPr>
+              <w:t xml:space="preserve">Multi-location reporting build consolidated decentralized data into one P&amp;L/utilization view for a 4-location healthcare operation</w:t>
+            </w:r>
+          </w:p>
+        </w:tc>
+      </w:tr>
+      <w:tr>
+        <w:trPr>
+          <w:cantSplit/>
+        </w:trPr>
+        <w:tc>
+          <w:tcPr>
+            <w:tcW w:type="dxa" w:w="2955"/>
+            <w:tcBorders>
+              <w:top w:val="single" w:color="E9ECEF" w:sz="4"/>
+              <w:left w:val="single" w:color="E9ECEF" w:sz="4"/>
+              <w:bottom w:val="single" w:color="E9ECEF" w:sz="4"/>
+              <w:right w:val="single" w:color="E9ECEF" w:sz="4"/>
+            </w:tcBorders>
+            <w:shd w:fill="F8F9FA" w:val="clear"/>
+            <w:tcMar>
+              <w:top w:type="dxa" w:w="100"/>
+              <w:left w:type="dxa" w:w="140"/>
+              <w:bottom w:type="dxa" w:w="100"/>
+              <w:right w:type="dxa" w:w="140"/>
+            </w:tcMar>
+            <w:vAlign w:val="center"/>
+          </w:tcPr>
+          <w:p>
+            <w:pPr>
+              <w:jc w:val="left"/>
+            </w:pPr>
+            <w:r>
+              <w:rPr>
+                <w:rFonts w:ascii="Open Sans" w:cs="Open Sans" w:eastAsia="Open Sans" w:hAnsi="Open Sans"/>
+                <w:b w:val="false"/>
+                <w:bCs w:val="false"/>
+                <w:color w:val="59595B"/>
+                <w:sz w:val="20"/>
+                <w:szCs w:val="20"/>
+              </w:rPr>
+              <w:t xml:space="preserve">Client follow-up &amp; rebooking — repeat clients (some booking 20+ times over 4 years) are re-engaged manually, when someone remembers</w:t>
+            </w:r>
+          </w:p>
+        </w:tc>
+        <w:tc>
+          <w:tcPr>
+            <w:tcW w:type="dxa" w:w="3448"/>
+            <w:tcBorders>
+              <w:top w:val="single" w:color="E9ECEF" w:sz="4"/>
+              <w:left w:val="single" w:color="E9ECEF" w:sz="4"/>
+              <w:bottom w:val="single" w:color="E9ECEF" w:sz="4"/>
+              <w:right w:val="single" w:color="E9ECEF" w:sz="4"/>
+            </w:tcBorders>
+            <w:shd w:fill="F8F9FA" w:val="clear"/>
+            <w:tcMar>
+              <w:top w:type="dxa" w:w="100"/>
+              <w:left w:type="dxa" w:w="140"/>
+              <w:bottom w:type="dxa" w:w="100"/>
+              <w:right w:type="dxa" w:w="140"/>
+            </w:tcMar>
+            <w:vAlign w:val="center"/>
+          </w:tcPr>
+          <w:p>
+            <w:pPr>
+              <w:jc w:val="left"/>
+            </w:pPr>
+            <w:r>
+              <w:rPr>
+                <w:rFonts w:ascii="Open Sans" w:cs="Open Sans" w:eastAsia="Open Sans" w:hAnsi="Open Sans"/>
+                <w:b w:val="false"/>
+                <w:bCs w:val="false"/>
+                <w:color w:val="59595B"/>
+                <w:sz w:val="20"/>
+                <w:szCs w:val="20"/>
+              </w:rPr>
+              <w:t xml:space="preserve">AI rebooking engine: flags clients due to return, drafts personalized follow-ups referencing their last event, surfaces OMNIMED upsell — so no recurring relationship goes cold</w:t>
+            </w:r>
+          </w:p>
+        </w:tc>
+        <w:tc>
+          <w:tcPr>
+            <w:tcW w:type="dxa" w:w="2957"/>
+            <w:tcBorders>
+              <w:top w:val="single" w:color="E9ECEF" w:sz="4"/>
+              <w:left w:val="single" w:color="E9ECEF" w:sz="4"/>
+              <w:bottom w:val="single" w:color="E9ECEF" w:sz="4"/>
+              <w:right w:val="single" w:color="E9ECEF" w:sz="4"/>
+            </w:tcBorders>
+            <w:shd w:fill="F8F9FA" w:val="clear"/>
+            <w:tcMar>
+              <w:top w:type="dxa" w:w="100"/>
+              <w:left w:type="dxa" w:w="140"/>
+              <w:bottom w:type="dxa" w:w="100"/>
+              <w:right w:type="dxa" w:w="140"/>
+            </w:tcMar>
+            <w:vAlign w:val="center"/>
+          </w:tcPr>
+          <w:p>
+            <w:pPr>
+              <w:jc w:val="left"/>
+            </w:pPr>
+            <w:r>
+              <w:rPr>
+                <w:rFonts w:ascii="Open Sans" w:cs="Open Sans" w:eastAsia="Open Sans" w:hAnsi="Open Sans"/>
+                <w:b w:val="false"/>
+                <w:bCs w:val="false"/>
+                <w:color w:val="59595B"/>
+                <w:sz w:val="20"/>
+                <w:szCs w:val="20"/>
+              </w:rPr>
+              <w:t xml:space="preserve">AI lead-gen + outreach engine produced 24 contact-ready, personalized opportunities in a single 75-minute run for a services client</w:t>
+            </w:r>
+          </w:p>
+        </w:tc>
+      </w:tr>
+    </w:tbl>
+    <w:p>
+      <w:pPr>
+        <w:spacing w:after="0" w:before="200"/>
+      </w:pPr>
+      <w:r>
+        <w:t xml:space="preserve"/>
+      </w:r>
+    </w:p>
+    <w:p>
+      <w:pPr>
+        <w:pStyle w:val="Heading2"/>
+        <w:keepNext/>
+        <w:keepLines/>
+        <w:spacing w:after="120" w:before="280"/>
+      </w:pPr>
+      <w:r>
+        <w:rPr>
+          <w:rFonts w:ascii="Open Sans" w:cs="Open Sans" w:eastAsia="Open Sans" w:hAnsi="Open Sans"/>
+          <w:b/>
+          <w:bCs/>
+          <w:color w:val="006DB6"/>
+          <w:sz w:val="26"/>
+          <w:szCs w:val="26"/>
+        </w:rPr>
+        <w:t xml:space="preserve">What This Means in Plain Numbers</w:t>
+      </w:r>
+    </w:p>
+    <w:p>
+      <w:pPr>
+        <w:spacing w:after="140" w:before="0" w:line="320"/>
+        <w:jc w:val="both"/>
+      </w:pPr>
+      <w:r>
+        <w:rPr>
+          <w:rFonts w:ascii="Open Sans" w:cs="Open Sans" w:eastAsia="Open Sans" w:hAnsi="Open Sans"/>
+          <w:b w:val="false"/>
+          <w:bCs w:val="false"/>
+          <w:i w:val="false"/>
+          <w:iCs w:val="false"/>
+          <w:color w:val="59595B"/>
+          <w:sz w:val="22"/>
+          <w:szCs w:val="22"/>
+        </w:rPr>
+        <w:t xml:space="preserve">Axis runs on the time of a lean, expert team across four sites. Every hour a coordinator spends re-keying an instrument list, chasing a booking by phone, or reconstructing a chain-of-custody record is an hour not spent winning or delivering the next event. Conservative internal-efficiency math, to be confirmed against Axis's real volumes:</w:t>
+      </w:r>
+    </w:p>
+    <w:p>
+      <w:pPr>
+        <w:spacing w:after="0" w:before="120"/>
+      </w:pPr>
+      <w:r>
+        <w:t xml:space="preserve"/>
+      </w:r>
+    </w:p>
+    <w:tbl>
+      <w:tblPr>
+        <w:tblW w:type="dxa" w:w="9360"/>
+        <w:tblBorders>
+          <w:top w:val="single" w:color="auto" w:sz="4"/>
+          <w:left w:val="single" w:color="auto" w:sz="4"/>
+          <w:bottom w:val="single" w:color="auto" w:sz="4"/>
+          <w:right w:val="single" w:color="auto" w:sz="4"/>
+          <w:insideH w:val="single" w:color="auto" w:sz="4"/>
+          <w:insideV w:val="single" w:color="auto" w:sz="4"/>
+        </w:tblBorders>
+      </w:tblPr>
+      <w:tblGrid>
+        <w:gridCol w:w="4680"/>
+        <w:gridCol w:w="4680"/>
+      </w:tblGrid>
+      <w:tr>
+        <w:trPr>
+          <w:cantSplit/>
+          <w:tblHeader/>
+        </w:trPr>
+        <w:tc>
+          <w:tcPr>
+            <w:tcW w:type="dxa" w:w="4680"/>
+            <w:tcBorders>
+              <w:top w:val="single" w:color="E9ECEF" w:sz="4"/>
+              <w:left w:val="single" w:color="E9ECEF" w:sz="4"/>
+              <w:bottom w:val="single" w:color="E9ECEF" w:sz="4"/>
+              <w:right w:val="single" w:color="E9ECEF" w:sz="4"/>
+            </w:tcBorders>
+            <w:shd w:fill="1EAAC8" w:val="clear"/>
+            <w:tcMar>
+              <w:top w:type="dxa" w:w="120"/>
+              <w:left w:type="dxa" w:w="140"/>
+              <w:bottom w:type="dxa" w:w="120"/>
+              <w:right w:type="dxa" w:w="140"/>
+            </w:tcMar>
+            <w:vAlign w:val="center"/>
+          </w:tcPr>
+          <w:p>
+            <w:pPr>
+              <w:jc w:val="left"/>
+            </w:pPr>
+            <w:r>
+              <w:rPr>
+                <w:rFonts w:ascii="Open Sans" w:cs="Open Sans" w:eastAsia="Open Sans" w:hAnsi="Open Sans"/>
+                <w:b/>
+                <w:bCs/>
+                <w:color w:val="FFFFFF"/>
+                <w:sz w:val="20"/>
+                <w:szCs w:val="20"/>
+              </w:rPr>
+              <w:t xml:space="preserve">Efficiency Lever</w:t>
+            </w:r>
+          </w:p>
+        </w:tc>
+        <w:tc>
+          <w:tcPr>
+            <w:tcW w:type="dxa" w:w="4680"/>
+            <w:tcBorders>
+              <w:top w:val="single" w:color="E9ECEF" w:sz="4"/>
+              <w:left w:val="single" w:color="E9ECEF" w:sz="4"/>
+              <w:bottom w:val="single" w:color="E9ECEF" w:sz="4"/>
+              <w:right w:val="single" w:color="E9ECEF" w:sz="4"/>
+            </w:tcBorders>
+            <w:shd w:fill="1EAAC8" w:val="clear"/>
+            <w:tcMar>
+              <w:top w:type="dxa" w:w="120"/>
+              <w:left w:type="dxa" w:w="140"/>
+              <w:bottom w:type="dxa" w:w="120"/>
+              <w:right w:type="dxa" w:w="140"/>
+            </w:tcMar>
+            <w:vAlign w:val="center"/>
+          </w:tcPr>
+          <w:p>
+            <w:pPr>
+              <w:jc w:val="left"/>
+            </w:pPr>
+            <w:r>
+              <w:rPr>
+                <w:rFonts w:ascii="Open Sans" w:cs="Open Sans" w:eastAsia="Open Sans" w:hAnsi="Open Sans"/>
+                <w:b/>
+                <w:bCs/>
+                <w:color w:val="FFFFFF"/>
+                <w:sz w:val="20"/>
+                <w:szCs w:val="20"/>
+              </w:rPr>
+              <w:t xml:space="preserve">Conservative Annual Impact</w:t>
+            </w:r>
+          </w:p>
+        </w:tc>
+      </w:tr>
+      <w:tr>
+        <w:trPr>
+          <w:cantSplit/>
+        </w:trPr>
+        <w:tc>
+          <w:tcPr>
+            <w:tcW w:type="dxa" w:w="4680"/>
+            <w:tcBorders>
+              <w:top w:val="single" w:color="E9ECEF" w:sz="4"/>
+              <w:left w:val="single" w:color="E9ECEF" w:sz="4"/>
+              <w:bottom w:val="single" w:color="E9ECEF" w:sz="4"/>
+              <w:right w:val="single" w:color="E9ECEF" w:sz="4"/>
+            </w:tcBorders>
+            <w:shd w:fill="FFFFFF" w:val="clear"/>
+            <w:tcMar>
+              <w:top w:type="dxa" w:w="100"/>
+              <w:left w:type="dxa" w:w="140"/>
+              <w:bottom w:type="dxa" w:w="100"/>
+              <w:right w:type="dxa" w:w="140"/>
+            </w:tcMar>
+            <w:vAlign w:val="center"/>
+          </w:tcPr>
+          <w:p>
+            <w:pPr>
+              <w:jc w:val="left"/>
+            </w:pPr>
+            <w:r>
+              <w:rPr>
+                <w:rFonts w:ascii="Open Sans" w:cs="Open Sans" w:eastAsia="Open Sans" w:hAnsi="Open Sans"/>
+                <w:b w:val="false"/>
+                <w:bCs w:val="false"/>
+                <w:color w:val="59595B"/>
+                <w:sz w:val="20"/>
+                <w:szCs w:val="20"/>
+              </w:rPr>
+              <w:t xml:space="preserve">Coordinator hours recovered from booking, run-sheet, and follow-up automation (est. 8–12 hrs/week across 4 sites)</w:t>
+            </w:r>
+          </w:p>
+        </w:tc>
+        <w:tc>
+          <w:tcPr>
+            <w:tcW w:type="dxa" w:w="4680"/>
+            <w:tcBorders>
+              <w:top w:val="single" w:color="E9ECEF" w:sz="4"/>
+              <w:left w:val="single" w:color="E9ECEF" w:sz="4"/>
+              <w:bottom w:val="single" w:color="E9ECEF" w:sz="4"/>
+              <w:right w:val="single" w:color="E9ECEF" w:sz="4"/>
+            </w:tcBorders>
+            <w:shd w:fill="FFFFFF" w:val="clear"/>
+            <w:tcMar>
+              <w:top w:type="dxa" w:w="100"/>
+              <w:left w:type="dxa" w:w="140"/>
+              <w:bottom w:type="dxa" w:w="100"/>
+              <w:right w:type="dxa" w:w="140"/>
+            </w:tcMar>
+            <w:vAlign w:val="center"/>
+          </w:tcPr>
+          <w:p>
+            <w:pPr>
+              <w:jc w:val="left"/>
+            </w:pPr>
+            <w:r>
+              <w:rPr>
+                <w:rFonts w:ascii="Open Sans" w:cs="Open Sans" w:eastAsia="Open Sans" w:hAnsi="Open Sans"/>
+                <w:b/>
+                <w:bCs/>
+                <w:color w:val="006DB6"/>
+                <w:sz w:val="20"/>
+                <w:szCs w:val="20"/>
+              </w:rPr>
+              <w:t xml:space="preserve">~400–600 staff hours/year redirected to client-facing work</w:t>
+            </w:r>
+          </w:p>
+        </w:tc>
+      </w:tr>
+      <w:tr>
+        <w:trPr>
+          <w:cantSplit/>
+        </w:trPr>
+        <w:tc>
+          <w:tcPr>
+            <w:tcW w:type="dxa" w:w="4680"/>
+            <w:tcBorders>
+              <w:top w:val="single" w:color="E9ECEF" w:sz="4"/>
+              <w:left w:val="single" w:color="E9ECEF" w:sz="4"/>
+              <w:bottom w:val="single" w:color="E9ECEF" w:sz="4"/>
+              <w:right w:val="single" w:color="E9ECEF" w:sz="4"/>
+            </w:tcBorders>
+            <w:shd w:fill="F8F9FA" w:val="clear"/>
+            <w:tcMar>
+              <w:top w:type="dxa" w:w="100"/>
+              <w:left w:type="dxa" w:w="140"/>
+              <w:bottom w:type="dxa" w:w="100"/>
+              <w:right w:type="dxa" w:w="140"/>
+            </w:tcMar>
+            <w:vAlign w:val="center"/>
+          </w:tcPr>
+          <w:p>
+            <w:pPr>
+              <w:jc w:val="left"/>
+            </w:pPr>
+            <w:r>
+              <w:rPr>
+                <w:rFonts w:ascii="Open Sans" w:cs="Open Sans" w:eastAsia="Open Sans" w:hAnsi="Open Sans"/>
+                <w:b w:val="false"/>
+                <w:bCs w:val="false"/>
+                <w:color w:val="59595B"/>
+                <w:sz w:val="20"/>
+                <w:szCs w:val="20"/>
+              </w:rPr>
+              <w:t xml:space="preserve">Reduced event-prep errors (wrong instrument pull, missed AV/catering detail)</w:t>
+            </w:r>
+          </w:p>
+        </w:tc>
+        <w:tc>
+          <w:tcPr>
+            <w:tcW w:type="dxa" w:w="4680"/>
+            <w:tcBorders>
+              <w:top w:val="single" w:color="E9ECEF" w:sz="4"/>
+              <w:left w:val="single" w:color="E9ECEF" w:sz="4"/>
+              <w:bottom w:val="single" w:color="E9ECEF" w:sz="4"/>
+              <w:right w:val="single" w:color="E9ECEF" w:sz="4"/>
+            </w:tcBorders>
+            <w:shd w:fill="F8F9FA" w:val="clear"/>
+            <w:tcMar>
+              <w:top w:type="dxa" w:w="100"/>
+              <w:left w:type="dxa" w:w="140"/>
+              <w:bottom w:type="dxa" w:w="100"/>
+              <w:right w:type="dxa" w:w="140"/>
+            </w:tcMar>
+            <w:vAlign w:val="center"/>
+          </w:tcPr>
+          <w:p>
+            <w:pPr>
+              <w:jc w:val="left"/>
+            </w:pPr>
+            <w:r>
+              <w:rPr>
+                <w:rFonts w:ascii="Open Sans" w:cs="Open Sans" w:eastAsia="Open Sans" w:hAnsi="Open Sans"/>
+                <w:b w:val="false"/>
+                <w:bCs w:val="false"/>
+                <w:color w:val="59595B"/>
+                <w:sz w:val="20"/>
+                <w:szCs w:val="20"/>
+              </w:rPr>
+              <w:t xml:space="preserve">Fewer day-of scrambles; protects the 5-star reputation that drives repeat bookings</w:t>
+            </w:r>
+          </w:p>
+        </w:tc>
+      </w:tr>
+      <w:tr>
+        <w:trPr>
+          <w:cantSplit/>
+        </w:trPr>
+        <w:tc>
+          <w:tcPr>
+            <w:tcW w:type="dxa" w:w="4680"/>
+            <w:tcBorders>
+              <w:top w:val="single" w:color="E9ECEF" w:sz="4"/>
+              <w:left w:val="single" w:color="E9ECEF" w:sz="4"/>
+              <w:bottom w:val="single" w:color="E9ECEF" w:sz="4"/>
+              <w:right w:val="single" w:color="E9ECEF" w:sz="4"/>
+            </w:tcBorders>
+            <w:shd w:fill="FFFFFF" w:val="clear"/>
+            <w:tcMar>
+              <w:top w:type="dxa" w:w="100"/>
+              <w:left w:type="dxa" w:w="140"/>
+              <w:bottom w:type="dxa" w:w="100"/>
+              <w:right w:type="dxa" w:w="140"/>
+            </w:tcMar>
+            <w:vAlign w:val="center"/>
+          </w:tcPr>
+          <w:p>
+            <w:pPr>
+              <w:jc w:val="left"/>
+            </w:pPr>
+            <w:r>
+              <w:rPr>
+                <w:rFonts w:ascii="Open Sans" w:cs="Open Sans" w:eastAsia="Open Sans" w:hAnsi="Open Sans"/>
+                <w:b w:val="false"/>
+                <w:bCs w:val="false"/>
+                <w:color w:val="59595B"/>
+                <w:sz w:val="20"/>
+                <w:szCs w:val="20"/>
+              </w:rPr>
+              <w:t xml:space="preserve">Faster, audit-ready compliance records</w:t>
+            </w:r>
+          </w:p>
+        </w:tc>
+        <w:tc>
+          <w:tcPr>
+            <w:tcW w:type="dxa" w:w="4680"/>
+            <w:tcBorders>
+              <w:top w:val="single" w:color="E9ECEF" w:sz="4"/>
+              <w:left w:val="single" w:color="E9ECEF" w:sz="4"/>
+              <w:bottom w:val="single" w:color="E9ECEF" w:sz="4"/>
+              <w:right w:val="single" w:color="E9ECEF" w:sz="4"/>
+            </w:tcBorders>
+            <w:shd w:fill="FFFFFF" w:val="clear"/>
+            <w:tcMar>
+              <w:top w:type="dxa" w:w="100"/>
+              <w:left w:type="dxa" w:w="140"/>
+              <w:bottom w:type="dxa" w:w="100"/>
+              <w:right w:type="dxa" w:w="140"/>
+            </w:tcMar>
+            <w:vAlign w:val="center"/>
+          </w:tcPr>
+          <w:p>
+            <w:pPr>
+              <w:jc w:val="left"/>
+            </w:pPr>
+            <w:r>
+              <w:rPr>
+                <w:rFonts w:ascii="Open Sans" w:cs="Open Sans" w:eastAsia="Open Sans" w:hAnsi="Open Sans"/>
+                <w:b w:val="false"/>
+                <w:bCs w:val="false"/>
+                <w:color w:val="59595B"/>
+                <w:sz w:val="20"/>
+                <w:szCs w:val="20"/>
+              </w:rPr>
+              <w:t xml:space="preserve">Lower regulatory exposure; faster response to AATB/FDA documentation requests</w:t>
+            </w:r>
+          </w:p>
+        </w:tc>
+      </w:tr>
+      <w:tr>
+        <w:trPr>
+          <w:cantSplit/>
+        </w:trPr>
+        <w:tc>
+          <w:tcPr>
+            <w:tcW w:type="dxa" w:w="4680"/>
+            <w:tcBorders>
+              <w:top w:val="single" w:color="E9ECEF" w:sz="4"/>
+              <w:left w:val="single" w:color="E9ECEF" w:sz="4"/>
+              <w:bottom w:val="single" w:color="E9ECEF" w:sz="4"/>
+              <w:right w:val="single" w:color="E9ECEF" w:sz="4"/>
+            </w:tcBorders>
+            <w:shd w:fill="F8F9FA" w:val="clear"/>
+            <w:tcMar>
+              <w:top w:type="dxa" w:w="100"/>
+              <w:left w:type="dxa" w:w="140"/>
+              <w:bottom w:type="dxa" w:w="100"/>
+              <w:right w:type="dxa" w:w="140"/>
+            </w:tcMar>
+            <w:vAlign w:val="center"/>
+          </w:tcPr>
+          <w:p>
+            <w:pPr>
+              <w:jc w:val="left"/>
+            </w:pPr>
+            <w:r>
+              <w:rPr>
+                <w:rFonts w:ascii="Open Sans" w:cs="Open Sans" w:eastAsia="Open Sans" w:hAnsi="Open Sans"/>
+                <w:b w:val="false"/>
+                <w:bCs w:val="false"/>
+                <w:color w:val="59595B"/>
+                <w:sz w:val="20"/>
+                <w:szCs w:val="20"/>
+              </w:rPr>
+              <w:t xml:space="preserve">Higher utilization from rebooking automation + cross-site visibility</w:t>
+            </w:r>
+          </w:p>
+        </w:tc>
+        <w:tc>
+          <w:tcPr>
+            <w:tcW w:type="dxa" w:w="4680"/>
+            <w:tcBorders>
+              <w:top w:val="single" w:color="E9ECEF" w:sz="4"/>
+              <w:left w:val="single" w:color="E9ECEF" w:sz="4"/>
+              <w:bottom w:val="single" w:color="E9ECEF" w:sz="4"/>
+              <w:right w:val="single" w:color="E9ECEF" w:sz="4"/>
+            </w:tcBorders>
+            <w:shd w:fill="F8F9FA" w:val="clear"/>
+            <w:tcMar>
+              <w:top w:type="dxa" w:w="100"/>
+              <w:left w:type="dxa" w:w="140"/>
+              <w:bottom w:type="dxa" w:w="100"/>
+              <w:right w:type="dxa" w:w="140"/>
+            </w:tcMar>
+            <w:vAlign w:val="center"/>
+          </w:tcPr>
+          <w:p>
+            <w:pPr>
+              <w:jc w:val="left"/>
+            </w:pPr>
+            <w:r>
+              <w:rPr>
+                <w:rFonts w:ascii="Open Sans" w:cs="Open Sans" w:eastAsia="Open Sans" w:hAnsi="Open Sans"/>
+                <w:b/>
+                <w:bCs/>
+                <w:color w:val="1EAAC8"/>
+                <w:sz w:val="20"/>
+                <w:szCs w:val="20"/>
+              </w:rPr>
+              <w:t xml:space="preserve">Even a 3–5% utilization lift on premium lab space is six figures in recovered capacity</w:t>
+            </w:r>
+          </w:p>
+        </w:tc>
+      </w:tr>
+      <w:tr>
+        <w:trPr>
+          <w:cantSplit/>
+        </w:trPr>
+        <w:tc>
+          <w:tcPr>
+            <w:tcW w:type="dxa" w:w="4680"/>
+            <w:tcBorders>
+              <w:top w:val="single" w:color="E9ECEF" w:sz="4"/>
+              <w:left w:val="single" w:color="E9ECEF" w:sz="4"/>
+              <w:bottom w:val="single" w:color="E9ECEF" w:sz="4"/>
+              <w:right w:val="single" w:color="E9ECEF" w:sz="4"/>
+            </w:tcBorders>
+            <w:shd w:fill="FFFFFF" w:val="clear"/>
+            <w:tcMar>
+              <w:top w:type="dxa" w:w="100"/>
+              <w:left w:type="dxa" w:w="140"/>
+              <w:bottom w:type="dxa" w:w="100"/>
+              <w:right w:type="dxa" w:w="140"/>
+            </w:tcMar>
+            <w:vAlign w:val="center"/>
+          </w:tcPr>
+          <w:p>
+            <w:pPr>
+              <w:jc w:val="left"/>
+            </w:pPr>
+            <w:r>
+              <w:rPr>
+                <w:rFonts w:ascii="Open Sans" w:cs="Open Sans" w:eastAsia="Open Sans" w:hAnsi="Open Sans"/>
+                <w:b w:val="false"/>
+                <w:bCs w:val="false"/>
+                <w:color w:val="59595B"/>
+                <w:sz w:val="20"/>
+                <w:szCs w:val="20"/>
+              </w:rPr>
+              <w:t xml:space="preserve">Knowledge retention as the team scales to the UMD facility</w:t>
+            </w:r>
+          </w:p>
+        </w:tc>
+        <w:tc>
+          <w:tcPr>
+            <w:tcW w:type="dxa" w:w="4680"/>
+            <w:tcBorders>
+              <w:top w:val="single" w:color="E9ECEF" w:sz="4"/>
+              <w:left w:val="single" w:color="E9ECEF" w:sz="4"/>
+              <w:bottom w:val="single" w:color="E9ECEF" w:sz="4"/>
+              <w:right w:val="single" w:color="E9ECEF" w:sz="4"/>
+            </w:tcBorders>
+            <w:shd w:fill="FFFFFF" w:val="clear"/>
+            <w:tcMar>
+              <w:top w:type="dxa" w:w="100"/>
+              <w:left w:type="dxa" w:w="140"/>
+              <w:bottom w:type="dxa" w:w="100"/>
+              <w:right w:type="dxa" w:w="140"/>
+            </w:tcMar>
+            <w:vAlign w:val="center"/>
+          </w:tcPr>
+          <w:p>
+            <w:pPr>
+              <w:jc w:val="left"/>
+            </w:pPr>
+            <w:r>
+              <w:rPr>
+                <w:rFonts w:ascii="Open Sans" w:cs="Open Sans" w:eastAsia="Open Sans" w:hAnsi="Open Sans"/>
+                <w:b w:val="false"/>
+                <w:bCs w:val="false"/>
+                <w:color w:val="59595B"/>
+                <w:sz w:val="20"/>
+                <w:szCs w:val="20"/>
+              </w:rPr>
+              <w:t xml:space="preserve">New-site and new-hire ramp measured in weeks, not quarters</w:t>
+            </w:r>
+          </w:p>
+        </w:tc>
+      </w:tr>
+    </w:tbl>
+    <w:p>
+      <w:pPr>
+        <w:spacing w:after="0" w:before="160"/>
+      </w:pPr>
+      <w:r>
+        <w:t xml:space="preserve"/>
+      </w:r>
+    </w:p>
+    <w:tbl>
+      <w:tblPr>
+        <w:tblW w:type="dxa" w:w="9360"/>
+        <w:tblBorders>
+          <w:top w:val="single" w:color="auto" w:sz="4"/>
+          <w:left w:val="single" w:color="auto" w:sz="4"/>
+          <w:bottom w:val="single" w:color="auto" w:sz="4"/>
+          <w:right w:val="single" w:color="auto" w:sz="4"/>
+          <w:insideH w:val="single" w:color="auto" w:sz="4"/>
+          <w:insideV w:val="single" w:color="auto" w:sz="4"/>
+        </w:tblBorders>
+      </w:tblPr>
+      <w:tblGrid>
+        <w:gridCol w:w="80"/>
+        <w:gridCol w:w="9280"/>
+      </w:tblGrid>
+      <w:tr>
+        <w:trPr>
+          <w:cantSplit/>
+        </w:trPr>
+        <w:tc>
+          <w:tcPr>
+            <w:tcW w:type="dxa" w:w="80"/>
+            <w:tcBorders>
+              <w:top w:val="none" w:color="FFFFFF" w:sz="0"/>
+              <w:left w:val="none" w:color="FFFFFF" w:sz="0"/>
+              <w:bottom w:val="none" w:color="FFFFFF" w:sz="0"/>
+              <w:right w:val="none" w:color="FFFFFF" w:sz="0"/>
+            </w:tcBorders>
+            <w:shd w:fill="006DB6" w:val="clear"/>
+          </w:tcPr>
+          <w:p>
+            <w:r>
+              <w:t xml:space="preserve"/>
+            </w:r>
+          </w:p>
+        </w:tc>
+        <w:tc>
+          <w:tcPr>
+            <w:tcW w:type="dxa" w:w="9280"/>
+            <w:tcBorders>
+              <w:top w:val="none" w:color="FFFFFF" w:sz="0"/>
+              <w:left w:val="none" w:color="FFFFFF" w:sz="0"/>
+              <w:bottom w:val="none" w:color="FFFFFF" w:sz="0"/>
+              <w:right w:val="none" w:color="FFFFFF" w:sz="0"/>
+            </w:tcBorders>
+            <w:shd w:fill="F8F9FA" w:val="clear"/>
+            <w:tcMar>
+              <w:top w:type="dxa" w:w="160"/>
+              <w:left w:type="dxa" w:w="240"/>
+              <w:bottom w:type="dxa" w:w="160"/>
+              <w:right w:type="dxa" w:w="200"/>
+            </w:tcMar>
+          </w:tcPr>
+          <w:p>
+            <w:pPr>
+              <w:keepNext/>
+              <w:keepLines/>
+              <w:spacing w:after="80" w:before="80"/>
+            </w:pPr>
+            <w:r>
+              <w:rPr>
+                <w:rFonts w:ascii="Open Sans" w:cs="Open Sans" w:eastAsia="Open Sans" w:hAnsi="Open Sans"/>
+                <w:b/>
+                <w:bCs/>
+                <w:color w:val="006DB6"/>
+                <w:sz w:val="22"/>
+                <w:szCs w:val="22"/>
+              </w:rPr>
+              <w:t xml:space="preserve">The Integration Thesis</w:t>
+            </w:r>
+          </w:p>
+          <w:p>
+            <w:pPr>
+              <w:keepNext/>
+              <w:keepLines/>
+              <w:spacing w:after="60" w:before="40" w:line="300"/>
+            </w:pPr>
+            <w:r>
+              <w:rPr>
+                <w:rFonts w:ascii="Open Sans" w:cs="Open Sans" w:eastAsia="Open Sans" w:hAnsi="Open Sans"/>
+                <w:color w:val="59595B"/>
+                <w:sz w:val="20"/>
+                <w:szCs w:val="20"/>
+              </w:rPr>
+              <w:t xml:space="preserve">Axis does not need AI to fix something that is broken — the labs run beautifully. It needs AI so that the excellence currently held in a few people's heads becomes a system that scales to four locations, the UMD center, and OMNIMED SmartOR without multiplying overhead.</w:t>
+            </w:r>
+          </w:p>
+          <w:p>
+            <w:pPr>
+              <w:keepNext w:val="false"/>
+              <w:keepLines/>
+              <w:spacing w:after="60" w:before="40" w:line="300"/>
+            </w:pPr>
+            <w:r>
+              <w:rPr>
+                <w:rFonts w:ascii="Open Sans" w:cs="Open Sans" w:eastAsia="Open Sans" w:hAnsi="Open Sans"/>
+                <w:color w:val="59595B"/>
+                <w:sz w:val="20"/>
+                <w:szCs w:val="20"/>
+              </w:rPr>
+              <w:t xml:space="preserve">The growth engine (Section 11) wins more clients. The operational layer (this section) makes sure every one of them gets the flawless experience the reviews describe — at lower cost per event, with less key-person risk, and with the data to run the business by the numbers.</w:t>
+            </w:r>
+          </w:p>
+        </w:tc>
+      </w:tr>
+    </w:tbl>
+    <w:p>
+      <w:pPr>
+        <w:spacing w:after="0" w:before="120"/>
+      </w:pPr>
+      <w:r>
+        <w:t xml:space="preserve"/>
+      </w:r>
+    </w:p>
+    <w:p>
+      <w:pPr>
+        <w:spacing w:after="140" w:before="0" w:line="320"/>
+        <w:jc w:val="both"/>
+      </w:pPr>
+      <w:r>
+        <w:rPr>
+          <w:rFonts w:ascii="Open Sans" w:cs="Open Sans" w:eastAsia="Open Sans" w:hAnsi="Open Sans"/>
+          <w:b w:val="false"/>
+          <w:bCs w:val="false"/>
+          <w:i/>
+          <w:iCs/>
+          <w:color w:val="59595B"/>
+          <w:sz w:val="19"/>
+          <w:szCs w:val="19"/>
+        </w:rPr>
+        <w:t xml:space="preserve">All efficiency figures are conservative estimates based on Axis's published operating model and Technijian's prior builds. Exact hours, utilization, and cost impact would be confirmed in the operational discovery described in Section 16.</w:t>
+      </w:r>
+    </w:p>
+    <w:p>
+      <w:pPr>
+        <w:pStyle w:val="Heading1"/>
+        <w:keepNext/>
+        <w:pageBreakBefore/>
+        <w:spacing w:after="120" w:before="0" w:line="240"/>
+      </w:pPr>
+      <w:r>
+        <w:rPr>
+          <w:rFonts w:ascii="Open Sans" w:cs="Open Sans" w:eastAsia="Open Sans" w:hAnsi="Open Sans"/>
+          <w:color w:val="FFFFFF"/>
+          <w:sz w:val="2"/>
+          <w:szCs w:val="2"/>
+        </w:rPr>
+        <w:t xml:space="preserve">13  Business Impact &amp; Service Investment</w:t>
+      </w:r>
+    </w:p>
+    <w:tbl>
+      <w:tblPr>
+        <w:tblW w:type="dxa" w:w="9360"/>
+        <w:tblBorders>
+          <w:top w:val="none" w:color="FFFFFF" w:sz="0"/>
+          <w:left w:val="none" w:color="FFFFFF" w:sz="0"/>
+          <w:bottom w:val="none" w:color="FFFFFF" w:sz="0"/>
+          <w:right w:val="none" w:color="FFFFFF" w:sz="0"/>
+          <w:insideH w:val="single" w:color="auto" w:sz="4"/>
+          <w:insideV w:val="single" w:color="auto" w:sz="4"/>
+        </w:tblBorders>
+      </w:tblPr>
+      <w:tblGrid>
+        <w:gridCol w:w="120"/>
+        <w:gridCol w:w="9240"/>
+      </w:tblGrid>
+      <w:tr>
+        <w:tc>
+          <w:tcPr>
+            <w:tcW w:type="dxa" w:w="120"/>
+            <w:tcBorders>
+              <w:top w:val="none" w:color="FFFFFF" w:sz="0"/>
+              <w:left w:val="none" w:color="FFFFFF" w:sz="0"/>
+              <w:bottom w:val="none" w:color="FFFFFF" w:sz="0"/>
+              <w:right w:val="none" w:color="FFFFFF" w:sz="0"/>
+            </w:tcBorders>
+            <w:shd w:fill="006DB6" w:val="clear"/>
+          </w:tcPr>
+          <w:p>
+            <w:r>
+              <w:t xml:space="preserve"/>
+            </w:r>
+          </w:p>
+        </w:tc>
+        <w:tc>
+          <w:tcPr>
+            <w:tcW w:type="dxa" w:w="9240"/>
+            <w:tcBorders>
+              <w:top w:val="none" w:color="FFFFFF" w:sz="0"/>
+              <w:left w:val="none" w:color="FFFFFF" w:sz="0"/>
+              <w:bottom w:val="none" w:color="FFFFFF" w:sz="0"/>
+              <w:right w:val="none" w:color="FFFFFF" w:sz="0"/>
+            </w:tcBorders>
+            <w:tcMar>
+              <w:top w:type="dxa" w:w="100"/>
+              <w:left w:type="dxa" w:w="200"/>
+              <w:bottom w:type="dxa" w:w="100"/>
+              <w:right w:type="dxa" w:w="0"/>
+            </w:tcMar>
+            <w:vAlign w:val="center"/>
+          </w:tcPr>
+          <w:p>
+            <w:r>
+              <w:rPr>
+                <w:rFonts w:ascii="Open Sans" w:cs="Open Sans" w:eastAsia="Open Sans" w:hAnsi="Open Sans"/>
+                <w:b/>
+                <w:bCs/>
+                <w:color w:val="006DB6"/>
+                <w:sz w:val="34"/>
+                <w:szCs w:val="34"/>
+              </w:rPr>
+              <w:t xml:space="preserve">13  Business Impact &amp; Service Investment</w:t>
             </w:r>
           </w:p>
         </w:tc>
@@ -10694,6 +15116,121 @@
     </w:p>
     <w:p>
       <w:pPr>
+        <w:spacing w:after="0" w:before="120"/>
+      </w:pPr>
+      <w:r>
+        <w:t xml:space="preserve"/>
+      </w:r>
+    </w:p>
+    <w:tbl>
+      <w:tblPr>
+        <w:tblW w:type="dxa" w:w="9360"/>
+        <w:tblBorders>
+          <w:top w:val="single" w:color="auto" w:sz="4"/>
+          <w:left w:val="single" w:color="auto" w:sz="4"/>
+          <w:bottom w:val="single" w:color="auto" w:sz="4"/>
+          <w:right w:val="single" w:color="auto" w:sz="4"/>
+          <w:insideH w:val="single" w:color="auto" w:sz="4"/>
+          <w:insideV w:val="single" w:color="auto" w:sz="4"/>
+        </w:tblBorders>
+      </w:tblPr>
+      <w:tblGrid>
+        <w:gridCol w:w="80"/>
+        <w:gridCol w:w="9280"/>
+      </w:tblGrid>
+      <w:tr>
+        <w:trPr>
+          <w:cantSplit/>
+        </w:trPr>
+        <w:tc>
+          <w:tcPr>
+            <w:tcW w:type="dxa" w:w="80"/>
+            <w:tcBorders>
+              <w:top w:val="none" w:color="FFFFFF" w:sz="0"/>
+              <w:left w:val="none" w:color="FFFFFF" w:sz="0"/>
+              <w:bottom w:val="none" w:color="FFFFFF" w:sz="0"/>
+              <w:right w:val="none" w:color="FFFFFF" w:sz="0"/>
+            </w:tcBorders>
+            <w:shd w:fill="F67D4B" w:val="clear"/>
+          </w:tcPr>
+          <w:p>
+            <w:r>
+              <w:t xml:space="preserve"/>
+            </w:r>
+          </w:p>
+        </w:tc>
+        <w:tc>
+          <w:tcPr>
+            <w:tcW w:type="dxa" w:w="9280"/>
+            <w:tcBorders>
+              <w:top w:val="none" w:color="FFFFFF" w:sz="0"/>
+              <w:left w:val="none" w:color="FFFFFF" w:sz="0"/>
+              <w:bottom w:val="none" w:color="FFFFFF" w:sz="0"/>
+              <w:right w:val="none" w:color="FFFFFF" w:sz="0"/>
+            </w:tcBorders>
+            <w:shd w:fill="F8F9FA" w:val="clear"/>
+            <w:tcMar>
+              <w:top w:type="dxa" w:w="160"/>
+              <w:left w:type="dxa" w:w="240"/>
+              <w:bottom w:type="dxa" w:w="160"/>
+              <w:right w:type="dxa" w:w="200"/>
+            </w:tcMar>
+          </w:tcPr>
+          <w:p>
+            <w:pPr>
+              <w:keepNext/>
+              <w:keepLines/>
+              <w:spacing w:after="80" w:before="80"/>
+            </w:pPr>
+            <w:r>
+              <w:rPr>
+                <w:rFonts w:ascii="Open Sans" w:cs="Open Sans" w:eastAsia="Open Sans" w:hAnsi="Open Sans"/>
+                <w:b/>
+                <w:bCs/>
+                <w:color w:val="F67D4B"/>
+                <w:sz w:val="22"/>
+                <w:szCs w:val="22"/>
+              </w:rPr>
+              <w:t xml:space="preserve">AI as a Managed Investment — Not a Leap of Faith</w:t>
+            </w:r>
+          </w:p>
+          <w:p>
+            <w:pPr>
+              <w:keepNext/>
+              <w:keepLines/>
+              <w:spacing w:after="60" w:before="40" w:line="300"/>
+            </w:pPr>
+            <w:r>
+              <w:rPr>
+                <w:rFonts w:ascii="Open Sans" w:cs="Open Sans" w:eastAsia="Open Sans" w:hAnsi="Open Sans"/>
+                <w:color w:val="59595B"/>
+                <w:sz w:val="20"/>
+                <w:szCs w:val="20"/>
+              </w:rPr>
+              <w:t xml:space="preserve">The reason most AI spending disappoints is not the technology — it is the lack of measurement. Industry research finds roughly 88% of companies now use AI, but only about 39% see a real profit impact; the difference is discipline, not budget.</w:t>
+            </w:r>
+          </w:p>
+          <w:p>
+            <w:pPr>
+              <w:keepNext w:val="false"/>
+              <w:keepLines/>
+              <w:spacing w:after="60" w:before="40" w:line="300"/>
+            </w:pPr>
+            <w:r>
+              <w:rPr>
+                <w:rFonts w:ascii="Open Sans" w:cs="Open Sans" w:eastAsia="Open Sans" w:hAnsi="Open Sans"/>
+                <w:color w:val="59595B"/>
+                <w:sz w:val="20"/>
+                <w:szCs w:val="20"/>
+              </w:rPr>
+              <w:t xml:space="preserve">Technijian runs every engagement with stage-gates: we track adoption, then operational improvement, then financial benefit against total cost — and if a pilot does not clear its cost at the gate, we stop and re-scope. Axis carries the upside, not blind risk.</w:t>
+            </w:r>
+          </w:p>
+        </w:tc>
+      </w:tr>
+    </w:tbl>
+    <w:p>
+      <w:pPr>
         <w:spacing w:after="0" w:before="160"/>
       </w:pPr>
       <w:r>
@@ -10716,7 +15253,26 @@
           <w:sz w:val="26"/>
           <w:szCs w:val="26"/>
         </w:rPr>
-        <w:t xml:space="preserve">Entry Phase — Year 1 (~$35K)</w:t>
+        <w:t xml:space="preserve">The Entry Offer — The 90-Day AI Visibility Pilot</w:t>
+      </w:r>
+    </w:p>
+    <w:p>
+      <w:pPr>
+        <w:spacing w:after="140" w:before="0" w:line="320"/>
+        <w:jc w:val="both"/>
+      </w:pPr>
+      <w:r>
+        <w:rPr>
+          <w:rFonts w:ascii="Open Sans" w:cs="Open Sans" w:eastAsia="Open Sans" w:hAnsi="Open Sans"/>
+          <w:b w:val="false"/>
+          <w:bCs w:val="false"/>
+          <w:i w:val="false"/>
+          <w:iCs w:val="false"/>
+          <w:color w:val="59595B"/>
+          <w:sz w:val="22"/>
+          <w:szCs w:val="22"/>
+        </w:rPr>
+        <w:t xml:space="preserve">Start with one clearly-scoped, fixed-price program — not an open-ended engagement. The pilot stands up Axis's AI-search presence and the OMNIMED SmartOR product page, and proves the lift before any larger build is discussed.</w:t>
       </w:r>
     </w:p>
     <w:tbl>
@@ -10772,7 +15328,7 @@
                 <w:sz w:val="20"/>
                 <w:szCs w:val="20"/>
               </w:rPr>
-              <w:t xml:space="preserve">Service</w:t>
+              <w:t xml:space="preserve">What's Included</w:t>
             </w:r>
           </w:p>
         </w:tc>
@@ -10807,7 +15363,7 @@
                 <w:sz w:val="20"/>
                 <w:szCs w:val="20"/>
               </w:rPr>
-              <w:t xml:space="preserve">Description</w:t>
+              <w:t xml:space="preserve">Detail</w:t>
             </w:r>
           </w:p>
         </w:tc>
@@ -10917,7 +15473,7 @@
                 <w:sz w:val="20"/>
                 <w:szCs w:val="20"/>
               </w:rPr>
-              <w:t xml:space="preserve">SEO + GEO for all 4 locations; OMNIMED SmartOR product page; Google Business Profiles</w:t>
+              <w:t xml:space="preserve">GEO/AEO layer for AI search tools; OMNIMED SmartOR product page; review velocity campaign across all 4 locations; augments existing SEO partner</w:t>
             </w:r>
           </w:p>
         </w:tc>
@@ -11322,7 +15878,7 @@
                 <w:sz w:val="20"/>
                 <w:szCs w:val="20"/>
               </w:rPr>
-              <w:t xml:space="preserve">TOTAL ENTRY — YEAR 1</w:t>
+              <w:t xml:space="preserve">ENTRY PROGRAM — YEAR 1</w:t>
             </w:r>
           </w:p>
         </w:tc>
@@ -11357,7 +15913,7 @@
                 <w:sz w:val="20"/>
                 <w:szCs w:val="20"/>
               </w:rPr>
-              <w:t xml:space="preserve"/>
+              <w:t xml:space="preserve">Fixed scope, published rates, no large up-front build</w:t>
             </w:r>
           </w:p>
         </w:tc>
@@ -11393,6 +15949,121 @@
                 <w:szCs w:val="20"/>
               </w:rPr>
               <w:t xml:space="preserve">~$34,988</w:t>
+            </w:r>
+          </w:p>
+        </w:tc>
+      </w:tr>
+    </w:tbl>
+    <w:p>
+      <w:pPr>
+        <w:spacing w:after="0" w:before="120"/>
+      </w:pPr>
+      <w:r>
+        <w:t xml:space="preserve"/>
+      </w:r>
+    </w:p>
+    <w:tbl>
+      <w:tblPr>
+        <w:tblW w:type="dxa" w:w="9360"/>
+        <w:tblBorders>
+          <w:top w:val="single" w:color="auto" w:sz="4"/>
+          <w:left w:val="single" w:color="auto" w:sz="4"/>
+          <w:bottom w:val="single" w:color="auto" w:sz="4"/>
+          <w:right w:val="single" w:color="auto" w:sz="4"/>
+          <w:insideH w:val="single" w:color="auto" w:sz="4"/>
+          <w:insideV w:val="single" w:color="auto" w:sz="4"/>
+        </w:tblBorders>
+      </w:tblPr>
+      <w:tblGrid>
+        <w:gridCol w:w="80"/>
+        <w:gridCol w:w="9280"/>
+      </w:tblGrid>
+      <w:tr>
+        <w:trPr>
+          <w:cantSplit/>
+        </w:trPr>
+        <w:tc>
+          <w:tcPr>
+            <w:tcW w:type="dxa" w:w="80"/>
+            <w:tcBorders>
+              <w:top w:val="none" w:color="FFFFFF" w:sz="0"/>
+              <w:left w:val="none" w:color="FFFFFF" w:sz="0"/>
+              <w:bottom w:val="none" w:color="FFFFFF" w:sz="0"/>
+              <w:right w:val="none" w:color="FFFFFF" w:sz="0"/>
+            </w:tcBorders>
+            <w:shd w:fill="F67D4B" w:val="clear"/>
+          </w:tcPr>
+          <w:p>
+            <w:r>
+              <w:t xml:space="preserve"/>
+            </w:r>
+          </w:p>
+        </w:tc>
+        <w:tc>
+          <w:tcPr>
+            <w:tcW w:type="dxa" w:w="9280"/>
+            <w:tcBorders>
+              <w:top w:val="none" w:color="FFFFFF" w:sz="0"/>
+              <w:left w:val="none" w:color="FFFFFF" w:sz="0"/>
+              <w:bottom w:val="none" w:color="FFFFFF" w:sz="0"/>
+              <w:right w:val="none" w:color="FFFFFF" w:sz="0"/>
+            </w:tcBorders>
+            <w:shd w:fill="F8F9FA" w:val="clear"/>
+            <w:tcMar>
+              <w:top w:type="dxa" w:w="160"/>
+              <w:left w:type="dxa" w:w="240"/>
+              <w:bottom w:type="dxa" w:w="160"/>
+              <w:right w:type="dxa" w:w="200"/>
+            </w:tcMar>
+          </w:tcPr>
+          <w:p>
+            <w:pPr>
+              <w:keepNext/>
+              <w:keepLines/>
+              <w:spacing w:after="80" w:before="80"/>
+            </w:pPr>
+            <w:r>
+              <w:rPr>
+                <w:rFonts w:ascii="Open Sans" w:cs="Open Sans" w:eastAsia="Open Sans" w:hAnsi="Open Sans"/>
+                <w:b/>
+                <w:bCs/>
+                <w:color w:val="F67D4B"/>
+                <w:sz w:val="22"/>
+                <w:szCs w:val="22"/>
+              </w:rPr>
+              <w:t xml:space="preserve">The Pilot Bar — and Our Commitment</w:t>
+            </w:r>
+          </w:p>
+          <w:p>
+            <w:pPr>
+              <w:keepNext/>
+              <w:keepLines/>
+              <w:spacing w:after="60" w:before="40" w:line="300"/>
+            </w:pPr>
+            <w:r>
+              <w:rPr>
+                <w:rFonts w:ascii="Open Sans" w:cs="Open Sans" w:eastAsia="Open Sans" w:hAnsi="Open Sans"/>
+                <w:color w:val="59595B"/>
+                <w:sz w:val="20"/>
+                <w:szCs w:val="20"/>
+              </w:rPr>
+              <w:t xml:space="preserve">Success metric: within 90 days, Axis is cited by at least one major AI assistant (ChatGPT, Perplexity, or Microsoft Copilot) for a high-intent bioskills/surgical-training query, AND the OMNIMED SmartOR product page is live and capturing demo requests.</w:t>
+            </w:r>
+          </w:p>
+          <w:p>
+            <w:pPr>
+              <w:keepNext w:val="false"/>
+              <w:keepLines/>
+              <w:spacing w:after="60" w:before="40" w:line="300"/>
+            </w:pPr>
+            <w:r>
+              <w:rPr>
+                <w:rFonts w:ascii="Open Sans" w:cs="Open Sans" w:eastAsia="Open Sans" w:hAnsi="Open Sans"/>
+                <w:color w:val="59595B"/>
+                <w:sz w:val="20"/>
+                <w:szCs w:val="20"/>
+              </w:rPr>
+              <w:t xml:space="preserve">Our commitment: the entry program is month-to-month after the initial term — no long lock-in. If the pilot has not moved the needle on the metric above by day 90, you are under no obligation to continue, and we will tell you honestly whether it is worth continuing. You carry the upside, not the risk.</w:t>
             </w:r>
           </w:p>
         </w:tc>
@@ -11422,7 +16093,7 @@
           <w:sz w:val="26"/>
           <w:szCs w:val="26"/>
         </w:rPr>
-        <w:t xml:space="preserve">Full Engine — Year 1 (~$136K)</w:t>
+        <w:t xml:space="preserve">Full Engine — Year 1 (~$140K, the later expansion)</w:t>
       </w:r>
     </w:p>
     <w:tbl>
@@ -12888,15 +17559,11 @@
       </w:r>
     </w:p>
     <w:p>
-      <w:r>
-        <w:br w:type="page"/>
-      </w:r>
-    </w:p>
-    <w:p>
       <w:pPr>
         <w:pStyle w:val="Heading1"/>
         <w:keepNext/>
-        <w:spacing w:after="120" w:before="480" w:line="240"/>
+        <w:pageBreakBefore/>
+        <w:spacing w:after="120" w:before="0" w:line="240"/>
       </w:pPr>
       <w:r>
         <w:rPr>
@@ -12905,7 +17572,7 @@
           <w:sz w:val="2"/>
           <w:szCs w:val="2"/>
         </w:rPr>
-        <w:t xml:space="preserve">12  Implementation Roadmap</w:t>
+        <w:t xml:space="preserve">14  Implementation Roadmap</w:t>
       </w:r>
     </w:p>
     <w:tbl>
@@ -12969,7 +17636,7 @@
                 <w:sz w:val="34"/>
                 <w:szCs w:val="34"/>
               </w:rPr>
-              <w:t xml:space="preserve">12  Implementation Roadmap</w:t>
+              <w:t xml:space="preserve">14  Implementation Roadmap</w:t>
             </w:r>
           </w:p>
         </w:tc>
@@ -13018,7 +17685,7 @@
       <w:r>
         <w:drawing>
           <wp:inline distT="0" distB="0" distL="0" distR="0">
-            <wp:extent cx="4953000" cy="2933700"/>
+            <wp:extent cx="4381500" cy="2590800"/>
             <wp:effectExtent t="0" r="0" b="0" l="0"/>
             <wp:docPr id="1" name="Axis Implementation Roadmap" descr="Axis Implementation Roadmap" title="Axis Implementation Roadmap"/>
             <wp:cNvGraphicFramePr>
@@ -13043,7 +17710,7 @@
                   <pic:spPr bwMode="auto">
                     <a:xfrm>
                       <a:off x="0" y="0"/>
-                      <a:ext cx="4953000" cy="2933700"/>
+                      <a:ext cx="4381500" cy="2590800"/>
                     </a:xfrm>
                     <a:prstGeom prst="rect">
                       <a:avLst/>
@@ -13135,7 +17802,7 @@
           <w:sz w:val="22"/>
           <w:szCs w:val="22"/>
         </w:rPr>
-        <w:t xml:space="preserve">Google Business Profiles live for Irvine, Columbia, Nashville, and Houston locations</w:t>
+        <w:t xml:space="preserve">Google Business Profile optimization and AI-powered review campaign launched across all 4 locations — building on the strong Irvine review base to establish comparable social proof in newer markets</w:t>
       </w:r>
     </w:p>
     <w:p>
@@ -13495,15 +18162,13 @@
         </w:rPr>
         <w:t xml:space="preserve">Annual review: ROI validation, Phase 2 scope definition, UMD facility build IT engagement</w:t>
       </w:r>
-      <w:r>
-        <w:br w:type="page"/>
-      </w:r>
     </w:p>
     <w:p>
       <w:pPr>
         <w:pStyle w:val="Heading1"/>
         <w:keepNext/>
-        <w:spacing w:after="120" w:before="480" w:line="240"/>
+        <w:pageBreakBefore/>
+        <w:spacing w:after="120" w:before="0" w:line="240"/>
       </w:pPr>
       <w:r>
         <w:rPr>
@@ -13512,7 +18177,7 @@
           <w:sz w:val="2"/>
           <w:szCs w:val="2"/>
         </w:rPr>
-        <w:t xml:space="preserve">13  Quick Wins — Six Actions This Week</w:t>
+        <w:t xml:space="preserve">15  Quick Wins — Six Actions This Week</w:t>
       </w:r>
     </w:p>
     <w:tbl>
@@ -13576,7 +18241,7 @@
                 <w:sz w:val="34"/>
                 <w:szCs w:val="34"/>
               </w:rPr>
-              <w:t xml:space="preserve">13  Quick Wins — Six Actions This Week</w:t>
+              <w:t xml:space="preserve">15  Quick Wins — Six Actions This Week</w:t>
             </w:r>
           </w:p>
         </w:tc>
@@ -13851,7 +18516,7 @@
                 <w:sz w:val="20"/>
                 <w:szCs w:val="20"/>
               </w:rPr>
-              <w:t xml:space="preserve">Claim and complete Google Business Profiles for all 4 Axis locations (Irvine, Columbia, Nashville, Houston)</w:t>
+              <w:t xml:space="preserve">Ask your 10 most recent device-company clients to leave a Google review for the location where they trained — a one-paragraph text or email is all it takes</w:t>
             </w:r>
           </w:p>
         </w:tc>
@@ -13886,7 +18551,7 @@
                 <w:sz w:val="20"/>
                 <w:szCs w:val="20"/>
               </w:rPr>
-              <w:t xml:space="preserve">Axis Marketing / Admin</w:t>
+              <w:t xml:space="preserve">Axis team / relationship owners</w:t>
             </w:r>
           </w:p>
         </w:tc>
@@ -13921,7 +18586,7 @@
                 <w:sz w:val="20"/>
                 <w:szCs w:val="20"/>
               </w:rPr>
-              <w:t xml:space="preserve">Immediate local search visibility; appears in Google Maps for "bioskills lab near me"</w:t>
+              <w:t xml:space="preserve">Extends the 57-review Irvine advantage to Columbia, Nashville, and Houston within 30 days; higher review count drives map-pack ranking</w:t>
             </w:r>
           </w:p>
         </w:tc>
@@ -13996,7 +18661,7 @@
                 <w:sz w:val="20"/>
                 <w:szCs w:val="20"/>
               </w:rPr>
-              <w:t xml:space="preserve">Write a single LinkedIn post about the UMD AI Smart Surgical Center partnership — include facility photo</w:t>
+              <w:t xml:space="preserve">Publish a single LinkedIn post on the UMD Smart Surgical Performance Center groundbreaking — include a facility photo or rendering</w:t>
             </w:r>
           </w:p>
         </w:tc>
@@ -14066,7 +18731,7 @@
                 <w:sz w:val="20"/>
                 <w:szCs w:val="20"/>
               </w:rPr>
-              <w:t xml:space="preserve">First signal to LinkedIn algorithm; foundation for content authority</w:t>
+              <w:t xml:space="preserve">Anchors OMNIMED SmartOR and the UMD partnership to Axis's 2,027-follower base; signals the content cadence to the LinkedIn algorithm</w:t>
             </w:r>
           </w:p>
         </w:tc>
@@ -14653,15 +19318,11 @@
       </w:tr>
     </w:tbl>
     <w:p>
-      <w:r>
-        <w:br w:type="page"/>
-      </w:r>
-    </w:p>
-    <w:p>
       <w:pPr>
         <w:pStyle w:val="Heading1"/>
         <w:keepNext/>
-        <w:spacing w:after="120" w:before="480" w:line="240"/>
+        <w:pageBreakBefore/>
+        <w:spacing w:after="120" w:before="0" w:line="240"/>
       </w:pPr>
       <w:r>
         <w:rPr>
@@ -14670,7 +19331,7 @@
           <w:sz w:val="2"/>
           <w:szCs w:val="2"/>
         </w:rPr>
-        <w:t xml:space="preserve">14  Questions to Calibrate</w:t>
+        <w:t xml:space="preserve">16  Questions to Calibrate</w:t>
       </w:r>
     </w:p>
     <w:tbl>
@@ -14734,7 +19395,7 @@
                 <w:sz w:val="34"/>
                 <w:szCs w:val="34"/>
               </w:rPr>
-              <w:t xml:space="preserve">14  Questions to Calibrate</w:t>
+              <w:t xml:space="preserve">16  Questions to Calibrate</w:t>
             </w:r>
           </w:p>
         </w:tc>
@@ -14764,7 +19425,7 @@
           <w:sz w:val="22"/>
           <w:szCs w:val="22"/>
         </w:rPr>
-        <w:t xml:space="preserve">The following seven questions would allow Technijian to sharpen the growth strategy and price ROI projections with real Axis data rather than industry estimates. None are required before beginning — they are discussion topics for a calibration call.</w:t>
+        <w:t xml:space="preserve">The following questions would allow Technijian to sharpen both the growth strategy and the operational-efficiency plan, and to price ROI projections with real Axis data rather than industry estimates. None are required before beginning — they are discussion topics for a calibration call.</w:t>
       </w:r>
     </w:p>
     <w:p>
@@ -15338,7 +19999,7 @@
                 <w:sz w:val="20"/>
                 <w:szCs w:val="20"/>
               </w:rPr>
-              <w:t xml:space="preserve">Targets marketing investment at the locations with the best ROI on new bookings</w:t>
+              <w:t xml:space="preserve">Targets investment at the locations with the best ROI on new bookings and capacity recovery</w:t>
             </w:r>
           </w:p>
         </w:tc>
@@ -15413,7 +20074,7 @@
                 <w:sz w:val="20"/>
                 <w:szCs w:val="20"/>
               </w:rPr>
-              <w:t xml:space="preserve">Has Axis received inbound inquiries from academic medical centers (beyond UMD) seeking facility partnerships?</w:t>
+              <w:t xml:space="preserve">How are bookings, events, and specimen/perfusion logistics coordinated today — phone, email, spreadsheets, or a system? How many staff hours per week does that consume?</w:t>
             </w:r>
           </w:p>
         </w:tc>
@@ -15448,7 +20109,7 @@
                 <w:sz w:val="20"/>
                 <w:szCs w:val="20"/>
               </w:rPr>
-              <w:t xml:space="preserve">Sizes the institutional partnership pipeline and validates Pool 2</w:t>
+              <w:t xml:space="preserve">Sizes the operational-efficiency opportunity in Section 12 with real hours</w:t>
             </w:r>
           </w:p>
         </w:tc>
@@ -15523,7 +20184,7 @@
                 <w:sz w:val="20"/>
                 <w:szCs w:val="20"/>
               </w:rPr>
-              <w:t xml:space="preserve">Does Axis currently have a CRM or deal tracking system? How are bookings managed across locations today?</w:t>
+              <w:t xml:space="preserve">How is chain-of-custody and AATB/FDA documentation handled across the four sites, and how long does an audit-records request take to fulfill today?</w:t>
             </w:r>
           </w:p>
         </w:tc>
@@ -15558,7 +20219,7 @@
                 <w:sz w:val="20"/>
                 <w:szCs w:val="20"/>
               </w:rPr>
-              <w:t xml:space="preserve">Scopes the My Dev booking portal and CRM integration project</w:t>
+              <w:t xml:space="preserve">Scopes the compliance-automation build and quantifies risk reduction</w:t>
             </w:r>
           </w:p>
         </w:tc>
@@ -15633,7 +20294,7 @@
                 <w:sz w:val="20"/>
                 <w:szCs w:val="20"/>
               </w:rPr>
-              <w:t xml:space="preserve">What does Axis's current digital marketing and IT budget look like, and who internally owns those functions?</w:t>
+              <w:t xml:space="preserve">When the UMD facility opens and the team grows, how is operating knowledge transferred to new sites and hires today?</w:t>
             </w:r>
           </w:p>
         </w:tc>
@@ -15668,22 +20329,128 @@
                 <w:sz w:val="20"/>
                 <w:szCs w:val="20"/>
               </w:rPr>
-              <w:t xml:space="preserve">Ensures Technijian's scope complements existing capacity without duplication</w:t>
+              <w:t xml:space="preserve">Validates the knowledge-retention build and the key-person-risk thesis</w:t>
+            </w:r>
+          </w:p>
+        </w:tc>
+      </w:tr>
+      <w:tr>
+        <w:trPr>
+          <w:cantSplit/>
+        </w:trPr>
+        <w:tc>
+          <w:tcPr>
+            <w:tcW w:type="dxa" w:w="550"/>
+            <w:tcBorders>
+              <w:top w:val="single" w:color="E9ECEF" w:sz="4"/>
+              <w:left w:val="single" w:color="E9ECEF" w:sz="4"/>
+              <w:bottom w:val="single" w:color="E9ECEF" w:sz="4"/>
+              <w:right w:val="single" w:color="E9ECEF" w:sz="4"/>
+            </w:tcBorders>
+            <w:shd w:fill="F8F9FA" w:val="clear"/>
+            <w:tcMar>
+              <w:top w:type="dxa" w:w="100"/>
+              <w:left w:type="dxa" w:w="140"/>
+              <w:bottom w:type="dxa" w:w="100"/>
+              <w:right w:type="dxa" w:w="140"/>
+            </w:tcMar>
+            <w:vAlign w:val="center"/>
+          </w:tcPr>
+          <w:p>
+            <w:pPr>
+              <w:jc w:val="left"/>
+            </w:pPr>
+            <w:r>
+              <w:rPr>
+                <w:rFonts w:ascii="Open Sans" w:cs="Open Sans" w:eastAsia="Open Sans" w:hAnsi="Open Sans"/>
+                <w:b w:val="false"/>
+                <w:bCs w:val="false"/>
+                <w:color w:val="59595B"/>
+                <w:sz w:val="20"/>
+                <w:szCs w:val="20"/>
+              </w:rPr>
+              <w:t xml:space="preserve">8</w:t>
+            </w:r>
+          </w:p>
+        </w:tc>
+        <w:tc>
+          <w:tcPr>
+            <w:tcW w:type="dxa" w:w="4404"/>
+            <w:tcBorders>
+              <w:top w:val="single" w:color="E9ECEF" w:sz="4"/>
+              <w:left w:val="single" w:color="E9ECEF" w:sz="4"/>
+              <w:bottom w:val="single" w:color="E9ECEF" w:sz="4"/>
+              <w:right w:val="single" w:color="E9ECEF" w:sz="4"/>
+            </w:tcBorders>
+            <w:shd w:fill="F8F9FA" w:val="clear"/>
+            <w:tcMar>
+              <w:top w:type="dxa" w:w="100"/>
+              <w:left w:type="dxa" w:w="140"/>
+              <w:bottom w:type="dxa" w:w="100"/>
+              <w:right w:type="dxa" w:w="140"/>
+            </w:tcMar>
+            <w:vAlign w:val="center"/>
+          </w:tcPr>
+          <w:p>
+            <w:pPr>
+              <w:jc w:val="left"/>
+            </w:pPr>
+            <w:r>
+              <w:rPr>
+                <w:rFonts w:ascii="Open Sans" w:cs="Open Sans" w:eastAsia="Open Sans" w:hAnsi="Open Sans"/>
+                <w:b w:val="false"/>
+                <w:bCs w:val="false"/>
+                <w:color w:val="59595B"/>
+                <w:sz w:val="20"/>
+                <w:szCs w:val="20"/>
+              </w:rPr>
+              <w:t xml:space="preserve">Does Axis currently have a CRM or deal-tracking system, and what does the current digital marketing and IT budget look like (and who owns those functions)?</w:t>
+            </w:r>
+          </w:p>
+        </w:tc>
+        <w:tc>
+          <w:tcPr>
+            <w:tcW w:type="dxa" w:w="4406"/>
+            <w:tcBorders>
+              <w:top w:val="single" w:color="E9ECEF" w:sz="4"/>
+              <w:left w:val="single" w:color="E9ECEF" w:sz="4"/>
+              <w:bottom w:val="single" w:color="E9ECEF" w:sz="4"/>
+              <w:right w:val="single" w:color="E9ECEF" w:sz="4"/>
+            </w:tcBorders>
+            <w:shd w:fill="F8F9FA" w:val="clear"/>
+            <w:tcMar>
+              <w:top w:type="dxa" w:w="100"/>
+              <w:left w:type="dxa" w:w="140"/>
+              <w:bottom w:type="dxa" w:w="100"/>
+              <w:right w:type="dxa" w:w="140"/>
+            </w:tcMar>
+            <w:vAlign w:val="center"/>
+          </w:tcPr>
+          <w:p>
+            <w:pPr>
+              <w:jc w:val="left"/>
+            </w:pPr>
+            <w:r>
+              <w:rPr>
+                <w:rFonts w:ascii="Open Sans" w:cs="Open Sans" w:eastAsia="Open Sans" w:hAnsi="Open Sans"/>
+                <w:b w:val="false"/>
+                <w:bCs w:val="false"/>
+                <w:color w:val="59595B"/>
+                <w:sz w:val="20"/>
+                <w:szCs w:val="20"/>
+              </w:rPr>
+              <w:t xml:space="preserve">Scopes the booking portal + CRM project and ensures Technijian complements existing capacity</w:t>
             </w:r>
           </w:p>
         </w:tc>
       </w:tr>
     </w:tbl>
     <w:p>
-      <w:r>
-        <w:br w:type="page"/>
-      </w:r>
-    </w:p>
-    <w:p>
       <w:pPr>
         <w:pStyle w:val="Heading1"/>
         <w:keepNext/>
-        <w:spacing w:after="120" w:before="480" w:line="240"/>
+        <w:pageBreakBefore/>
+        <w:spacing w:after="120" w:before="0" w:line="240"/>
       </w:pPr>
       <w:r>
         <w:rPr>
@@ -15692,7 +20459,7 @@
           <w:sz w:val="2"/>
           <w:szCs w:val="2"/>
         </w:rPr>
-        <w:t xml:space="preserve">15  What Happens Next</w:t>
+        <w:t xml:space="preserve">17  Questions We Usually Get</w:t>
       </w:r>
     </w:p>
     <w:tbl>
@@ -15721,6 +20488,668 @@
               <w:bottom w:val="none" w:color="FFFFFF" w:sz="0"/>
               <w:right w:val="none" w:color="FFFFFF" w:sz="0"/>
             </w:tcBorders>
+            <w:shd w:fill="006DB6" w:val="clear"/>
+          </w:tcPr>
+          <w:p>
+            <w:r>
+              <w:t xml:space="preserve"/>
+            </w:r>
+          </w:p>
+        </w:tc>
+        <w:tc>
+          <w:tcPr>
+            <w:tcW w:type="dxa" w:w="9240"/>
+            <w:tcBorders>
+              <w:top w:val="none" w:color="FFFFFF" w:sz="0"/>
+              <w:left w:val="none" w:color="FFFFFF" w:sz="0"/>
+              <w:bottom w:val="none" w:color="FFFFFF" w:sz="0"/>
+              <w:right w:val="none" w:color="FFFFFF" w:sz="0"/>
+            </w:tcBorders>
+            <w:tcMar>
+              <w:top w:type="dxa" w:w="100"/>
+              <w:left w:type="dxa" w:w="200"/>
+              <w:bottom w:type="dxa" w:w="100"/>
+              <w:right w:type="dxa" w:w="0"/>
+            </w:tcMar>
+            <w:vAlign w:val="center"/>
+          </w:tcPr>
+          <w:p>
+            <w:r>
+              <w:rPr>
+                <w:rFonts w:ascii="Open Sans" w:cs="Open Sans" w:eastAsia="Open Sans" w:hAnsi="Open Sans"/>
+                <w:b/>
+                <w:bCs/>
+                <w:color w:val="006DB6"/>
+                <w:sz w:val="34"/>
+                <w:szCs w:val="34"/>
+              </w:rPr>
+              <w:t xml:space="preserve">17  Questions We Usually Get</w:t>
+            </w:r>
+          </w:p>
+        </w:tc>
+      </w:tr>
+    </w:tbl>
+    <w:p>
+      <w:pPr>
+        <w:spacing w:after="0" w:before="160"/>
+      </w:pPr>
+      <w:r>
+        <w:t xml:space="preserve"/>
+      </w:r>
+    </w:p>
+    <w:p>
+      <w:pPr>
+        <w:spacing w:after="140" w:before="0" w:line="320"/>
+        <w:jc w:val="both"/>
+      </w:pPr>
+      <w:r>
+        <w:rPr>
+          <w:rFonts w:ascii="Open Sans" w:cs="Open Sans" w:eastAsia="Open Sans" w:hAnsi="Open Sans"/>
+          <w:b w:val="false"/>
+          <w:bCs w:val="false"/>
+          <w:i w:val="false"/>
+          <w:iCs w:val="false"/>
+          <w:color w:val="59595B"/>
+          <w:sz w:val="22"/>
+          <w:szCs w:val="22"/>
+        </w:rPr>
+        <w:t xml:space="preserve">The honest answers to the questions Axis leadership is most likely asking right now.</w:t>
+      </w:r>
+    </w:p>
+    <w:p>
+      <w:pPr>
+        <w:spacing w:after="0" w:before="120"/>
+      </w:pPr>
+      <w:r>
+        <w:t xml:space="preserve"/>
+      </w:r>
+    </w:p>
+    <w:tbl>
+      <w:tblPr>
+        <w:tblW w:type="dxa" w:w="9360"/>
+        <w:tblBorders>
+          <w:top w:val="single" w:color="auto" w:sz="4"/>
+          <w:left w:val="single" w:color="auto" w:sz="4"/>
+          <w:bottom w:val="single" w:color="auto" w:sz="4"/>
+          <w:right w:val="single" w:color="auto" w:sz="4"/>
+          <w:insideH w:val="single" w:color="auto" w:sz="4"/>
+          <w:insideV w:val="single" w:color="auto" w:sz="4"/>
+        </w:tblBorders>
+      </w:tblPr>
+      <w:tblGrid>
+        <w:gridCol w:w="3510"/>
+        <w:gridCol w:w="5850"/>
+      </w:tblGrid>
+      <w:tr>
+        <w:trPr>
+          <w:cantSplit/>
+          <w:tblHeader/>
+        </w:trPr>
+        <w:tc>
+          <w:tcPr>
+            <w:tcW w:type="dxa" w:w="3510"/>
+            <w:tcBorders>
+              <w:top w:val="single" w:color="E9ECEF" w:sz="4"/>
+              <w:left w:val="single" w:color="E9ECEF" w:sz="4"/>
+              <w:bottom w:val="single" w:color="E9ECEF" w:sz="4"/>
+              <w:right w:val="single" w:color="E9ECEF" w:sz="4"/>
+            </w:tcBorders>
+            <w:shd w:fill="006DB6" w:val="clear"/>
+            <w:tcMar>
+              <w:top w:type="dxa" w:w="120"/>
+              <w:left w:type="dxa" w:w="140"/>
+              <w:bottom w:type="dxa" w:w="120"/>
+              <w:right w:type="dxa" w:w="140"/>
+            </w:tcMar>
+            <w:vAlign w:val="center"/>
+          </w:tcPr>
+          <w:p>
+            <w:pPr>
+              <w:jc w:val="left"/>
+            </w:pPr>
+            <w:r>
+              <w:rPr>
+                <w:rFonts w:ascii="Open Sans" w:cs="Open Sans" w:eastAsia="Open Sans" w:hAnsi="Open Sans"/>
+                <w:b/>
+                <w:bCs/>
+                <w:color w:val="FFFFFF"/>
+                <w:sz w:val="20"/>
+                <w:szCs w:val="20"/>
+              </w:rPr>
+              <w:t xml:space="preserve">Question</w:t>
+            </w:r>
+          </w:p>
+        </w:tc>
+        <w:tc>
+          <w:tcPr>
+            <w:tcW w:type="dxa" w:w="5850"/>
+            <w:tcBorders>
+              <w:top w:val="single" w:color="E9ECEF" w:sz="4"/>
+              <w:left w:val="single" w:color="E9ECEF" w:sz="4"/>
+              <w:bottom w:val="single" w:color="E9ECEF" w:sz="4"/>
+              <w:right w:val="single" w:color="E9ECEF" w:sz="4"/>
+            </w:tcBorders>
+            <w:shd w:fill="006DB6" w:val="clear"/>
+            <w:tcMar>
+              <w:top w:type="dxa" w:w="120"/>
+              <w:left w:type="dxa" w:w="140"/>
+              <w:bottom w:type="dxa" w:w="120"/>
+              <w:right w:type="dxa" w:w="140"/>
+            </w:tcMar>
+            <w:vAlign w:val="center"/>
+          </w:tcPr>
+          <w:p>
+            <w:pPr>
+              <w:jc w:val="left"/>
+            </w:pPr>
+            <w:r>
+              <w:rPr>
+                <w:rFonts w:ascii="Open Sans" w:cs="Open Sans" w:eastAsia="Open Sans" w:hAnsi="Open Sans"/>
+                <w:b/>
+                <w:bCs/>
+                <w:color w:val="FFFFFF"/>
+                <w:sz w:val="20"/>
+                <w:szCs w:val="20"/>
+              </w:rPr>
+              <w:t xml:space="preserve">Our Honest Answer</w:t>
+            </w:r>
+          </w:p>
+        </w:tc>
+      </w:tr>
+      <w:tr>
+        <w:trPr>
+          <w:cantSplit/>
+        </w:trPr>
+        <w:tc>
+          <w:tcPr>
+            <w:tcW w:type="dxa" w:w="3510"/>
+            <w:tcBorders>
+              <w:top w:val="single" w:color="E9ECEF" w:sz="4"/>
+              <w:left w:val="single" w:color="E9ECEF" w:sz="4"/>
+              <w:bottom w:val="single" w:color="E9ECEF" w:sz="4"/>
+              <w:right w:val="single" w:color="E9ECEF" w:sz="4"/>
+            </w:tcBorders>
+            <w:shd w:fill="FFFFFF" w:val="clear"/>
+            <w:tcMar>
+              <w:top w:type="dxa" w:w="100"/>
+              <w:left w:type="dxa" w:w="140"/>
+              <w:bottom w:type="dxa" w:w="100"/>
+              <w:right w:type="dxa" w:w="140"/>
+            </w:tcMar>
+            <w:vAlign w:val="center"/>
+          </w:tcPr>
+          <w:p>
+            <w:pPr>
+              <w:jc w:val="left"/>
+            </w:pPr>
+            <w:r>
+              <w:rPr>
+                <w:rFonts w:ascii="Open Sans" w:cs="Open Sans" w:eastAsia="Open Sans" w:hAnsi="Open Sans"/>
+                <w:b/>
+                <w:bCs/>
+                <w:color w:val="59595B"/>
+                <w:sz w:val="20"/>
+                <w:szCs w:val="20"/>
+              </w:rPr>
+              <w:t xml:space="preserve">We already have a marketing partner. Why add Technijian?</w:t>
+            </w:r>
+          </w:p>
+        </w:tc>
+        <w:tc>
+          <w:tcPr>
+            <w:tcW w:type="dxa" w:w="5850"/>
+            <w:tcBorders>
+              <w:top w:val="single" w:color="E9ECEF" w:sz="4"/>
+              <w:left w:val="single" w:color="E9ECEF" w:sz="4"/>
+              <w:bottom w:val="single" w:color="E9ECEF" w:sz="4"/>
+              <w:right w:val="single" w:color="E9ECEF" w:sz="4"/>
+            </w:tcBorders>
+            <w:shd w:fill="FFFFFF" w:val="clear"/>
+            <w:tcMar>
+              <w:top w:type="dxa" w:w="100"/>
+              <w:left w:type="dxa" w:w="140"/>
+              <w:bottom w:type="dxa" w:w="100"/>
+              <w:right w:type="dxa" w:w="140"/>
+            </w:tcMar>
+            <w:vAlign w:val="center"/>
+          </w:tcPr>
+          <w:p>
+            <w:pPr>
+              <w:jc w:val="left"/>
+            </w:pPr>
+            <w:r>
+              <w:rPr>
+                <w:rFonts w:ascii="Open Sans" w:cs="Open Sans" w:eastAsia="Open Sans" w:hAnsi="Open Sans"/>
+                <w:b w:val="false"/>
+                <w:bCs w:val="false"/>
+                <w:color w:val="59595B"/>
+                <w:sz w:val="20"/>
+                <w:szCs w:val="20"/>
+              </w:rPr>
+              <w:t xml:space="preserve">Keep them — they are doing good work on traditional SEO. We add the layer they do not: AI-search optimization (GEO), the OMNIMED product presence, and the AI lead-gen and internal automation no SEO agency provides. We run alongside your partner, not over them.</w:t>
+            </w:r>
+          </w:p>
+        </w:tc>
+      </w:tr>
+      <w:tr>
+        <w:trPr>
+          <w:cantSplit/>
+        </w:trPr>
+        <w:tc>
+          <w:tcPr>
+            <w:tcW w:type="dxa" w:w="3510"/>
+            <w:tcBorders>
+              <w:top w:val="single" w:color="E9ECEF" w:sz="4"/>
+              <w:left w:val="single" w:color="E9ECEF" w:sz="4"/>
+              <w:bottom w:val="single" w:color="E9ECEF" w:sz="4"/>
+              <w:right w:val="single" w:color="E9ECEF" w:sz="4"/>
+            </w:tcBorders>
+            <w:shd w:fill="F8F9FA" w:val="clear"/>
+            <w:tcMar>
+              <w:top w:type="dxa" w:w="100"/>
+              <w:left w:type="dxa" w:w="140"/>
+              <w:bottom w:type="dxa" w:w="100"/>
+              <w:right w:type="dxa" w:w="140"/>
+            </w:tcMar>
+            <w:vAlign w:val="center"/>
+          </w:tcPr>
+          <w:p>
+            <w:pPr>
+              <w:jc w:val="left"/>
+            </w:pPr>
+            <w:r>
+              <w:rPr>
+                <w:rFonts w:ascii="Open Sans" w:cs="Open Sans" w:eastAsia="Open Sans" w:hAnsi="Open Sans"/>
+                <w:b/>
+                <w:bCs/>
+                <w:color w:val="59595B"/>
+                <w:sz w:val="20"/>
+                <w:szCs w:val="20"/>
+              </w:rPr>
+              <w:t xml:space="preserve">Isn't AI mostly hype right now?</w:t>
+            </w:r>
+          </w:p>
+        </w:tc>
+        <w:tc>
+          <w:tcPr>
+            <w:tcW w:type="dxa" w:w="5850"/>
+            <w:tcBorders>
+              <w:top w:val="single" w:color="E9ECEF" w:sz="4"/>
+              <w:left w:val="single" w:color="E9ECEF" w:sz="4"/>
+              <w:bottom w:val="single" w:color="E9ECEF" w:sz="4"/>
+              <w:right w:val="single" w:color="E9ECEF" w:sz="4"/>
+            </w:tcBorders>
+            <w:shd w:fill="F8F9FA" w:val="clear"/>
+            <w:tcMar>
+              <w:top w:type="dxa" w:w="100"/>
+              <w:left w:type="dxa" w:w="140"/>
+              <w:bottom w:type="dxa" w:w="100"/>
+              <w:right w:type="dxa" w:w="140"/>
+            </w:tcMar>
+            <w:vAlign w:val="center"/>
+          </w:tcPr>
+          <w:p>
+            <w:pPr>
+              <w:jc w:val="left"/>
+            </w:pPr>
+            <w:r>
+              <w:rPr>
+                <w:rFonts w:ascii="Open Sans" w:cs="Open Sans" w:eastAsia="Open Sans" w:hAnsi="Open Sans"/>
+                <w:b w:val="false"/>
+                <w:bCs w:val="false"/>
+                <w:color w:val="59595B"/>
+                <w:sz w:val="20"/>
+                <w:szCs w:val="20"/>
+              </w:rPr>
+              <w:t xml:space="preserve">A lot of it is. That is why this blueprint starts with simple, proven automations that pay back fast — not autonomous "agents" doing your job. We use the simplest tool that works, measure it, and only expand what earns its place. You already run real AI in OMNIMED SmartOR; this is the same discipline applied to growth and operations.</w:t>
+            </w:r>
+          </w:p>
+        </w:tc>
+      </w:tr>
+      <w:tr>
+        <w:trPr>
+          <w:cantSplit/>
+        </w:trPr>
+        <w:tc>
+          <w:tcPr>
+            <w:tcW w:type="dxa" w:w="3510"/>
+            <w:tcBorders>
+              <w:top w:val="single" w:color="E9ECEF" w:sz="4"/>
+              <w:left w:val="single" w:color="E9ECEF" w:sz="4"/>
+              <w:bottom w:val="single" w:color="E9ECEF" w:sz="4"/>
+              <w:right w:val="single" w:color="E9ECEF" w:sz="4"/>
+            </w:tcBorders>
+            <w:shd w:fill="FFFFFF" w:val="clear"/>
+            <w:tcMar>
+              <w:top w:type="dxa" w:w="100"/>
+              <w:left w:type="dxa" w:w="140"/>
+              <w:bottom w:type="dxa" w:w="100"/>
+              <w:right w:type="dxa" w:w="140"/>
+            </w:tcMar>
+            <w:vAlign w:val="center"/>
+          </w:tcPr>
+          <w:p>
+            <w:pPr>
+              <w:jc w:val="left"/>
+            </w:pPr>
+            <w:r>
+              <w:rPr>
+                <w:rFonts w:ascii="Open Sans" w:cs="Open Sans" w:eastAsia="Open Sans" w:hAnsi="Open Sans"/>
+                <w:b/>
+                <w:bCs/>
+                <w:color w:val="59595B"/>
+                <w:sz w:val="20"/>
+                <w:szCs w:val="20"/>
+              </w:rPr>
+              <w:t xml:space="preserve">Is our data — cadaver provenance, surgeon records, OMNIMED telemetry — safe?</w:t>
+            </w:r>
+          </w:p>
+        </w:tc>
+        <w:tc>
+          <w:tcPr>
+            <w:tcW w:type="dxa" w:w="5850"/>
+            <w:tcBorders>
+              <w:top w:val="single" w:color="E9ECEF" w:sz="4"/>
+              <w:left w:val="single" w:color="E9ECEF" w:sz="4"/>
+              <w:bottom w:val="single" w:color="E9ECEF" w:sz="4"/>
+              <w:right w:val="single" w:color="E9ECEF" w:sz="4"/>
+            </w:tcBorders>
+            <w:shd w:fill="FFFFFF" w:val="clear"/>
+            <w:tcMar>
+              <w:top w:type="dxa" w:w="100"/>
+              <w:left w:type="dxa" w:w="140"/>
+              <w:bottom w:type="dxa" w:w="100"/>
+              <w:right w:type="dxa" w:w="140"/>
+            </w:tcMar>
+            <w:vAlign w:val="center"/>
+          </w:tcPr>
+          <w:p>
+            <w:pPr>
+              <w:jc w:val="left"/>
+            </w:pPr>
+            <w:r>
+              <w:rPr>
+                <w:rFonts w:ascii="Open Sans" w:cs="Open Sans" w:eastAsia="Open Sans" w:hAnsi="Open Sans"/>
+                <w:b w:val="false"/>
+                <w:bCs w:val="false"/>
+                <w:color w:val="59595B"/>
+                <w:sz w:val="20"/>
+                <w:szCs w:val="20"/>
+              </w:rPr>
+              <w:t xml:space="preserve">Yes. Sensitive data never touches a public AI model; we deploy private, governed systems with human review on anything compliance-bound, led by a CISSP-certified team. Data governance is part of the complimentary Nexus Assess in the entry program.</w:t>
+            </w:r>
+          </w:p>
+        </w:tc>
+      </w:tr>
+      <w:tr>
+        <w:trPr>
+          <w:cantSplit/>
+        </w:trPr>
+        <w:tc>
+          <w:tcPr>
+            <w:tcW w:type="dxa" w:w="3510"/>
+            <w:tcBorders>
+              <w:top w:val="single" w:color="E9ECEF" w:sz="4"/>
+              <w:left w:val="single" w:color="E9ECEF" w:sz="4"/>
+              <w:bottom w:val="single" w:color="E9ECEF" w:sz="4"/>
+              <w:right w:val="single" w:color="E9ECEF" w:sz="4"/>
+            </w:tcBorders>
+            <w:shd w:fill="F8F9FA" w:val="clear"/>
+            <w:tcMar>
+              <w:top w:type="dxa" w:w="100"/>
+              <w:left w:type="dxa" w:w="140"/>
+              <w:bottom w:type="dxa" w:w="100"/>
+              <w:right w:type="dxa" w:w="140"/>
+            </w:tcMar>
+            <w:vAlign w:val="center"/>
+          </w:tcPr>
+          <w:p>
+            <w:pPr>
+              <w:jc w:val="left"/>
+            </w:pPr>
+            <w:r>
+              <w:rPr>
+                <w:rFonts w:ascii="Open Sans" w:cs="Open Sans" w:eastAsia="Open Sans" w:hAnsi="Open Sans"/>
+                <w:b/>
+                <w:bCs/>
+                <w:color w:val="59595B"/>
+                <w:sz w:val="20"/>
+                <w:szCs w:val="20"/>
+              </w:rPr>
+              <w:t xml:space="preserve">We're a lean team. Do we have the bandwidth to manage this?</w:t>
+            </w:r>
+          </w:p>
+        </w:tc>
+        <w:tc>
+          <w:tcPr>
+            <w:tcW w:type="dxa" w:w="5850"/>
+            <w:tcBorders>
+              <w:top w:val="single" w:color="E9ECEF" w:sz="4"/>
+              <w:left w:val="single" w:color="E9ECEF" w:sz="4"/>
+              <w:bottom w:val="single" w:color="E9ECEF" w:sz="4"/>
+              <w:right w:val="single" w:color="E9ECEF" w:sz="4"/>
+            </w:tcBorders>
+            <w:shd w:fill="F8F9FA" w:val="clear"/>
+            <w:tcMar>
+              <w:top w:type="dxa" w:w="100"/>
+              <w:left w:type="dxa" w:w="140"/>
+              <w:bottom w:type="dxa" w:w="100"/>
+              <w:right w:type="dxa" w:w="140"/>
+            </w:tcMar>
+            <w:vAlign w:val="center"/>
+          </w:tcPr>
+          <w:p>
+            <w:pPr>
+              <w:jc w:val="left"/>
+            </w:pPr>
+            <w:r>
+              <w:rPr>
+                <w:rFonts w:ascii="Open Sans" w:cs="Open Sans" w:eastAsia="Open Sans" w:hAnsi="Open Sans"/>
+                <w:b w:val="false"/>
+                <w:bCs w:val="false"/>
+                <w:color w:val="59595B"/>
+                <w:sz w:val="20"/>
+                <w:szCs w:val="20"/>
+              </w:rPr>
+              <w:t xml:space="preserve">The point is the opposite — to give your team back hours, not add work. Technijian runs the build and the cadence; your involvement is a short monthly strategy session plus reviewing what we draft. The fractional model means no new hire to manage.</w:t>
+            </w:r>
+          </w:p>
+        </w:tc>
+      </w:tr>
+      <w:tr>
+        <w:trPr>
+          <w:cantSplit/>
+        </w:trPr>
+        <w:tc>
+          <w:tcPr>
+            <w:tcW w:type="dxa" w:w="3510"/>
+            <w:tcBorders>
+              <w:top w:val="single" w:color="E9ECEF" w:sz="4"/>
+              <w:left w:val="single" w:color="E9ECEF" w:sz="4"/>
+              <w:bottom w:val="single" w:color="E9ECEF" w:sz="4"/>
+              <w:right w:val="single" w:color="E9ECEF" w:sz="4"/>
+            </w:tcBorders>
+            <w:shd w:fill="FFFFFF" w:val="clear"/>
+            <w:tcMar>
+              <w:top w:type="dxa" w:w="100"/>
+              <w:left w:type="dxa" w:w="140"/>
+              <w:bottom w:type="dxa" w:w="100"/>
+              <w:right w:type="dxa" w:w="140"/>
+            </w:tcMar>
+            <w:vAlign w:val="center"/>
+          </w:tcPr>
+          <w:p>
+            <w:pPr>
+              <w:jc w:val="left"/>
+            </w:pPr>
+            <w:r>
+              <w:rPr>
+                <w:rFonts w:ascii="Open Sans" w:cs="Open Sans" w:eastAsia="Open Sans" w:hAnsi="Open Sans"/>
+                <w:b/>
+                <w:bCs/>
+                <w:color w:val="59595B"/>
+                <w:sz w:val="20"/>
+                <w:szCs w:val="20"/>
+              </w:rPr>
+              <w:t xml:space="preserve">What if it doesn't work?</w:t>
+            </w:r>
+          </w:p>
+        </w:tc>
+        <w:tc>
+          <w:tcPr>
+            <w:tcW w:type="dxa" w:w="5850"/>
+            <w:tcBorders>
+              <w:top w:val="single" w:color="E9ECEF" w:sz="4"/>
+              <w:left w:val="single" w:color="E9ECEF" w:sz="4"/>
+              <w:bottom w:val="single" w:color="E9ECEF" w:sz="4"/>
+              <w:right w:val="single" w:color="E9ECEF" w:sz="4"/>
+            </w:tcBorders>
+            <w:shd w:fill="FFFFFF" w:val="clear"/>
+            <w:tcMar>
+              <w:top w:type="dxa" w:w="100"/>
+              <w:left w:type="dxa" w:w="140"/>
+              <w:bottom w:type="dxa" w:w="100"/>
+              <w:right w:type="dxa" w:w="140"/>
+            </w:tcMar>
+            <w:vAlign w:val="center"/>
+          </w:tcPr>
+          <w:p>
+            <w:pPr>
+              <w:jc w:val="left"/>
+            </w:pPr>
+            <w:r>
+              <w:rPr>
+                <w:rFonts w:ascii="Open Sans" w:cs="Open Sans" w:eastAsia="Open Sans" w:hAnsi="Open Sans"/>
+                <w:b w:val="false"/>
+                <w:bCs w:val="false"/>
+                <w:color w:val="59595B"/>
+                <w:sz w:val="20"/>
+                <w:szCs w:val="20"/>
+              </w:rPr>
+              <w:t xml:space="preserve">The entry program is a fixed-price 90-day pilot with a defined success metric (Section 13), month-to-month with no long lock-in. If it has not moved the needle by day 90, you are under no obligation to continue — and we will tell you honestly whether it is worth it.</w:t>
+            </w:r>
+          </w:p>
+        </w:tc>
+      </w:tr>
+      <w:tr>
+        <w:trPr>
+          <w:cantSplit/>
+        </w:trPr>
+        <w:tc>
+          <w:tcPr>
+            <w:tcW w:type="dxa" w:w="3510"/>
+            <w:tcBorders>
+              <w:top w:val="single" w:color="E9ECEF" w:sz="4"/>
+              <w:left w:val="single" w:color="E9ECEF" w:sz="4"/>
+              <w:bottom w:val="single" w:color="E9ECEF" w:sz="4"/>
+              <w:right w:val="single" w:color="E9ECEF" w:sz="4"/>
+            </w:tcBorders>
+            <w:shd w:fill="F8F9FA" w:val="clear"/>
+            <w:tcMar>
+              <w:top w:type="dxa" w:w="100"/>
+              <w:left w:type="dxa" w:w="140"/>
+              <w:bottom w:type="dxa" w:w="100"/>
+              <w:right w:type="dxa" w:w="140"/>
+            </w:tcMar>
+            <w:vAlign w:val="center"/>
+          </w:tcPr>
+          <w:p>
+            <w:pPr>
+              <w:jc w:val="left"/>
+            </w:pPr>
+            <w:r>
+              <w:rPr>
+                <w:rFonts w:ascii="Open Sans" w:cs="Open Sans" w:eastAsia="Open Sans" w:hAnsi="Open Sans"/>
+                <w:b/>
+                <w:bCs/>
+                <w:color w:val="59595B"/>
+                <w:sz w:val="20"/>
+                <w:szCs w:val="20"/>
+              </w:rPr>
+              <w:t xml:space="preserve">What does it really cost?</w:t>
+            </w:r>
+          </w:p>
+        </w:tc>
+        <w:tc>
+          <w:tcPr>
+            <w:tcW w:type="dxa" w:w="5850"/>
+            <w:tcBorders>
+              <w:top w:val="single" w:color="E9ECEF" w:sz="4"/>
+              <w:left w:val="single" w:color="E9ECEF" w:sz="4"/>
+              <w:bottom w:val="single" w:color="E9ECEF" w:sz="4"/>
+              <w:right w:val="single" w:color="E9ECEF" w:sz="4"/>
+            </w:tcBorders>
+            <w:shd w:fill="F8F9FA" w:val="clear"/>
+            <w:tcMar>
+              <w:top w:type="dxa" w:w="100"/>
+              <w:left w:type="dxa" w:w="140"/>
+              <w:bottom w:type="dxa" w:w="100"/>
+              <w:right w:type="dxa" w:w="140"/>
+            </w:tcMar>
+            <w:vAlign w:val="center"/>
+          </w:tcPr>
+          <w:p>
+            <w:pPr>
+              <w:jc w:val="left"/>
+            </w:pPr>
+            <w:r>
+              <w:rPr>
+                <w:rFonts w:ascii="Open Sans" w:cs="Open Sans" w:eastAsia="Open Sans" w:hAnsi="Open Sans"/>
+                <w:b w:val="false"/>
+                <w:bCs w:val="false"/>
+                <w:color w:val="59595B"/>
+                <w:sz w:val="20"/>
+                <w:szCs w:val="20"/>
+              </w:rPr>
+              <w:t xml:space="preserve">The entry program is approximately $35K for Year 1 at published rates — no hidden fees, no large up-front build. The full engine (the later expansion) is profiled in Section 13, but only after the pilot proves the lift.</w:t>
+            </w:r>
+          </w:p>
+        </w:tc>
+      </w:tr>
+    </w:tbl>
+    <w:p>
+      <w:pPr>
+        <w:pStyle w:val="Heading1"/>
+        <w:keepNext/>
+        <w:pageBreakBefore/>
+        <w:spacing w:after="120" w:before="0" w:line="240"/>
+      </w:pPr>
+      <w:r>
+        <w:rPr>
+          <w:rFonts w:ascii="Open Sans" w:cs="Open Sans" w:eastAsia="Open Sans" w:hAnsi="Open Sans"/>
+          <w:color w:val="FFFFFF"/>
+          <w:sz w:val="2"/>
+          <w:szCs w:val="2"/>
+        </w:rPr>
+        <w:t xml:space="preserve">18  What Happens Next</w:t>
+      </w:r>
+    </w:p>
+    <w:tbl>
+      <w:tblPr>
+        <w:tblW w:type="dxa" w:w="9360"/>
+        <w:tblBorders>
+          <w:top w:val="none" w:color="FFFFFF" w:sz="0"/>
+          <w:left w:val="none" w:color="FFFFFF" w:sz="0"/>
+          <w:bottom w:val="none" w:color="FFFFFF" w:sz="0"/>
+          <w:right w:val="none" w:color="FFFFFF" w:sz="0"/>
+          <w:insideH w:val="single" w:color="auto" w:sz="4"/>
+          <w:insideV w:val="single" w:color="auto" w:sz="4"/>
+        </w:tblBorders>
+      </w:tblPr>
+      <w:tblGrid>
+        <w:gridCol w:w="120"/>
+        <w:gridCol w:w="9240"/>
+      </w:tblGrid>
+      <w:tr>
+        <w:tc>
+          <w:tcPr>
+            <w:tcW w:type="dxa" w:w="120"/>
+            <w:tcBorders>
+              <w:top w:val="none" w:color="FFFFFF" w:sz="0"/>
+              <w:left w:val="none" w:color="FFFFFF" w:sz="0"/>
+              <w:bottom w:val="none" w:color="FFFFFF" w:sz="0"/>
+              <w:right w:val="none" w:color="FFFFFF" w:sz="0"/>
+            </w:tcBorders>
             <w:shd w:fill="1A1A2E" w:val="clear"/>
           </w:tcPr>
           <w:p>
@@ -15756,7 +21185,7 @@
                 <w:sz w:val="34"/>
                 <w:szCs w:val="34"/>
               </w:rPr>
-              <w:t xml:space="preserve">15  What Happens Next</w:t>
+              <w:t xml:space="preserve">18  What Happens Next</w:t>
             </w:r>
           </w:p>
         </w:tc>
@@ -15914,7 +21343,7 @@
                 <w:sz w:val="20"/>
                 <w:szCs w:val="20"/>
               </w:rPr>
-              <w:t xml:space="preserve">3. Start with one Quick Win (Section 13) this week. Axis can see results from zero investment before any engagement begins.</w:t>
+              <w:t xml:space="preserve">3. Start with one Quick Win (Section 15) this week. Axis can see results from zero investment before any engagement begins.</w:t>
             </w:r>
           </w:p>
         </w:tc>
@@ -15988,15 +21417,11 @@
       </w:r>
     </w:p>
     <w:p>
-      <w:r>
-        <w:br w:type="page"/>
-      </w:r>
-    </w:p>
-    <w:p>
       <w:pPr>
         <w:pStyle w:val="Heading1"/>
         <w:keepNext/>
-        <w:spacing w:after="120" w:before="480" w:line="240"/>
+        <w:pageBreakBefore/>
+        <w:spacing w:after="120" w:before="0" w:line="240"/>
       </w:pPr>
       <w:r>
         <w:rPr>
@@ -16005,7 +21430,7 @@
           <w:sz w:val="2"/>
           <w:szCs w:val="2"/>
         </w:rPr>
-        <w:t xml:space="preserve">16  About Technijian</w:t>
+        <w:t xml:space="preserve">19  About Technijian</w:t>
       </w:r>
     </w:p>
     <w:tbl>
@@ -16069,7 +21494,7 @@
                 <w:sz w:val="34"/>
                 <w:szCs w:val="34"/>
               </w:rPr>
-              <w:t xml:space="preserve">16  About Technijian</w:t>
+              <w:t xml:space="preserve">19  About Technijian</w:t>
             </w:r>
           </w:p>
         </w:tc>
@@ -17545,15 +22970,11 @@
       </w:tr>
     </w:tbl>
     <w:p>
-      <w:r>
-        <w:br w:type="page"/>
-      </w:r>
-    </w:p>
-    <w:p>
       <w:pPr>
         <w:pStyle w:val="Heading1"/>
         <w:keepNext/>
-        <w:spacing w:after="120" w:before="480" w:line="240"/>
+        <w:pageBreakBefore/>
+        <w:spacing w:after="120" w:before="0" w:line="240"/>
       </w:pPr>
       <w:r>
         <w:rPr>
@@ -18085,7 +23506,7 @@
                 <w:sz w:val="20"/>
                 <w:szCs w:val="20"/>
               </w:rPr>
-              <w:t xml:space="preserve">University of Maryland School of Medicine News (Oct 2025)</w:t>
+              <w:t xml:space="preserve">University of Maryland, Baltimore (UMB) News (Oct 2025)</w:t>
             </w:r>
           </w:p>
         </w:tc>
@@ -18670,7 +24091,7 @@
                 <w:sz w:val="20"/>
                 <w:szCs w:val="20"/>
               </w:rPr>
-              <w:t xml:space="preserve">Follower count (43), employee profiles, content activity</w:t>
+              <w:t xml:space="preserve">Follower count (2,027), employee profiles, content activity</w:t>
             </w:r>
           </w:p>
         </w:tc>
@@ -18855,7 +24276,7 @@
                 <w:sz w:val="20"/>
                 <w:szCs w:val="20"/>
               </w:rPr>
-              <w:t xml:space="preserve">Global Medical Device Education Market Report 2025</w:t>
+              <w:t xml:space="preserve">Medical device training market research (industry analysts, 2023–2025)</w:t>
             </w:r>
           </w:p>
         </w:tc>
@@ -18890,7 +24311,7 @@
                 <w:sz w:val="20"/>
                 <w:szCs w:val="20"/>
               </w:rPr>
-              <w:t xml:space="preserve">$26B market size, training demand drivers</w:t>
+              <w:t xml:space="preserve">Market size ~$3.8B (2023) projected to ~$7.2B by 2030; training demand drivers</w:t>
             </w:r>
           </w:p>
         </w:tc>
@@ -18965,7 +24386,7 @@
                 <w:sz w:val="20"/>
                 <w:szCs w:val="20"/>
               </w:rPr>
-              <w:t xml:space="preserve">AI in Medical Simulation Market Forecast</w:t>
+              <w:t xml:space="preserve">Medical simulation market research (MarketsandMarkets / Grand View, 2024–2025)</w:t>
             </w:r>
           </w:p>
         </w:tc>
@@ -19000,7 +24421,7 @@
                 <w:sz w:val="20"/>
                 <w:szCs w:val="20"/>
               </w:rPr>
-              <w:t xml:space="preserve">$3.2B market by 2028, 22% CAGR</w:t>
+              <w:t xml:space="preserve">~$3.5B market in 2025 growing ~15.6% CAGR</w:t>
             </w:r>
           </w:p>
         </w:tc>
@@ -19111,6 +24532,556 @@
                 <w:szCs w:val="20"/>
               </w:rPr>
               <w:t xml:space="preserve">Class II/III training documentation requirements</w:t>
+            </w:r>
+          </w:p>
+        </w:tc>
+      </w:tr>
+      <w:tr>
+        <w:trPr>
+          <w:cantSplit/>
+        </w:trPr>
+        <w:tc>
+          <w:tcPr>
+            <w:tcW w:type="dxa" w:w="624"/>
+            <w:tcBorders>
+              <w:top w:val="single" w:color="E9ECEF" w:sz="4"/>
+              <w:left w:val="single" w:color="E9ECEF" w:sz="4"/>
+              <w:bottom w:val="single" w:color="E9ECEF" w:sz="4"/>
+              <w:right w:val="single" w:color="E9ECEF" w:sz="4"/>
+            </w:tcBorders>
+            <w:shd w:fill="FFFFFF" w:val="clear"/>
+            <w:tcMar>
+              <w:top w:type="dxa" w:w="100"/>
+              <w:left w:type="dxa" w:w="140"/>
+              <w:bottom w:type="dxa" w:w="100"/>
+              <w:right w:type="dxa" w:w="140"/>
+            </w:tcMar>
+            <w:vAlign w:val="center"/>
+          </w:tcPr>
+          <w:p>
+            <w:pPr>
+              <w:jc w:val="left"/>
+            </w:pPr>
+            <w:r>
+              <w:rPr>
+                <w:rFonts w:ascii="Open Sans" w:cs="Open Sans" w:eastAsia="Open Sans" w:hAnsi="Open Sans"/>
+                <w:b w:val="false"/>
+                <w:bCs w:val="false"/>
+                <w:color w:val="59595B"/>
+                <w:sz w:val="20"/>
+                <w:szCs w:val="20"/>
+              </w:rPr>
+              <w:t xml:space="preserve">13</w:t>
+            </w:r>
+          </w:p>
+        </w:tc>
+        <w:tc>
+          <w:tcPr>
+            <w:tcW w:type="dxa" w:w="3744"/>
+            <w:tcBorders>
+              <w:top w:val="single" w:color="E9ECEF" w:sz="4"/>
+              <w:left w:val="single" w:color="E9ECEF" w:sz="4"/>
+              <w:bottom w:val="single" w:color="E9ECEF" w:sz="4"/>
+              <w:right w:val="single" w:color="E9ECEF" w:sz="4"/>
+            </w:tcBorders>
+            <w:shd w:fill="FFFFFF" w:val="clear"/>
+            <w:tcMar>
+              <w:top w:type="dxa" w:w="100"/>
+              <w:left w:type="dxa" w:w="140"/>
+              <w:bottom w:type="dxa" w:w="100"/>
+              <w:right w:type="dxa" w:w="140"/>
+            </w:tcMar>
+            <w:vAlign w:val="center"/>
+          </w:tcPr>
+          <w:p>
+            <w:pPr>
+              <w:jc w:val="left"/>
+            </w:pPr>
+            <w:r>
+              <w:rPr>
+                <w:rFonts w:ascii="Open Sans" w:cs="Open Sans" w:eastAsia="Open Sans" w:hAnsi="Open Sans"/>
+                <w:b w:val="false"/>
+                <w:bCs w:val="false"/>
+                <w:color w:val="59595B"/>
+                <w:sz w:val="20"/>
+                <w:szCs w:val="20"/>
+              </w:rPr>
+              <w:t xml:space="preserve">MIT Sloan Management Review — AI literacy for executives</w:t>
+            </w:r>
+          </w:p>
+        </w:tc>
+        <w:tc>
+          <w:tcPr>
+            <w:tcW w:type="dxa" w:w="4992"/>
+            <w:tcBorders>
+              <w:top w:val="single" w:color="E9ECEF" w:sz="4"/>
+              <w:left w:val="single" w:color="E9ECEF" w:sz="4"/>
+              <w:bottom w:val="single" w:color="E9ECEF" w:sz="4"/>
+              <w:right w:val="single" w:color="E9ECEF" w:sz="4"/>
+            </w:tcBorders>
+            <w:shd w:fill="FFFFFF" w:val="clear"/>
+            <w:tcMar>
+              <w:top w:type="dxa" w:w="100"/>
+              <w:left w:type="dxa" w:w="140"/>
+              <w:bottom w:type="dxa" w:w="100"/>
+              <w:right w:type="dxa" w:w="140"/>
+            </w:tcMar>
+            <w:vAlign w:val="center"/>
+          </w:tcPr>
+          <w:p>
+            <w:pPr>
+              <w:jc w:val="left"/>
+            </w:pPr>
+            <w:r>
+              <w:rPr>
+                <w:rFonts w:ascii="Open Sans" w:cs="Open Sans" w:eastAsia="Open Sans" w:hAnsi="Open Sans"/>
+                <w:b w:val="false"/>
+                <w:bCs w:val="false"/>
+                <w:color w:val="59595B"/>
+                <w:sz w:val="20"/>
+                <w:szCs w:val="20"/>
+              </w:rPr>
+              <w:t xml:space="preserve">Section 10: framing AI literacy as "what AI can do," not how to build it</w:t>
+            </w:r>
+          </w:p>
+        </w:tc>
+      </w:tr>
+      <w:tr>
+        <w:trPr>
+          <w:cantSplit/>
+        </w:trPr>
+        <w:tc>
+          <w:tcPr>
+            <w:tcW w:type="dxa" w:w="624"/>
+            <w:tcBorders>
+              <w:top w:val="single" w:color="E9ECEF" w:sz="4"/>
+              <w:left w:val="single" w:color="E9ECEF" w:sz="4"/>
+              <w:bottom w:val="single" w:color="E9ECEF" w:sz="4"/>
+              <w:right w:val="single" w:color="E9ECEF" w:sz="4"/>
+            </w:tcBorders>
+            <w:shd w:fill="F8F9FA" w:val="clear"/>
+            <w:tcMar>
+              <w:top w:type="dxa" w:w="100"/>
+              <w:left w:type="dxa" w:w="140"/>
+              <w:bottom w:type="dxa" w:w="100"/>
+              <w:right w:type="dxa" w:w="140"/>
+            </w:tcMar>
+            <w:vAlign w:val="center"/>
+          </w:tcPr>
+          <w:p>
+            <w:pPr>
+              <w:jc w:val="left"/>
+            </w:pPr>
+            <w:r>
+              <w:rPr>
+                <w:rFonts w:ascii="Open Sans" w:cs="Open Sans" w:eastAsia="Open Sans" w:hAnsi="Open Sans"/>
+                <w:b w:val="false"/>
+                <w:bCs w:val="false"/>
+                <w:color w:val="59595B"/>
+                <w:sz w:val="20"/>
+                <w:szCs w:val="20"/>
+              </w:rPr>
+              <w:t xml:space="preserve">14</w:t>
+            </w:r>
+          </w:p>
+        </w:tc>
+        <w:tc>
+          <w:tcPr>
+            <w:tcW w:type="dxa" w:w="3744"/>
+            <w:tcBorders>
+              <w:top w:val="single" w:color="E9ECEF" w:sz="4"/>
+              <w:left w:val="single" w:color="E9ECEF" w:sz="4"/>
+              <w:bottom w:val="single" w:color="E9ECEF" w:sz="4"/>
+              <w:right w:val="single" w:color="E9ECEF" w:sz="4"/>
+            </w:tcBorders>
+            <w:shd w:fill="F8F9FA" w:val="clear"/>
+            <w:tcMar>
+              <w:top w:type="dxa" w:w="100"/>
+              <w:left w:type="dxa" w:w="140"/>
+              <w:bottom w:type="dxa" w:w="100"/>
+              <w:right w:type="dxa" w:w="140"/>
+            </w:tcMar>
+            <w:vAlign w:val="center"/>
+          </w:tcPr>
+          <w:p>
+            <w:pPr>
+              <w:jc w:val="left"/>
+            </w:pPr>
+            <w:r>
+              <w:rPr>
+                <w:rFonts w:ascii="Open Sans" w:cs="Open Sans" w:eastAsia="Open Sans" w:hAnsi="Open Sans"/>
+                <w:b w:val="false"/>
+                <w:bCs w:val="false"/>
+                <w:color w:val="59595B"/>
+                <w:sz w:val="20"/>
+                <w:szCs w:val="20"/>
+              </w:rPr>
+              <w:t xml:space="preserve">Anthropic — Building Effective Agents</w:t>
+            </w:r>
+          </w:p>
+        </w:tc>
+        <w:tc>
+          <w:tcPr>
+            <w:tcW w:type="dxa" w:w="4992"/>
+            <w:tcBorders>
+              <w:top w:val="single" w:color="E9ECEF" w:sz="4"/>
+              <w:left w:val="single" w:color="E9ECEF" w:sz="4"/>
+              <w:bottom w:val="single" w:color="E9ECEF" w:sz="4"/>
+              <w:right w:val="single" w:color="E9ECEF" w:sz="4"/>
+            </w:tcBorders>
+            <w:shd w:fill="F8F9FA" w:val="clear"/>
+            <w:tcMar>
+              <w:top w:type="dxa" w:w="100"/>
+              <w:left w:type="dxa" w:w="140"/>
+              <w:bottom w:type="dxa" w:w="100"/>
+              <w:right w:type="dxa" w:w="140"/>
+            </w:tcMar>
+            <w:vAlign w:val="center"/>
+          </w:tcPr>
+          <w:p>
+            <w:pPr>
+              <w:jc w:val="left"/>
+            </w:pPr>
+            <w:r>
+              <w:rPr>
+                <w:rFonts w:ascii="Open Sans" w:cs="Open Sans" w:eastAsia="Open Sans" w:hAnsi="Open Sans"/>
+                <w:b w:val="false"/>
+                <w:bCs w:val="false"/>
+                <w:color w:val="59595B"/>
+                <w:sz w:val="20"/>
+                <w:szCs w:val="20"/>
+              </w:rPr>
+              <w:t xml:space="preserve">Section 10: the automation (workflow) vs. agent distinction</w:t>
+            </w:r>
+          </w:p>
+        </w:tc>
+      </w:tr>
+      <w:tr>
+        <w:trPr>
+          <w:cantSplit/>
+        </w:trPr>
+        <w:tc>
+          <w:tcPr>
+            <w:tcW w:type="dxa" w:w="624"/>
+            <w:tcBorders>
+              <w:top w:val="single" w:color="E9ECEF" w:sz="4"/>
+              <w:left w:val="single" w:color="E9ECEF" w:sz="4"/>
+              <w:bottom w:val="single" w:color="E9ECEF" w:sz="4"/>
+              <w:right w:val="single" w:color="E9ECEF" w:sz="4"/>
+            </w:tcBorders>
+            <w:shd w:fill="FFFFFF" w:val="clear"/>
+            <w:tcMar>
+              <w:top w:type="dxa" w:w="100"/>
+              <w:left w:type="dxa" w:w="140"/>
+              <w:bottom w:type="dxa" w:w="100"/>
+              <w:right w:type="dxa" w:w="140"/>
+            </w:tcMar>
+            <w:vAlign w:val="center"/>
+          </w:tcPr>
+          <w:p>
+            <w:pPr>
+              <w:jc w:val="left"/>
+            </w:pPr>
+            <w:r>
+              <w:rPr>
+                <w:rFonts w:ascii="Open Sans" w:cs="Open Sans" w:eastAsia="Open Sans" w:hAnsi="Open Sans"/>
+                <w:b w:val="false"/>
+                <w:bCs w:val="false"/>
+                <w:color w:val="59595B"/>
+                <w:sz w:val="20"/>
+                <w:szCs w:val="20"/>
+              </w:rPr>
+              <w:t xml:space="preserve">15</w:t>
+            </w:r>
+          </w:p>
+        </w:tc>
+        <w:tc>
+          <w:tcPr>
+            <w:tcW w:type="dxa" w:w="3744"/>
+            <w:tcBorders>
+              <w:top w:val="single" w:color="E9ECEF" w:sz="4"/>
+              <w:left w:val="single" w:color="E9ECEF" w:sz="4"/>
+              <w:bottom w:val="single" w:color="E9ECEF" w:sz="4"/>
+              <w:right w:val="single" w:color="E9ECEF" w:sz="4"/>
+            </w:tcBorders>
+            <w:shd w:fill="FFFFFF" w:val="clear"/>
+            <w:tcMar>
+              <w:top w:type="dxa" w:w="100"/>
+              <w:left w:type="dxa" w:w="140"/>
+              <w:bottom w:type="dxa" w:w="100"/>
+              <w:right w:type="dxa" w:w="140"/>
+            </w:tcMar>
+            <w:vAlign w:val="center"/>
+          </w:tcPr>
+          <w:p>
+            <w:pPr>
+              <w:jc w:val="left"/>
+            </w:pPr>
+            <w:r>
+              <w:rPr>
+                <w:rFonts w:ascii="Open Sans" w:cs="Open Sans" w:eastAsia="Open Sans" w:hAnsi="Open Sans"/>
+                <w:b w:val="false"/>
+                <w:bCs w:val="false"/>
+                <w:color w:val="59595B"/>
+                <w:sz w:val="20"/>
+                <w:szCs w:val="20"/>
+              </w:rPr>
+              <w:t xml:space="preserve">AI maturity models (Gartner; Google Cloud AI Adoption Framework)</w:t>
+            </w:r>
+          </w:p>
+        </w:tc>
+        <w:tc>
+          <w:tcPr>
+            <w:tcW w:type="dxa" w:w="4992"/>
+            <w:tcBorders>
+              <w:top w:val="single" w:color="E9ECEF" w:sz="4"/>
+              <w:left w:val="single" w:color="E9ECEF" w:sz="4"/>
+              <w:bottom w:val="single" w:color="E9ECEF" w:sz="4"/>
+              <w:right w:val="single" w:color="E9ECEF" w:sz="4"/>
+            </w:tcBorders>
+            <w:shd w:fill="FFFFFF" w:val="clear"/>
+            <w:tcMar>
+              <w:top w:type="dxa" w:w="100"/>
+              <w:left w:type="dxa" w:w="140"/>
+              <w:bottom w:type="dxa" w:w="100"/>
+              <w:right w:type="dxa" w:w="140"/>
+            </w:tcMar>
+            <w:vAlign w:val="center"/>
+          </w:tcPr>
+          <w:p>
+            <w:pPr>
+              <w:jc w:val="left"/>
+            </w:pPr>
+            <w:r>
+              <w:rPr>
+                <w:rFonts w:ascii="Open Sans" w:cs="Open Sans" w:eastAsia="Open Sans" w:hAnsi="Open Sans"/>
+                <w:b w:val="false"/>
+                <w:bCs w:val="false"/>
+                <w:color w:val="59595B"/>
+                <w:sz w:val="20"/>
+                <w:szCs w:val="20"/>
+              </w:rPr>
+              <w:t xml:space="preserve">Section 10: the five-stage maturity ladder concept</w:t>
+            </w:r>
+          </w:p>
+        </w:tc>
+      </w:tr>
+      <w:tr>
+        <w:trPr>
+          <w:cantSplit/>
+        </w:trPr>
+        <w:tc>
+          <w:tcPr>
+            <w:tcW w:type="dxa" w:w="624"/>
+            <w:tcBorders>
+              <w:top w:val="single" w:color="E9ECEF" w:sz="4"/>
+              <w:left w:val="single" w:color="E9ECEF" w:sz="4"/>
+              <w:bottom w:val="single" w:color="E9ECEF" w:sz="4"/>
+              <w:right w:val="single" w:color="E9ECEF" w:sz="4"/>
+            </w:tcBorders>
+            <w:shd w:fill="F8F9FA" w:val="clear"/>
+            <w:tcMar>
+              <w:top w:type="dxa" w:w="100"/>
+              <w:left w:type="dxa" w:w="140"/>
+              <w:bottom w:type="dxa" w:w="100"/>
+              <w:right w:type="dxa" w:w="140"/>
+            </w:tcMar>
+            <w:vAlign w:val="center"/>
+          </w:tcPr>
+          <w:p>
+            <w:pPr>
+              <w:jc w:val="left"/>
+            </w:pPr>
+            <w:r>
+              <w:rPr>
+                <w:rFonts w:ascii="Open Sans" w:cs="Open Sans" w:eastAsia="Open Sans" w:hAnsi="Open Sans"/>
+                <w:b w:val="false"/>
+                <w:bCs w:val="false"/>
+                <w:color w:val="59595B"/>
+                <w:sz w:val="20"/>
+                <w:szCs w:val="20"/>
+              </w:rPr>
+              <w:t xml:space="preserve">16</w:t>
+            </w:r>
+          </w:p>
+        </w:tc>
+        <w:tc>
+          <w:tcPr>
+            <w:tcW w:type="dxa" w:w="3744"/>
+            <w:tcBorders>
+              <w:top w:val="single" w:color="E9ECEF" w:sz="4"/>
+              <w:left w:val="single" w:color="E9ECEF" w:sz="4"/>
+              <w:bottom w:val="single" w:color="E9ECEF" w:sz="4"/>
+              <w:right w:val="single" w:color="E9ECEF" w:sz="4"/>
+            </w:tcBorders>
+            <w:shd w:fill="F8F9FA" w:val="clear"/>
+            <w:tcMar>
+              <w:top w:type="dxa" w:w="100"/>
+              <w:left w:type="dxa" w:w="140"/>
+              <w:bottom w:type="dxa" w:w="100"/>
+              <w:right w:type="dxa" w:w="140"/>
+            </w:tcMar>
+            <w:vAlign w:val="center"/>
+          </w:tcPr>
+          <w:p>
+            <w:pPr>
+              <w:jc w:val="left"/>
+            </w:pPr>
+            <w:r>
+              <w:rPr>
+                <w:rFonts w:ascii="Open Sans" w:cs="Open Sans" w:eastAsia="Open Sans" w:hAnsi="Open Sans"/>
+                <w:b w:val="false"/>
+                <w:bCs w:val="false"/>
+                <w:color w:val="59595B"/>
+                <w:sz w:val="20"/>
+                <w:szCs w:val="20"/>
+              </w:rPr>
+              <w:t xml:space="preserve">U.S. NIST AI Risk Management Framework (Govern/Map/Measure/Manage)</w:t>
+            </w:r>
+          </w:p>
+        </w:tc>
+        <w:tc>
+          <w:tcPr>
+            <w:tcW w:type="dxa" w:w="4992"/>
+            <w:tcBorders>
+              <w:top w:val="single" w:color="E9ECEF" w:sz="4"/>
+              <w:left w:val="single" w:color="E9ECEF" w:sz="4"/>
+              <w:bottom w:val="single" w:color="E9ECEF" w:sz="4"/>
+              <w:right w:val="single" w:color="E9ECEF" w:sz="4"/>
+            </w:tcBorders>
+            <w:shd w:fill="F8F9FA" w:val="clear"/>
+            <w:tcMar>
+              <w:top w:type="dxa" w:w="100"/>
+              <w:left w:type="dxa" w:w="140"/>
+              <w:bottom w:type="dxa" w:w="100"/>
+              <w:right w:type="dxa" w:w="140"/>
+            </w:tcMar>
+            <w:vAlign w:val="center"/>
+          </w:tcPr>
+          <w:p>
+            <w:pPr>
+              <w:jc w:val="left"/>
+            </w:pPr>
+            <w:r>
+              <w:rPr>
+                <w:rFonts w:ascii="Open Sans" w:cs="Open Sans" w:eastAsia="Open Sans" w:hAnsi="Open Sans"/>
+                <w:b w:val="false"/>
+                <w:bCs w:val="false"/>
+                <w:color w:val="59595B"/>
+                <w:sz w:val="20"/>
+                <w:szCs w:val="20"/>
+              </w:rPr>
+              <w:t xml:space="preserve">Section 10: responsible-AI controls for the three risks</w:t>
+            </w:r>
+          </w:p>
+        </w:tc>
+      </w:tr>
+      <w:tr>
+        <w:trPr>
+          <w:cantSplit/>
+        </w:trPr>
+        <w:tc>
+          <w:tcPr>
+            <w:tcW w:type="dxa" w:w="624"/>
+            <w:tcBorders>
+              <w:top w:val="single" w:color="E9ECEF" w:sz="4"/>
+              <w:left w:val="single" w:color="E9ECEF" w:sz="4"/>
+              <w:bottom w:val="single" w:color="E9ECEF" w:sz="4"/>
+              <w:right w:val="single" w:color="E9ECEF" w:sz="4"/>
+            </w:tcBorders>
+            <w:shd w:fill="FFFFFF" w:val="clear"/>
+            <w:tcMar>
+              <w:top w:type="dxa" w:w="100"/>
+              <w:left w:type="dxa" w:w="140"/>
+              <w:bottom w:type="dxa" w:w="100"/>
+              <w:right w:type="dxa" w:w="140"/>
+            </w:tcMar>
+            <w:vAlign w:val="center"/>
+          </w:tcPr>
+          <w:p>
+            <w:pPr>
+              <w:jc w:val="left"/>
+            </w:pPr>
+            <w:r>
+              <w:rPr>
+                <w:rFonts w:ascii="Open Sans" w:cs="Open Sans" w:eastAsia="Open Sans" w:hAnsi="Open Sans"/>
+                <w:b w:val="false"/>
+                <w:bCs w:val="false"/>
+                <w:color w:val="59595B"/>
+                <w:sz w:val="20"/>
+                <w:szCs w:val="20"/>
+              </w:rPr>
+              <w:t xml:space="preserve">17</w:t>
+            </w:r>
+          </w:p>
+        </w:tc>
+        <w:tc>
+          <w:tcPr>
+            <w:tcW w:type="dxa" w:w="3744"/>
+            <w:tcBorders>
+              <w:top w:val="single" w:color="E9ECEF" w:sz="4"/>
+              <w:left w:val="single" w:color="E9ECEF" w:sz="4"/>
+              <w:bottom w:val="single" w:color="E9ECEF" w:sz="4"/>
+              <w:right w:val="single" w:color="E9ECEF" w:sz="4"/>
+            </w:tcBorders>
+            <w:shd w:fill="FFFFFF" w:val="clear"/>
+            <w:tcMar>
+              <w:top w:type="dxa" w:w="100"/>
+              <w:left w:type="dxa" w:w="140"/>
+              <w:bottom w:type="dxa" w:w="100"/>
+              <w:right w:type="dxa" w:w="140"/>
+            </w:tcMar>
+            <w:vAlign w:val="center"/>
+          </w:tcPr>
+          <w:p>
+            <w:pPr>
+              <w:jc w:val="left"/>
+            </w:pPr>
+            <w:r>
+              <w:rPr>
+                <w:rFonts w:ascii="Open Sans" w:cs="Open Sans" w:eastAsia="Open Sans" w:hAnsi="Open Sans"/>
+                <w:b w:val="false"/>
+                <w:bCs w:val="false"/>
+                <w:color w:val="59595B"/>
+                <w:sz w:val="20"/>
+                <w:szCs w:val="20"/>
+              </w:rPr>
+              <w:t xml:space="preserve">McKinsey QuantumBlack — measuring AI value</w:t>
+            </w:r>
+          </w:p>
+        </w:tc>
+        <w:tc>
+          <w:tcPr>
+            <w:tcW w:type="dxa" w:w="4992"/>
+            <w:tcBorders>
+              <w:top w:val="single" w:color="E9ECEF" w:sz="4"/>
+              <w:left w:val="single" w:color="E9ECEF" w:sz="4"/>
+              <w:bottom w:val="single" w:color="E9ECEF" w:sz="4"/>
+              <w:right w:val="single" w:color="E9ECEF" w:sz="4"/>
+            </w:tcBorders>
+            <w:shd w:fill="FFFFFF" w:val="clear"/>
+            <w:tcMar>
+              <w:top w:type="dxa" w:w="100"/>
+              <w:left w:type="dxa" w:w="140"/>
+              <w:bottom w:type="dxa" w:w="100"/>
+              <w:right w:type="dxa" w:w="140"/>
+            </w:tcMar>
+            <w:vAlign w:val="center"/>
+          </w:tcPr>
+          <w:p>
+            <w:pPr>
+              <w:jc w:val="left"/>
+            </w:pPr>
+            <w:r>
+              <w:rPr>
+                <w:rFonts w:ascii="Open Sans" w:cs="Open Sans" w:eastAsia="Open Sans" w:hAnsi="Open Sans"/>
+                <w:b w:val="false"/>
+                <w:bCs w:val="false"/>
+                <w:color w:val="59595B"/>
+                <w:sz w:val="20"/>
+                <w:szCs w:val="20"/>
+              </w:rPr>
+              <w:t xml:space="preserve">Section 13: AI as a stage-gated managed investment</w:t>
             </w:r>
           </w:p>
         </w:tc>
